--- a/public/templates/forms/A-052-ChangeManagementPolicy-FORM.docx
+++ b/public/templates/forms/A-052-ChangeManagementPolicy-FORM.docx
@@ -1,6 +1,2765 @@
 
-<file path=word/document.xml><?xml version='1.0' encoding='UTF-8' standalone='yes'?>
-<w:document xmlns:wpc="http://schemas.microsoft.com/office/word/2010/wordprocessingCanvas" xmlns:mc="http://schemas.openxmlformats.org/markup-compatibility/2006" xmlns:o="urn:schemas-microsoft-com:office:office" xmlns:r="http://schemas.openxmlformats.org/officeDocument/2006/relationships" xmlns:m="http://schemas.openxmlformats.org/officeDocument/2006/math" xmlns:v="urn:schemas-microsoft-com:vml" xmlns:wp14="http://schemas.microsoft.com/office/word/2010/wordprocessingDrawing" xmlns:wp="http://schemas.openxmlformats.org/drawingml/2006/wordprocessingDrawing" xmlns:w10="urn:schemas-microsoft-com:office:word" xmlns:w="http://schemas.openxmlformats.org/wordprocessingml/2006/main" xmlns:w14="http://schemas.microsoft.com/office/word/2010/wordml" xmlns:w15="http://schemas.microsoft.com/office/word/2012/wordml" xmlns:wpg="http://schemas.microsoft.com/office/word/2010/wordprocessingGroup" xmlns:wpi="http://schemas.microsoft.com/office/word/2010/wordprocessingInk" xmlns:wne="http://schemas.microsoft.com/office/word/2006/wordml" xmlns:wps="http://schemas.microsoft.com/office/word/2010/wordprocessingShape" xmlns:cx="http://schemas.microsoft.com/office/drawing/2014/chartex" xmlns:cx1="http://schemas.microsoft.com/office/drawing/2015/9/8/chartex" xmlns:cx2="http://schemas.microsoft.com/office/drawing/2015/10/21/chartex" xmlns:cx3="http://schemas.microsoft.com/office/drawing/2016/5/9/chartex" xmlns:cx4="http://schemas.microsoft.com/office/drawing/2016/5/10/chartex" xmlns:cx5="http://schemas.microsoft.com/office/drawing/2016/5/11/chartex" xmlns:cx6="http://schemas.microsoft.com/office/drawing/2016/5/12/chartex" xmlns:cx7="http://schemas.microsoft.com/office/drawing/2016/5/13/chartex" xmlns:cx8="http://schemas.microsoft.com/office/drawing/2016/5/14/chartex" xmlns:aink="http://schemas.microsoft.com/office/drawing/2016/ink" xmlns:am3d="http://schemas.microsoft.com/office/drawing/2017/model3d" xmlns:w16cex="http://schemas.microsoft.com/office/word/2018/wordml/cex" xmlns:w16cid="http://schemas.microsoft.com/office/word/2016/wordml/cid" xmlns:w16="http://schemas.microsoft.com/office/word/2018/wordml" xmlns:w16sdtdh="http://schemas.microsoft.com/office/word/2020/wordml/sdtdatahash" xmlns:w16se="http://schemas.microsoft.com/office/word/2015/wordml/symex" mc:Ignorable="w14 w15 wp14"><w:body><w:p><w:pPr><w:spacing w:after="60"/></w:pPr><w:r><w:rPr><w:rFonts w:ascii="Aptos" w:cs="Aptos" w:eastAsia="Aptos" w:hAnsi="Aptos"/><w:b/><w:bCs/><w:color w:val="1B3A5C"/><w:sz w:val="40"/><w:szCs w:val="40"/></w:rPr><w:t>Change Management Policy</w:t></w:r></w:p><w:tbl><w:tblPr><w:tblW w:type="dxa" w:w="9360"/><w:tblBorders><w:top w:val="single" w:color="auto" w:sz="4"/><w:left w:val="single" w:color="auto" w:sz="4"/><w:bottom w:val="single" w:color="auto" w:sz="4"/><w:right w:val="single" w:color="auto" w:sz="4"/><w:insideH w:val="single" w:color="auto" w:sz="4"/><w:insideV w:val="single" w:color="auto" w:sz="4"/></w:tblBorders></w:tblPr><w:tblGrid><w:gridCol w:w="9360"/></w:tblGrid><w:tr><w:tc><w:tcPr><w:tcW w:type="dxa" w:w="9360"/><w:tcBorders><w:top w:val="single" w:color="BFBFBF" w:sz="4"/><w:left w:val="single" w:color="BFBFBF" w:sz="4"/><w:bottom w:val="single" w:color="BFBFBF" w:sz="4"/><w:right w:val="single" w:color="BFBFBF" w:sz="4"/></w:tcBorders><w:shd w:fill="EEF2F7" w:val="clear"/><w:tcMar><w:top w:type="dxa" w:w="80"/><w:left w:type="dxa" w:w="120"/><w:bottom w:type="dxa" w:w="80"/><w:right w:type="dxa" w:w="120"/></w:tcMar></w:tcPr><w:p><w:pPr><w:spacing w:after="60"/></w:pPr><w:r><w:rPr><w:rFonts w:ascii="Aptos" w:cs="Aptos" w:eastAsia="Aptos" w:hAnsi="Aptos"/><w:b/><w:bCs/><w:i w:val="false"/><w:iCs w:val="false"/><w:sz w:val="24"/><w:szCs w:val="24"/></w:rPr><w:t xml:space="preserve">Authority: </w:t></w:r><w:r><w:rPr><w:rFonts w:ascii="Aptos" w:cs="Aptos" w:eastAsia="Aptos" w:hAnsi="Aptos"/><w:b w:val="false"/><w:bCs w:val="false"/><w:i w:val="false"/><w:iCs w:val="false"/><w:sz w:val="24"/><w:szCs w:val="24"/></w:rPr><w:t xml:space="preserve">Adopted by </w:t></w:r><w:r><w:rPr><w:rFonts w:ascii="Aptos" w:cs="Aptos" w:eastAsia="Aptos" w:hAnsi="Aptos"/><w:b/><w:bCs/><w:i w:val="false"/><w:iCs w:val="false"/><w:sz w:val="24"/><w:szCs w:val="24"/></w:rPr><w:t xml:space="preserve">[Agency Name]</w:t></w:r><w:r><w:rPr><w:rFonts w:ascii="Aptos" w:cs="Aptos" w:eastAsia="Aptos" w:hAnsi="Aptos"/><w:b w:val="false"/><w:bCs w:val="false"/><w:i w:val="false"/><w:iCs w:val="false"/><w:sz w:val="24"/><w:szCs w:val="24"/></w:rPr><w:t xml:space="preserve"> under the authority of </w:t></w:r><w:r><w:rPr><w:rFonts w:ascii="Aptos" w:cs="Aptos" w:eastAsia="Aptos" w:hAnsi="Aptos"/><w:b/><w:bCs/><w:i w:val="false"/><w:iCs w:val="false"/><w:sz w:val="24"/><w:szCs w:val="24"/></w:rPr><w:t xml:space="preserve">[Signing Official & Title]</w:t></w:r><w:r><w:rPr><w:rFonts w:ascii="Aptos" w:cs="Aptos" w:eastAsia="Aptos" w:hAnsi="Aptos"/><w:b w:val="false"/><w:bCs w:val="false"/><w:i w:val="false"/><w:iCs w:val="false"/><w:sz w:val="24"/><w:szCs w:val="24"/></w:rPr><w:t xml:space="preserve">.</w:t></w:r></w:p><w:p><w:pPr><w:spacing w:after="60"/></w:pPr><w:r><w:rPr><w:rFonts w:ascii="Aptos" w:cs="Aptos" w:eastAsia="Aptos" w:hAnsi="Aptos"/><w:b/><w:bCs/><w:i w:val="false"/><w:iCs w:val="false"/><w:sz w:val="24"/><w:szCs w:val="24"/></w:rPr><w:t xml:space="preserve">Version: </w:t></w:r><w:r><w:rPr><w:rFonts w:ascii="Aptos" w:cs="Aptos" w:eastAsia="Aptos" w:hAnsi="Aptos"/><w:b w:val="false"/><w:bCs w:val="false"/><w:i w:val="false"/><w:iCs w:val="false"/><w:sz w:val="24"/><w:szCs w:val="24"/></w:rPr><w:t xml:space="preserve">[Version]    </w:t></w:r><w:r><w:rPr><w:rFonts w:ascii="Aptos" w:cs="Aptos" w:eastAsia="Aptos" w:hAnsi="Aptos"/><w:b/><w:bCs/><w:i w:val="false"/><w:iCs w:val="false"/><w:sz w:val="24"/><w:szCs w:val="24"/></w:rPr><w:t xml:space="preserve">Effective Date: </w:t></w:r><w:r><w:rPr><w:rFonts w:ascii="Aptos" w:cs="Aptos" w:eastAsia="Aptos" w:hAnsi="Aptos"/><w:b w:val="false"/><w:bCs w:val="false"/><w:i w:val="false"/><w:iCs w:val="false"/><w:sz w:val="24"/><w:szCs w:val="24"/></w:rPr><w:t xml:space="preserve">[Effective Date]    </w:t></w:r><w:r><w:rPr><w:rFonts w:ascii="Aptos" w:cs="Aptos" w:eastAsia="Aptos" w:hAnsi="Aptos"/><w:b/><w:bCs/><w:i w:val="false"/><w:iCs w:val="false"/><w:sz w:val="24"/><w:szCs w:val="24"/></w:rPr><w:t xml:space="preserve">Next Review: </w:t></w:r><w:r><w:rPr><w:rFonts w:ascii="Aptos" w:cs="Aptos" w:eastAsia="Aptos" w:hAnsi="Aptos"/><w:b w:val="false"/><w:bCs w:val="false"/><w:i w:val="false"/><w:iCs w:val="false"/><w:sz w:val="24"/><w:szCs w:val="24"/></w:rPr><w:t xml:space="preserve">[Effective Date]</w:t></w:r></w:p><w:p><w:pPr><w:spacing w:after="60"/></w:pPr><w:r><w:rPr><w:rFonts w:ascii="Aptos" w:cs="Aptos" w:eastAsia="Aptos" w:hAnsi="Aptos"/><w:b/><w:bCs/><w:i w:val="false"/><w:iCs w:val="false"/><w:sz w:val="24"/><w:szCs w:val="24"/></w:rPr><w:t xml:space="preserve">Owner: </w:t></w:r><w:r><w:rPr><w:rFonts w:ascii="Aptos" w:cs="Aptos" w:eastAsia="Aptos" w:hAnsi="Aptos"/><w:b w:val="false"/><w:bCs w:val="false"/><w:i w:val="false"/><w:iCs w:val="false"/><w:sz w:val="24"/><w:szCs w:val="24"/></w:rPr><w:t xml:space="preserve">[Role Title]   </w:t></w:r><w:r><w:rPr><w:rFonts w:ascii="Aptos" w:cs="Aptos" w:eastAsia="Aptos" w:hAnsi="Aptos"/><w:b w:val="false"/><w:bCs w:val="false"/><w:i/><w:iCs/><w:color w:val="595959"/><w:sz w:val="24"/><w:szCs w:val="24"/></w:rPr><w:t xml:space="preserve">«use a role, not a person’s name.»</w:t></w:r></w:p><w:p><w:pPr><w:spacing w:after="20"/></w:pPr><w:r><w:rPr><w:rFonts w:ascii="Aptos" w:cs="Aptos" w:eastAsia="Aptos" w:hAnsi="Aptos"/><w:b/><w:bCs/><w:i w:val="false"/><w:iCs w:val="false"/><w:sz w:val="24"/><w:szCs w:val="24"/></w:rPr><w:t xml:space="preserve">Classification: </w:t></w:r><w:r><w:rPr><w:rFonts w:ascii="Aptos" w:cs="Aptos" w:eastAsia="Aptos" w:hAnsi="Aptos"/><w:b w:val="false"/><w:bCs w:val="false"/><w:i w:val="false"/><w:iCs w:val="false"/><w:sz w:val="24"/><w:szCs w:val="24"/></w:rPr><w:t xml:space="preserve">Internal</w:t></w:r></w:p><w:p><w:pPr><w:spacing w:after="0"/></w:pPr><w:r><w:rPr><w:rFonts w:ascii="Aptos" w:cs="Aptos" w:eastAsia="Aptos" w:hAnsi="Aptos"/><w:i/><w:iCs/><w:color w:val="595959"/><w:sz w:val="24"/><w:szCs w:val="24"/></w:rPr><w:t xml:space="preserve">«Minimum for Policy artifacts. Your agency may raise this but not lower it. Append “ / CJIS” if CJIS-regulated data is in scope. Raise to Restricted if this policy embeds specific operational configuration or response logic.»</w:t></w:r></w:p></w:tc></w:tr></w:tbl><w:p><w:pPr><w:spacing w:after="60"/></w:pPr></w:p><w:tbl><w:tblPr><w:tblW w:type="dxa" w:w="9360"/><w:tblBorders><w:top w:val="single" w:color="auto" w:sz="4"/><w:left w:val="single" w:color="auto" w:sz="4"/><w:bottom w:val="single" w:color="auto" w:sz="4"/><w:right w:val="single" w:color="auto" w:sz="4"/><w:insideH w:val="single" w:color="auto" w:sz="4"/><w:insideV w:val="single" w:color="auto" w:sz="4"/></w:tblBorders></w:tblPr><w:tblGrid><w:gridCol w:w="9360"/></w:tblGrid><w:tr><w:tc><w:tcPr><w:tcW w:type="dxa" w:w="9360"/><w:tcBorders><w:top w:val="single" w:color="BFBFBF" w:sz="4"/><w:left w:val="single" w:color="BFBFBF" w:sz="4"/><w:bottom w:val="single" w:color="BFBFBF" w:sz="4"/><w:right w:val="single" w:color="BFBFBF" w:sz="4"/></w:tcBorders><w:shd w:fill="F4F1E8" w:val="clear"/><w:tcMar><w:top w:type="dxa" w:w="80"/><w:left w:type="dxa" w:w="120"/><w:bottom w:type="dxa" w:w="80"/><w:right w:type="dxa" w:w="120"/></w:tcMar></w:tcPr><w:p><w:pPr><w:spacing w:after="60"/></w:pPr><w:r><w:rPr><w:rFonts w:ascii="Aptos" w:cs="Aptos" w:eastAsia="Aptos" w:hAnsi="Aptos"/><w:b/><w:bCs/><w:i w:val="false"/><w:iCs w:val="false"/><w:color w:val="1B3A5C"/><w:sz w:val="24"/><w:szCs w:val="24"/></w:rPr><w:t xml:space="preserve">How to use this template </w:t></w:r><w:r><w:rPr><w:rFonts w:ascii="Aptos" w:cs="Aptos" w:eastAsia="Aptos" w:hAnsi="Aptos"/><w:b w:val="false"/><w:bCs w:val="false"/><w:i/><w:iCs/><w:color w:val="595959"/><w:sz w:val="24"/><w:szCs w:val="24"/></w:rPr><w:t xml:space="preserve">(delete this box before publishing)</w:t></w:r></w:p><w:p><w:pPr><w:spacing w:after="140"/></w:pPr><w:r><w:rPr><w:rFonts w:ascii="Aptos" w:cs="Aptos" w:eastAsia="Aptos" w:hAnsi="Aptos"/><w:i/><w:iCs/><w:color w:val="595959"/><w:sz w:val="24"/><w:szCs w:val="24"/></w:rPr><w:t>This template is ready to adopt. Replace every [BRACKETED] field with your agency's information, follow the « » guidance notes, and delete every « » note and this box before you publish.</w:t></w:r></w:p><w:p><w:pPr><w:spacing w:after="0"/></w:pPr><w:r><w:rPr><w:rFonts w:ascii="Aptos" w:cs="Aptos" w:eastAsia="Aptos" w:hAnsi="Aptos"/><w:b/><w:bCs/><w:i w:val="false"/><w:iCs w:val="false"/><w:sz w:val="24"/><w:szCs w:val="24"/></w:rPr><w:t xml:space="preserve">Placeholder key: </w:t></w:r><w:r><w:rPr><w:rFonts w:ascii="Aptos" w:cs="Aptos" w:eastAsia="Aptos" w:hAnsi="Aptos"/><w:b w:val="false"/><w:bCs w:val="false"/><w:i w:val="false"/><w:iCs w:val="false"/><w:sz w:val="24"/><w:szCs w:val="24"/></w:rPr><w:t xml:space="preserve">[BRACKETED]</w:t></w:r><w:r><w:rPr><w:rFonts w:ascii="Aptos" w:cs="Aptos" w:eastAsia="Aptos" w:hAnsi="Aptos"/><w:b w:val="false"/><w:bCs w:val="false"/><w:i w:val="false"/><w:iCs w:val="false"/><w:sz w:val="24"/><w:szCs w:val="24"/></w:rPr><w:t xml:space="preserve"> = fill in   ·   </w:t></w:r><w:r><w:rPr><w:rFonts w:ascii="Aptos" w:cs="Aptos" w:eastAsia="Aptos" w:hAnsi="Aptos"/><w:b/><w:bCs/><w:i w:val="false"/><w:iCs w:val="false"/><w:sz w:val="24"/><w:szCs w:val="24"/></w:rPr><w:t xml:space="preserve">[REQUIRED]</w:t></w:r><w:r><w:rPr><w:rFonts w:ascii="Aptos" w:cs="Aptos" w:eastAsia="Aptos" w:hAnsi="Aptos"/><w:b w:val="false"/><w:bCs w:val="false"/><w:i w:val="false"/><w:iCs w:val="false"/><w:sz w:val="24"/><w:szCs w:val="24"/></w:rPr><w:t xml:space="preserve"> (bold) = required field   ·   </w:t></w:r><w:r><w:rPr><w:rFonts w:ascii="Aptos" w:cs="Aptos" w:eastAsia="Aptos" w:hAnsi="Aptos"/><w:b w:val="false"/><w:bCs w:val="false"/><w:i/><w:iCs/><w:color w:val="595959"/><w:sz w:val="24"/><w:szCs w:val="24"/></w:rPr><w:t xml:space="preserve">« »</w:t></w:r><w:r><w:rPr><w:rFonts w:ascii="Aptos" w:cs="Aptos" w:eastAsia="Aptos" w:hAnsi="Aptos"/><w:b w:val="false"/><w:bCs w:val="false"/><w:i w:val="false"/><w:iCs w:val="false"/><w:sz w:val="24"/><w:szCs w:val="24"/></w:rPr><w:t xml:space="preserve"> = guidance to delete.</w:t></w:r></w:p><w:p><w:pPr><w:spacing w:after="140"/></w:pPr><w:r><w:rPr><w:rFonts w:ascii="Aptos" w:cs="Aptos" w:eastAsia="Aptos" w:hAnsi="Aptos"/><w:i/><w:iCs/><w:color w:val="595959"/><w:sz w:val="24"/><w:szCs w:val="24"/></w:rPr><w:t xml:space="preserve">Keep the body director-readable. Push technical detail and contact lists to an appendix. Source Authority, approval signatures, and revision history stay at the foot of the document.</w:t></w:r></w:p></w:tc></w:tr></w:tbl><w:p><w:pPr><w:pStyle w:val="Heading2"/><w:spacing w:after="100" w:before="220"/></w:pPr><w:r><w:rPr><w:rFonts w:ascii="Aptos" w:cs="Aptos" w:eastAsia="Aptos" w:hAnsi="Aptos"/><w:b/><w:bCs/><w:color w:val="1B3A5C"/><w:sz w:val="26"/><w:szCs w:val="26"/></w:rPr><w:t xml:space="preserve">1. Purpose</w:t></w:r></w:p><w:p><w:pPr><w:spacing w:after="140"/></w:pPr><w:r><w:rPr><w:rFonts w:ascii="Aptos" w:cs="Aptos" w:eastAsia="Aptos" w:hAnsi="Aptos"/><w:i/><w:iCs/><w:color w:val="595959"/><w:sz w:val="24"/><w:szCs w:val="24"/></w:rPr><w:t xml:space="preserve">«Two or three sentences: what this policy governs and why the Agency maintains it. Name the outcome, not the activity.»</w:t></w:r></w:p><w:p><w:pPr><w:spacing w:after="120" w:before="0"/></w:pPr><w:r><w:rPr><w:rFonts w:ascii="Aptos" w:cs="Aptos" w:eastAsia="Aptos" w:hAnsi="Aptos"/><w:b w:val="false"/><w:bCs w:val="false"/><w:i w:val="false"/><w:iCs w:val="false"/><w:sz w:val="24"/><w:szCs w:val="24"/></w:rPr><w:t>This policy governs how [Agency Name] makes changes to its systems: what counts as a change, how changes are approved and documented, and how deviations are reviewed. It applies across every system and device, and is the parent for the Agency's change, patch, and configuration records.</w:t></w:r></w:p><w:p><w:pPr><w:pStyle w:val="Heading2"/><w:spacing w:after="100" w:before="220"/></w:pPr><w:r><w:rPr><w:rFonts w:ascii="Aptos" w:cs="Aptos" w:eastAsia="Aptos" w:hAnsi="Aptos"/><w:b/><w:bCs/><w:color w:val="1B3A5C"/><w:sz w:val="26"/><w:szCs w:val="26"/></w:rPr><w:t xml:space="preserve">2. Scope</w:t></w:r></w:p><w:p><w:pPr><w:spacing w:after="140"/></w:pPr><w:r><w:rPr><w:rFonts w:ascii="Aptos" w:cs="Aptos" w:eastAsia="Aptos" w:hAnsi="Aptos"/><w:i/><w:iCs/><w:color w:val="595959"/><w:sz w:val="24"/><w:szCs w:val="24"/></w:rPr><w:t xml:space="preserve">«Who and what the policy covers, and what it excludes. State exclusions explicitly.»</w:t></w:r></w:p><w:p><w:pPr><w:pStyle w:val="ListParagraph"/><w:numPr><w:ilvl w:val="0"/><w:numId w:val="2"/></w:numPr><w:spacing w:after="60"/></w:pPr><w:r><w:rPr><w:rFonts w:ascii="Aptos" w:cs="Aptos" w:eastAsia="Aptos" w:hAnsi="Aptos"/><w:b w:val="false"/><w:bCs w:val="false"/><w:i w:val="false"/><w:iCs w:val="false"/><w:sz w:val="24"/><w:szCs w:val="24"/></w:rPr><w:t>Applies to: [all personnel who request, approve, or implement changes, including county or vendor IT].</w:t></w:r></w:p><w:p><w:pPr><w:pStyle w:val="ListParagraph"/><w:numPr><w:ilvl w:val="0"/><w:numId w:val="2"/></w:numPr><w:spacing w:after="60"/></w:pPr><w:r><w:rPr><w:rFonts w:ascii="Aptos" w:cs="Aptos" w:eastAsia="Aptos" w:hAnsi="Aptos"/><w:b w:val="false"/><w:bCs w:val="false"/><w:i w:val="false"/><w:iCs w:val="false"/><w:sz w:val="24"/><w:szCs w:val="24"/></w:rPr><w:t>Covers: every production system and device the Agency operates, including telephony, CAD, network, and DNS.</w:t></w:r></w:p><w:p><w:pPr><w:pStyle w:val="ListParagraph"/><w:numPr><w:ilvl w:val="0"/><w:numId w:val="2"/></w:numPr><w:spacing w:after="60"/></w:pPr><w:r><w:rPr><w:rFonts w:ascii="Aptos" w:cs="Aptos" w:eastAsia="Aptos" w:hAnsi="Aptos"/><w:b w:val="false"/><w:bCs w:val="false"/><w:i w:val="false"/><w:iCs w:val="false"/><w:sz w:val="24"/><w:szCs w:val="24"/></w:rPr><w:t>Excludes: [exclusions, if any; if none, write "None."]</w:t></w:r></w:p><w:p><w:pPr><w:pStyle w:val="Heading2"/><w:spacing w:after="100" w:before="220"/></w:pPr><w:r><w:rPr><w:rFonts w:ascii="Aptos" w:cs="Aptos" w:eastAsia="Aptos" w:hAnsi="Aptos"/><w:b/><w:bCs/><w:color w:val="1B3A5C"/><w:sz w:val="26"/><w:szCs w:val="26"/></w:rPr><w:t xml:space="preserve">3. Definitions</w:t></w:r></w:p><w:p><w:pPr><w:spacing w:after="140"/></w:pPr><w:r><w:rPr><w:rFonts w:ascii="Aptos" w:cs="Aptos" w:eastAsia="Aptos" w:hAnsi="Aptos"/><w:i/><w:iCs/><w:color w:val="595959"/><w:sz w:val="24"/><w:szCs w:val="24"/></w:rPr><w:t xml:space="preserve">«Optional. Include only terms this policy uses with a narrower meaning than common usage. Do not define common operational terms (CAD, RMS, ESInet, dispatcher). Delete this section if not needed.»</w:t></w:r></w:p><w:p><w:pPr><w:spacing w:after="120" w:before="0"/></w:pPr><w:r><w:rPr><w:rFonts w:ascii="Aptos" w:cs="Aptos" w:eastAsia="Aptos" w:hAnsi="Aptos"/><w:b w:val="false"/><w:bCs w:val="false"/><w:i w:val="false"/><w:iCs w:val="false"/><w:sz w:val="24"/><w:szCs w:val="24"/></w:rPr><w:t>Change: any addition, modification, or removal that could affect a production system, its configuration, or its security posture.</w:t></w:r></w:p><w:p><w:pPr><w:spacing w:after="120" w:before="0"/></w:pPr><w:r><w:rPr><w:rFonts w:ascii="Aptos" w:cs="Aptos" w:eastAsia="Aptos" w:hAnsi="Aptos"/><w:b w:val="false"/><w:bCs w:val="false"/><w:i w:val="false"/><w:iCs w:val="false"/><w:sz w:val="24"/><w:szCs w:val="24"/></w:rPr><w:t>Standard change: a pre-approved, low-risk change that follows an established procedure.</w:t></w:r></w:p><w:p><w:pPr><w:spacing w:after="120" w:before="0"/></w:pPr><w:r><w:rPr><w:rFonts w:ascii="Aptos" w:cs="Aptos" w:eastAsia="Aptos" w:hAnsi="Aptos"/><w:b w:val="false"/><w:bCs w:val="false"/><w:i w:val="false"/><w:iCs w:val="false"/><w:sz w:val="24"/><w:szCs w:val="24"/></w:rPr><w:t>Major (significant) change: a change with meaningful security, operational, or availability impact, requiring a risk-scaled assessment and approval before implementation.</w:t></w:r></w:p><w:p><w:pPr><w:spacing w:after="120" w:before="0"/></w:pPr><w:r><w:rPr><w:rFonts w:ascii="Aptos" w:cs="Aptos" w:eastAsia="Aptos" w:hAnsi="Aptos"/><w:b w:val="false"/><w:bCs w:val="false"/><w:i w:val="false"/><w:iCs w:val="false"/><w:sz w:val="24"/><w:szCs w:val="24"/></w:rPr><w:t>Emergency change: a change made without delay to restore service or remove an immediate threat, approved through the Emergency Change Procedures and documented after the fact.</w:t></w:r></w:p><w:p><w:pPr><w:spacing w:after="120" w:before="0"/></w:pPr><w:r><w:rPr><w:rFonts w:ascii="Aptos" w:cs="Aptos" w:eastAsia="Aptos" w:hAnsi="Aptos"/><w:b w:val="false"/><w:bCs w:val="false"/><w:i w:val="false"/><w:iCs w:val="false"/><w:sz w:val="24"/><w:szCs w:val="24"/></w:rPr><w:t>Supervised maintenance: maintenance of a sensitive or critical system performed by authorized personnel under defined safeguards (scheduled window, pre-maintenance backup, second-person sign-off).</w:t></w:r></w:p><w:p><w:pPr><w:pStyle w:val="Heading2"/><w:spacing w:after="100" w:before="220"/></w:pPr><w:r><w:rPr><w:rFonts w:ascii="Aptos" w:cs="Aptos" w:eastAsia="Aptos" w:hAnsi="Aptos"/><w:b/><w:bCs/><w:color w:val="1B3A5C"/><w:sz w:val="26"/><w:szCs w:val="26"/></w:rPr><w:t xml:space="preserve">4. Policy Statement</w:t></w:r></w:p><w:p><w:pPr><w:spacing w:after="140"/></w:pPr><w:r><w:rPr><w:rFonts w:ascii="Aptos" w:cs="Aptos" w:eastAsia="Aptos" w:hAnsi="Aptos"/><w:i/><w:iCs/><w:color w:val="595959"/><w:sz w:val="24"/><w:szCs w:val="24"/></w:rPr><w:t xml:space="preserve">«The enforceable core, as numbered statements. Use “The Agency shall…” / “Personnel are responsible for…”. One requirement per statement.»</w:t></w:r></w:p><w:p><w:pPr><w:pStyle w:val="ListParagraph"/><w:numPr><w:ilvl w:val="0"/><w:numId w:val="3"/></w:numPr><w:spacing w:after="60"/></w:pPr><w:r><w:rPr><w:rFonts w:ascii="Aptos" w:cs="Aptos" w:eastAsia="Aptos" w:hAnsi="Aptos"/><w:b w:val="false"/><w:bCs w:val="false"/><w:i w:val="false"/><w:iCs w:val="false"/><w:sz w:val="24"/><w:szCs w:val="24"/></w:rPr><w:t>The Agency shall classify every change to a production system as a standard, major (significant), or emergency change, and route each through the approval path defined for its class.</w:t></w:r></w:p><w:p><w:pPr><w:pStyle w:val="ListParagraph"/><w:numPr><w:ilvl w:val="0"/><w:numId w:val="3"/></w:numPr><w:spacing w:after="60"/></w:pPr><w:r><w:rPr><w:rFonts w:ascii="Aptos" w:cs="Aptos" w:eastAsia="Aptos" w:hAnsi="Aptos"/><w:b w:val="false"/><w:bCs w:val="false"/><w:i w:val="false"/><w:iCs w:val="false"/><w:sz w:val="24"/><w:szCs w:val="24"/></w:rPr><w:t>The Agency shall not implement a change to a production system without the documented approval required for its class, and shall record every change request, approval, and outcome in the Change Request &amp; Approval Log.</w:t></w:r></w:p><w:p><w:pPr><w:pStyle w:val="ListParagraph"/><w:numPr><w:ilvl w:val="0"/><w:numId w:val="3"/></w:numPr><w:spacing w:after="60"/></w:pPr><w:r><w:rPr><w:rFonts w:ascii="Aptos" w:cs="Aptos" w:eastAsia="Aptos" w:hAnsi="Aptos"/><w:b w:val="false"/><w:bCs w:val="false"/><w:i w:val="false"/><w:iCs w:val="false"/><w:sz w:val="24"/><w:szCs w:val="24"/></w:rPr><w:t>Before approving a major change, the Agency shall assess its security impact, operational risk, and side effects against the approved baselines, with sign-off scaled to the risk.</w:t></w:r></w:p><w:p><w:pPr><w:pStyle w:val="ListParagraph"/><w:numPr><w:ilvl w:val="0"/><w:numId w:val="3"/></w:numPr><w:spacing w:after="60"/></w:pPr><w:r><w:rPr><w:rFonts w:ascii="Aptos" w:cs="Aptos" w:eastAsia="Aptos" w:hAnsi="Aptos"/><w:b w:val="false"/><w:bCs w:val="false"/><w:i w:val="false"/><w:iCs w:val="false"/><w:sz w:val="24"/><w:szCs w:val="24"/></w:rPr><w:t>The Agency shall review deviations from standard configurations and approved baselines and record the disposition of each.</w:t></w:r></w:p><w:p><w:pPr><w:pStyle w:val="Heading2"/><w:spacing w:after="100" w:before="220"/></w:pPr><w:r><w:rPr><w:rFonts w:ascii="Aptos" w:cs="Aptos" w:eastAsia="Aptos" w:hAnsi="Aptos"/><w:b/><w:bCs/><w:color w:val="1B3A5C"/><w:sz w:val="26"/><w:szCs w:val="26"/></w:rPr><w:t>5. DNS Administration and Change Governance</w:t></w:r></w:p><w:p><w:pPr><w:spacing w:after="140"/></w:pPr><w:r><w:rPr><w:rFonts w:ascii="Aptos" w:cs="Aptos" w:eastAsia="Aptos" w:hAnsi="Aptos"/><w:i/><w:iCs/><w:color w:val="595959"/><w:sz w:val="24"/><w:szCs w:val="24"/></w:rPr><w:t>«Who may administer DNS, and how DNS changes are approved and logged (assessment 4.C).»</w:t></w:r></w:p><w:p><w:pPr><w:spacing w:after="120" w:before="0"/></w:pPr><w:r><w:rPr><w:rFonts w:ascii="Aptos" w:cs="Aptos" w:eastAsia="Aptos" w:hAnsi="Aptos"/><w:b w:val="false"/><w:bCs w:val="false"/><w:i w:val="false"/><w:iCs w:val="false"/><w:sz w:val="24"/><w:szCs w:val="24"/></w:rPr><w:t>The Agency shall restrict who may manage DNS roles and records, route every DNS change through the approval workflow in this policy, and log the review and sign-off for each record or zone change.</w:t></w:r></w:p><w:p><w:pPr><w:pStyle w:val="Heading2"/><w:spacing w:after="100" w:before="220"/></w:pPr><w:r><w:rPr><w:rFonts w:ascii="Aptos" w:cs="Aptos" w:eastAsia="Aptos" w:hAnsi="Aptos"/><w:b/><w:bCs/><w:color w:val="1B3A5C"/><w:sz w:val="26"/><w:szCs w:val="26"/></w:rPr><w:t>6. Supervised Maintenance</w:t></w:r></w:p><w:p><w:pPr><w:spacing w:after="140"/></w:pPr><w:r><w:rPr><w:rFonts w:ascii="Aptos" w:cs="Aptos" w:eastAsia="Aptos" w:hAnsi="Aptos"/><w:i/><w:iCs/><w:color w:val="595959"/><w:sz w:val="24"/><w:szCs w:val="24"/></w:rPr><w:t>«Maintenance of sensitive or critical systems under defined safeguards (assessment 5C-4).»</w:t></w:r></w:p><w:p><w:pPr><w:spacing w:after="120" w:before="0"/></w:pPr><w:r><w:rPr><w:rFonts w:ascii="Aptos" w:cs="Aptos" w:eastAsia="Aptos" w:hAnsi="Aptos"/><w:b w:val="false"/><w:bCs w:val="false"/><w:i w:val="false"/><w:iCs w:val="false"/><w:sz w:val="24"/><w:szCs w:val="24"/></w:rPr><w:t>The Agency shall perform maintenance on sensitive or critical systems only with authorized personnel, on a scheduled window, with a pre-maintenance backup and a second-person sign-off, protecting data confidentiality and service availability throughout.</w:t></w:r></w:p><w:p><w:pPr><w:pStyle w:val="Heading2"/><w:spacing w:after="100" w:before="220"/></w:pPr><w:r><w:rPr><w:rFonts w:ascii="Aptos" w:cs="Aptos" w:eastAsia="Aptos" w:hAnsi="Aptos"/><w:b/><w:bCs/><w:color w:val="1B3A5C"/><w:sz w:val="26"/><w:szCs w:val="26"/></w:rPr><w:t>7. Security Assessment Gate</w:t></w:r></w:p><w:p><w:pPr><w:spacing w:after="140"/></w:pPr><w:r><w:rPr><w:rFonts w:ascii="Aptos" w:cs="Aptos" w:eastAsia="Aptos" w:hAnsi="Aptos"/><w:i/><w:iCs/><w:color w:val="595959"/><w:sz w:val="24"/><w:szCs w:val="24"/></w:rPr><w:t>«Risk-scaled security assessment, including a cryptographic review, before a major change goes live (assessment 12A-3).»</w:t></w:r></w:p><w:p><w:pPr><w:spacing w:after="120" w:before="0"/></w:pPr><w:r><w:rPr><w:rFonts w:ascii="Aptos" w:cs="Aptos" w:eastAsia="Aptos" w:hAnsi="Aptos"/><w:b w:val="false"/><w:bCs w:val="false"/><w:i w:val="false"/><w:iCs w:val="false"/><w:sz w:val="24"/><w:szCs w:val="24"/></w:rPr><w:t>Before a major deployment or significant change goes live, the Agency shall complete a security assessment scaled to the risk, including a review of cryptographic controls, and obtain sign-off on the assessment before go-live.</w:t></w:r></w:p><w:p><w:pPr><w:pStyle w:val="Heading2"/><w:spacing w:after="100" w:before="220"/></w:pPr><w:r><w:rPr><w:rFonts w:ascii="Aptos" w:cs="Aptos" w:eastAsia="Aptos" w:hAnsi="Aptos"/><w:b/><w:bCs/><w:color w:val="1B3A5C"/><w:sz w:val="26"/><w:szCs w:val="26"/></w:rPr><w:t>8. Roles &amp; Responsibilities</w:t></w:r></w:p><w:p><w:pPr><w:spacing w:after="140"/></w:pPr><w:r><w:rPr><w:rFonts w:ascii="Aptos" w:cs="Aptos" w:eastAsia="Aptos" w:hAnsi="Aptos"/><w:i/><w:iCs/><w:color w:val="595959"/><w:sz w:val="24"/><w:szCs w:val="24"/></w:rPr><w:t xml:space="preserve">«Each role that carries a duty under this policy and what it owns. Roles, not names.»</w:t></w:r></w:p><w:tbl><w:tblPr><w:tblW w:type="dxa" w:w="9360"/><w:tblBorders><w:top w:val="single" w:color="auto" w:sz="4"/><w:left w:val="single" w:color="auto" w:sz="4"/><w:bottom w:val="single" w:color="auto" w:sz="4"/><w:right w:val="single" w:color="auto" w:sz="4"/><w:insideH w:val="single" w:color="auto" w:sz="4"/><w:insideV w:val="single" w:color="auto" w:sz="4"/></w:tblBorders></w:tblPr><w:tblGrid><w:gridCol w:w="3000"/><w:gridCol w:w="6360"/></w:tblGrid><w:tr><w:trPr><w:tblHeader/></w:trPr><w:tc><w:tcPr><w:tcW w:type="dxa" w:w="3000"/><w:tcBorders><w:top w:val="single" w:color="BFBFBF" w:sz="4"/><w:left w:val="single" w:color="BFBFBF" w:sz="4"/><w:bottom w:val="single" w:color="BFBFBF" w:sz="4"/><w:right w:val="single" w:color="BFBFBF" w:sz="4"/></w:tcBorders><w:shd w:fill="1B3A5C" w:val="clear"/><w:tcMar><w:top w:type="dxa" w:w="80"/><w:left w:type="dxa" w:w="120"/><w:bottom w:type="dxa" w:w="80"/><w:right w:type="dxa" w:w="120"/></w:tcMar></w:tcPr><w:p><w:r><w:rPr><w:rFonts w:ascii="Aptos" w:cs="Aptos" w:eastAsia="Aptos" w:hAnsi="Aptos"/><w:b/><w:bCs/><w:color w:val="FFFFFF"/><w:sz w:val="24"/><w:szCs w:val="24"/></w:rPr><w:t xml:space="preserve">Role</w:t></w:r></w:p></w:tc><w:tc><w:tcPr><w:tcW w:type="dxa" w:w="6360"/><w:tcBorders><w:top w:val="single" w:color="BFBFBF" w:sz="4"/><w:left w:val="single" w:color="BFBFBF" w:sz="4"/><w:bottom w:val="single" w:color="BFBFBF" w:sz="4"/><w:right w:val="single" w:color="BFBFBF" w:sz="4"/></w:tcBorders><w:shd w:fill="1B3A5C" w:val="clear"/><w:tcMar><w:top w:type="dxa" w:w="80"/><w:left w:type="dxa" w:w="120"/><w:bottom w:type="dxa" w:w="80"/><w:right w:type="dxa" w:w="120"/></w:tcMar></w:tcPr><w:p><w:r><w:rPr><w:rFonts w:ascii="Aptos" w:cs="Aptos" w:eastAsia="Aptos" w:hAnsi="Aptos"/><w:b/><w:bCs/><w:color w:val="FFFFFF"/><w:sz w:val="24"/><w:szCs w:val="24"/></w:rPr><w:t xml:space="preserve">Responsibility</w:t></w:r></w:p></w:tc></w:tr><w:tr><w:tc><w:tcPr><w:tcW w:type="dxa" w:w="3000"/><w:tcBorders><w:top w:val="single" w:color="BFBFBF" w:sz="4"/><w:left w:val="single" w:color="BFBFBF" w:sz="4"/><w:bottom w:val="single" w:color="BFBFBF" w:sz="4"/><w:right w:val="single" w:color="BFBFBF" w:sz="4"/></w:tcBorders><w:tcMar><w:top w:type="dxa" w:w="80"/><w:left w:type="dxa" w:w="120"/><w:bottom w:type="dxa" w:w="80"/><w:right w:type="dxa" w:w="120"/></w:tcMar></w:tcPr><w:p><w:r><w:rPr><w:rFonts w:ascii="Aptos" w:cs="Aptos" w:eastAsia="Aptos" w:hAnsi="Aptos"/><w:b w:val="false"/><w:bCs w:val="false"/><w:i w:val="false"/><w:iCs w:val="false"/><w:sz w:val="24"/><w:szCs w:val="24"/></w:rPr><w:t>[Director / Coordinator]</w:t></w:r></w:p></w:tc><w:tc><w:tcPr><w:tcW w:type="dxa" w:w="6360"/><w:tcBorders><w:top w:val="single" w:color="BFBFBF" w:sz="4"/><w:left w:val="single" w:color="BFBFBF" w:sz="4"/><w:bottom w:val="single" w:color="BFBFBF" w:sz="4"/><w:right w:val="single" w:color="BFBFBF" w:sz="4"/></w:tcBorders><w:tcMar><w:top w:type="dxa" w:w="80"/><w:left w:type="dxa" w:w="120"/><w:bottom w:type="dxa" w:w="80"/><w:right w:type="dxa" w:w="120"/></w:tcMar></w:tcPr><w:p><w:r><w:rPr><w:rFonts w:ascii="Aptos" w:cs="Aptos" w:eastAsia="Aptos" w:hAnsi="Aptos"/><w:b w:val="false"/><w:bCs w:val="false"/><w:i w:val="false"/><w:iCs w:val="false"/><w:sz w:val="24"/><w:szCs w:val="24"/></w:rPr><w:t>Approves major and emergency changes; owns this policy and the deviation process.</w:t></w:r></w:p></w:tc></w:tr><w:tr><w:tc><w:tcPr><w:tcW w:type="dxa" w:w="3000"/><w:tcBorders><w:top w:val="single" w:color="BFBFBF" w:sz="4"/><w:left w:val="single" w:color="BFBFBF" w:sz="4"/><w:bottom w:val="single" w:color="BFBFBF" w:sz="4"/><w:right w:val="single" w:color="BFBFBF" w:sz="4"/></w:tcBorders><w:tcMar><w:top w:type="dxa" w:w="80"/><w:left w:type="dxa" w:w="120"/><w:bottom w:type="dxa" w:w="80"/><w:right w:type="dxa" w:w="120"/></w:tcMar></w:tcPr><w:p><w:r><w:rPr><w:rFonts w:ascii="Aptos" w:cs="Aptos" w:eastAsia="Aptos" w:hAnsi="Aptos"/><w:b w:val="false"/><w:bCs w:val="false"/><w:i w:val="false"/><w:iCs w:val="false"/><w:sz w:val="24"/><w:szCs w:val="24"/></w:rPr><w:t>[County IT / Vendor / In-house]</w:t></w:r></w:p></w:tc><w:tc><w:tcPr><w:tcW w:type="dxa" w:w="6360"/><w:tcBorders><w:top w:val="single" w:color="BFBFBF" w:sz="4"/><w:left w:val="single" w:color="BFBFBF" w:sz="4"/><w:bottom w:val="single" w:color="BFBFBF" w:sz="4"/><w:right w:val="single" w:color="BFBFBF" w:sz="4"/></w:tcBorders><w:tcMar><w:top w:type="dxa" w:w="80"/><w:left w:type="dxa" w:w="120"/><w:bottom w:type="dxa" w:w="80"/><w:right w:type="dxa" w:w="120"/></w:tcMar></w:tcPr><w:p><w:r><w:rPr><w:rFonts w:ascii="Aptos" w:cs="Aptos" w:eastAsia="Aptos" w:hAnsi="Aptos"/><w:b w:val="false"/><w:bCs w:val="false"/><w:i w:val="false"/><w:iCs w:val="false"/><w:sz w:val="24"/><w:szCs w:val="24"/></w:rPr><w:t>Submits change requests, implements approved changes, performs supervised maintenance with a second-person sign-off, and keeps the change records.</w:t></w:r></w:p></w:tc></w:tr><w:tr><w:tc><w:tcPr><w:tcW w:type="dxa" w:w="3000"/><w:tcBorders><w:top w:val="single" w:color="BFBFBF" w:sz="4"/><w:left w:val="single" w:color="BFBFBF" w:sz="4"/><w:bottom w:val="single" w:color="BFBFBF" w:sz="4"/><w:right w:val="single" w:color="BFBFBF" w:sz="4"/></w:tcBorders><w:tcMar><w:top w:type="dxa" w:w="80"/><w:left w:type="dxa" w:w="120"/><w:bottom w:type="dxa" w:w="80"/><w:right w:type="dxa" w:w="120"/></w:tcMar></w:tcPr><w:p><w:r><w:rPr><w:rFonts w:ascii="Aptos" w:cs="Aptos" w:eastAsia="Aptos" w:hAnsi="Aptos"/><w:b w:val="false"/><w:bCs w:val="false"/><w:i w:val="false"/><w:iCs w:val="false"/><w:sz w:val="24"/><w:szCs w:val="24"/></w:rPr><w:t>[Change Approver / Advisory Role]</w:t></w:r></w:p></w:tc><w:tc><w:tcPr><w:tcW w:type="dxa" w:w="6360"/><w:tcBorders><w:top w:val="single" w:color="BFBFBF" w:sz="4"/><w:left w:val="single" w:color="BFBFBF" w:sz="4"/><w:bottom w:val="single" w:color="BFBFBF" w:sz="4"/><w:right w:val="single" w:color="BFBFBF" w:sz="4"/></w:tcBorders><w:tcMar><w:top w:type="dxa" w:w="80"/><w:left w:type="dxa" w:w="120"/><w:bottom w:type="dxa" w:w="80"/><w:right w:type="dxa" w:w="120"/></w:tcMar></w:tcPr><w:p><w:r><w:rPr><w:rFonts w:ascii="Aptos" w:cs="Aptos" w:eastAsia="Aptos" w:hAnsi="Aptos"/><w:b w:val="false"/><w:bCs w:val="false"/><w:i w:val="false"/><w:iCs w:val="false"/><w:sz w:val="24"/><w:szCs w:val="24"/></w:rPr><w:t>Reviews and approves changes at the level set for each risk tier and reviews deviations.</w:t></w:r></w:p></w:tc></w:tr><w:tr><w:tc><w:tcPr><w:tcW w:type="dxa" w:w="3000"/><w:tcBorders><w:top w:val="single" w:color="BFBFBF" w:sz="4"/><w:left w:val="single" w:color="BFBFBF" w:sz="4"/><w:bottom w:val="single" w:color="BFBFBF" w:sz="4"/><w:right w:val="single" w:color="BFBFBF" w:sz="4"/></w:tcBorders><w:tcMar><w:top w:type="dxa" w:w="80"/><w:left w:type="dxa" w:w="120"/><w:bottom w:type="dxa" w:w="80"/><w:right w:type="dxa" w:w="120"/></w:tcMar></w:tcPr><w:p><w:r><w:rPr><w:rFonts w:ascii="Aptos" w:cs="Aptos" w:eastAsia="Aptos" w:hAnsi="Aptos"/><w:b w:val="false"/><w:bCs w:val="false"/><w:i w:val="false"/><w:iCs w:val="false"/><w:sz w:val="24"/><w:szCs w:val="24"/></w:rPr><w:t>[Security Reviewer (role)]</w:t></w:r></w:p></w:tc><w:tc><w:tcPr><w:tcW w:type="dxa" w:w="6360"/><w:tcBorders><w:top w:val="single" w:color="BFBFBF" w:sz="4"/><w:left w:val="single" w:color="BFBFBF" w:sz="4"/><w:bottom w:val="single" w:color="BFBFBF" w:sz="4"/><w:right w:val="single" w:color="BFBFBF" w:sz="4"/></w:tcBorders><w:tcMar><w:top w:type="dxa" w:w="80"/><w:left w:type="dxa" w:w="120"/><w:bottom w:type="dxa" w:w="80"/><w:right w:type="dxa" w:w="120"/></w:tcMar></w:tcPr><w:p><w:r><w:rPr><w:rFonts w:ascii="Aptos" w:cs="Aptos" w:eastAsia="Aptos" w:hAnsi="Aptos"/><w:b w:val="false"/><w:bCs w:val="false"/><w:i w:val="false"/><w:iCs w:val="false"/><w:sz w:val="24"/><w:szCs w:val="24"/></w:rPr><w:t>Completes the pre-go-live security assessment, including the cryptographic review, for major changes.</w:t></w:r></w:p></w:tc></w:tr><w:tr><w:tc><w:tcPr><w:tcW w:type="dxa" w:w="3000"/><w:tcBorders><w:top w:val="single" w:color="BFBFBF" w:sz="4"/><w:left w:val="single" w:color="BFBFBF" w:sz="4"/><w:bottom w:val="single" w:color="BFBFBF" w:sz="4"/><w:right w:val="single" w:color="BFBFBF" w:sz="4"/></w:tcBorders><w:tcMar><w:top w:type="dxa" w:w="80"/><w:left w:type="dxa" w:w="120"/><w:bottom w:type="dxa" w:w="80"/><w:right w:type="dxa" w:w="120"/></w:tcMar></w:tcPr><w:p><w:r><w:rPr><w:rFonts w:ascii="Aptos" w:cs="Aptos" w:eastAsia="Aptos" w:hAnsi="Aptos"/><w:b w:val="false"/><w:bCs w:val="false"/><w:i w:val="false"/><w:iCs w:val="false"/><w:sz w:val="24"/><w:szCs w:val="24"/></w:rPr><w:t>[All Personnel (scope)]</w:t></w:r></w:p></w:tc><w:tc><w:tcPr><w:tcW w:type="dxa" w:w="6360"/><w:tcBorders><w:top w:val="single" w:color="BFBFBF" w:sz="4"/><w:left w:val="single" w:color="BFBFBF" w:sz="4"/><w:bottom w:val="single" w:color="BFBFBF" w:sz="4"/><w:right w:val="single" w:color="BFBFBF" w:sz="4"/></w:tcBorders><w:tcMar><w:top w:type="dxa" w:w="80"/><w:left w:type="dxa" w:w="120"/><w:bottom w:type="dxa" w:w="80"/><w:right w:type="dxa" w:w="120"/></w:tcMar></w:tcPr><w:p><w:r><w:rPr><w:rFonts w:ascii="Aptos" w:cs="Aptos" w:eastAsia="Aptos" w:hAnsi="Aptos"/><w:b w:val="false"/><w:bCs w:val="false"/><w:i w:val="false"/><w:iCs w:val="false"/><w:sz w:val="24"/><w:szCs w:val="24"/></w:rPr><w:t>Follow this policy and make no unauthorized changes to Agency systems.</w:t></w:r></w:p></w:tc></w:tr></w:tbl><w:p><w:pPr><w:pStyle w:val="Heading2"/><w:spacing w:after="100" w:before="220"/></w:pPr><w:r><w:rPr><w:rFonts w:ascii="Aptos" w:cs="Aptos" w:eastAsia="Aptos" w:hAnsi="Aptos"/><w:b/><w:bCs/><w:color w:val="1B3A5C"/><w:sz w:val="26"/><w:szCs w:val="26"/></w:rPr><w:t>9. Enforcement</w:t></w:r></w:p><w:p><w:pPr><w:spacing w:after="140"/></w:pPr><w:r><w:rPr><w:rFonts w:ascii="Aptos" w:cs="Aptos" w:eastAsia="Aptos" w:hAnsi="Aptos"/><w:i/><w:iCs/><w:color w:val="595959"/><w:sz w:val="24"/><w:szCs w:val="24"/></w:rPr><w:t xml:space="preserve">«How compliance is monitored and what happens on violation. Reference the Agency’s corrective process; do not restate it.»</w:t></w:r></w:p><w:p><w:pPr><w:spacing w:after="120" w:before="0"/></w:pPr><w:r><w:rPr><w:rFonts w:ascii="Aptos" w:cs="Aptos" w:eastAsia="Aptos" w:hAnsi="Aptos"/><w:b w:val="false"/><w:bCs w:val="false"/><w:i w:val="false"/><w:iCs w:val="false"/><w:sz w:val="24"/><w:szCs w:val="24"/></w:rPr><w:t>Compliance is monitored through the change records and periodic review. A change made without the required approval is treated as unauthorized, corrected, and reviewed under the Agency's corrective process.</w:t></w:r></w:p><w:p><w:pPr><w:pStyle w:val="Heading2"/><w:spacing w:after="100" w:before="220"/></w:pPr><w:r><w:rPr><w:rFonts w:ascii="Aptos" w:cs="Aptos" w:eastAsia="Aptos" w:hAnsi="Aptos"/><w:b/><w:bCs/><w:color w:val="1B3A5C"/><w:sz w:val="26"/><w:szCs w:val="26"/></w:rPr><w:t>10. Exceptions</w:t></w:r></w:p><w:p><w:pPr><w:spacing w:after="140"/></w:pPr><w:r><w:rPr><w:rFonts w:ascii="Aptos" w:cs="Aptos" w:eastAsia="Aptos" w:hAnsi="Aptos"/><w:i/><w:iCs/><w:color w:val="595959"/><w:sz w:val="24"/><w:szCs w:val="24"/></w:rPr><w:t xml:space="preserve">«Who may grant an exception, how it is requested and recorded, and how long it lasts before review.»</w:t></w:r></w:p><w:p><w:pPr><w:spacing w:after="120" w:before="0"/></w:pPr><w:r><w:rPr><w:rFonts w:ascii="Aptos" w:cs="Aptos" w:eastAsia="Aptos" w:hAnsi="Aptos"/><w:b w:val="false"/><w:bCs w:val="false"/><w:i w:val="false"/><w:iCs w:val="false"/><w:sz w:val="24"/><w:szCs w:val="24"/></w:rPr><w:t>An exception to this policy requires written approval from the [Director / Coordinator], recorded with a reason and an expiry. An emergency change is not an exception: it is a defined change class handled through the Emergency Change Procedures and documented after the fact.</w:t></w:r></w:p><w:p><w:pPr><w:pStyle w:val="Heading2"/><w:spacing w:after="100" w:before="220"/></w:pPr><w:r><w:rPr><w:rFonts w:ascii="Aptos" w:cs="Aptos" w:eastAsia="Aptos" w:hAnsi="Aptos"/><w:b/><w:bCs/><w:color w:val="1B3A5C"/><w:sz w:val="26"/><w:szCs w:val="26"/></w:rPr><w:t>11. Review Schedule</w:t></w:r></w:p><w:p><w:pPr><w:spacing w:after="140"/></w:pPr><w:r><w:rPr><w:rFonts w:ascii="Aptos" w:cs="Aptos" w:eastAsia="Aptos" w:hAnsi="Aptos"/><w:i/><w:iCs/><w:color w:val="595959"/><w:sz w:val="24"/><w:szCs w:val="24"/></w:rPr><w:t xml:space="preserve">«Review cadence and trigger events (annual at minimum; also on significant change). Name the owning role.»</w:t></w:r></w:p><w:p><w:pPr><w:spacing w:after="120" w:before="0"/></w:pPr><w:r><w:rPr><w:rFonts w:ascii="Aptos" w:cs="Aptos" w:eastAsia="Aptos" w:hAnsi="Aptos"/><w:b w:val="false"/><w:bCs w:val="false"/><w:i w:val="false"/><w:iCs w:val="false"/><w:sz w:val="24"/><w:szCs w:val="24"/></w:rPr><w:t>This policy is reviewed at least [Weekly / Monthly / Quarterly / Annually] and after [significant change to the Agency's systems or change process], by the [Owner Role].</w:t></w:r></w:p><w:p><w:pPr><w:pStyle w:val="Heading2"/><w:spacing w:after="100" w:before="220"/></w:pPr><w:r><w:rPr><w:rFonts w:ascii="Aptos" w:cs="Aptos" w:eastAsia="Aptos" w:hAnsi="Aptos"/><w:b/><w:bCs/><w:color w:val="1B3A5C"/><w:sz w:val="26"/><w:szCs w:val="26"/></w:rPr><w:t xml:space="preserve">Profile Scaling Notes</w:t></w:r></w:p><w:p><w:pPr><w:spacing w:after="140"/></w:pPr><w:r><w:rPr><w:rFonts w:ascii="Aptos" w:cs="Aptos" w:eastAsia="Aptos" w:hAnsi="Aptos"/><w:i/><w:iCs/><w:color w:val="595959"/><w:sz w:val="24"/><w:szCs w:val="24"/></w:rPr><w:t xml:space="preserve">One short paragraph per profile: what minimum-viable looks like for that reader and where to scale up. Keep all three if this ships as a template; delete the profiles that do not apply once adopted.</w:t></w:r></w:p><w:tbl><w:tblPr><w:tblW w:type="dxa" w:w="9360"/><w:tblBorders><w:top w:val="single" w:color="auto" w:sz="4"/><w:left w:val="single" w:color="auto" w:sz="4"/><w:bottom w:val="single" w:color="auto" w:sz="4"/><w:right w:val="single" w:color="auto" w:sz="4"/><w:insideH w:val="single" w:color="auto" w:sz="4"/><w:insideV w:val="single" w:color="auto" w:sz="4"/></w:tblBorders></w:tblPr><w:tblGrid><w:gridCol w:w="3200"/><w:gridCol w:w="6160"/></w:tblGrid><w:tr><w:trPr><w:tblHeader/></w:trPr><w:tc><w:tcPr><w:tcW w:type="dxa" w:w="3200"/><w:tcBorders><w:top w:val="single" w:color="BFBFBF" w:sz="4"/><w:left w:val="single" w:color="BFBFBF" w:sz="4"/><w:bottom w:val="single" w:color="BFBFBF" w:sz="4"/><w:right w:val="single" w:color="BFBFBF" w:sz="4"/></w:tcBorders><w:shd w:fill="1B3A5C" w:val="clear"/><w:tcMar><w:top w:type="dxa" w:w="80"/><w:left w:type="dxa" w:w="120"/><w:bottom w:type="dxa" w:w="80"/><w:right w:type="dxa" w:w="120"/></w:tcMar></w:tcPr><w:p><w:r><w:rPr><w:rFonts w:ascii="Aptos" w:cs="Aptos" w:eastAsia="Aptos" w:hAnsi="Aptos"/><w:b/><w:bCs/><w:color w:val="FFFFFF"/><w:sz w:val="24"/><w:szCs w:val="24"/></w:rPr><w:t xml:space="preserve">PSAP Profile</w:t></w:r></w:p></w:tc><w:tc><w:tcPr><w:tcW w:type="dxa" w:w="6160"/><w:tcBorders><w:top w:val="single" w:color="BFBFBF" w:sz="4"/><w:left w:val="single" w:color="BFBFBF" w:sz="4"/><w:bottom w:val="single" w:color="BFBFBF" w:sz="4"/><w:right w:val="single" w:color="BFBFBF" w:sz="4"/></w:tcBorders><w:shd w:fill="1B3A5C" w:val="clear"/><w:tcMar><w:top w:type="dxa" w:w="80"/><w:left w:type="dxa" w:w="120"/><w:bottom w:type="dxa" w:w="80"/><w:right w:type="dxa" w:w="120"/></w:tcMar></w:tcPr><w:p><w:r><w:rPr><w:rFonts w:ascii="Aptos" w:cs="Aptos" w:eastAsia="Aptos" w:hAnsi="Aptos"/><w:b/><w:bCs/><w:color w:val="FFFFFF"/><w:sz w:val="24"/><w:szCs w:val="24"/></w:rPr><w:t xml:space="preserve">Minimum-viable implementation</w:t></w:r></w:p></w:tc></w:tr><w:tr><w:tc><w:tcPr><w:tcW w:type="dxa" w:w="3200"/><w:tcBorders><w:top w:val="single" w:color="BFBFBF" w:sz="4"/><w:left w:val="single" w:color="BFBFBF" w:sz="4"/><w:bottom w:val="single" w:color="BFBFBF" w:sz="4"/><w:right w:val="single" w:color="BFBFBF" w:sz="4"/></w:tcBorders><w:tcMar><w:top w:type="dxa" w:w="80"/><w:left w:type="dxa" w:w="120"/><w:bottom w:type="dxa" w:w="80"/><w:right w:type="dxa" w:w="120"/></w:tcMar></w:tcPr><w:p><w:r><w:rPr><w:rFonts w:ascii="Aptos" w:cs="Aptos" w:eastAsia="Aptos" w:hAnsi="Aptos"/><w:b w:val="false"/><w:bCs w:val="false"/><w:i w:val="false"/><w:iCs w:val="false"/><w:sz w:val="24"/><w:szCs w:val="24"/></w:rPr><w:t xml:space="preserve">Small (1–5 dispatchers, no in-house IT)</w:t></w:r></w:p></w:tc><w:tc><w:tcPr><w:tcW w:type="dxa" w:w="6160"/><w:tcBorders><w:top w:val="single" w:color="BFBFBF" w:sz="4"/><w:left w:val="single" w:color="BFBFBF" w:sz="4"/><w:bottom w:val="single" w:color="BFBFBF" w:sz="4"/><w:right w:val="single" w:color="BFBFBF" w:sz="4"/></w:tcBorders><w:tcMar><w:top w:type="dxa" w:w="80"/><w:left w:type="dxa" w:w="120"/><w:bottom w:type="dxa" w:w="80"/><w:right w:type="dxa" w:w="120"/></w:tcMar></w:tcPr><w:p><w:r><w:rPr><w:rFonts w:ascii="Aptos" w:cs="Aptos" w:eastAsia="Aptos" w:hAnsi="Aptos"/><w:b w:val="false"/><w:bCs w:val="false"/><w:i w:val="false"/><w:iCs w:val="false"/><w:sz w:val="24"/><w:szCs w:val="24"/></w:rPr><w:t>One person, usually the director, approves changes and keeps a simple change log. Standard changes follow a short checklist; major or emergency changes get a second set of eyes from county or vendor IT and a pre-change backup.</w:t></w:r></w:p></w:tc></w:tr><w:tr><w:tc><w:tcPr><w:tcW w:type="dxa" w:w="3200"/><w:tcBorders><w:top w:val="single" w:color="BFBFBF" w:sz="4"/><w:left w:val="single" w:color="BFBFBF" w:sz="4"/><w:bottom w:val="single" w:color="BFBFBF" w:sz="4"/><w:right w:val="single" w:color="BFBFBF" w:sz="4"/></w:tcBorders><w:tcMar><w:top w:type="dxa" w:w="80"/><w:left w:type="dxa" w:w="120"/><w:bottom w:type="dxa" w:w="80"/><w:right w:type="dxa" w:w="120"/></w:tcMar></w:tcPr><w:p><w:r><w:rPr><w:rFonts w:ascii="Aptos" w:cs="Aptos" w:eastAsia="Aptos" w:hAnsi="Aptos"/><w:b w:val="false"/><w:bCs w:val="false"/><w:i w:val="false"/><w:iCs w:val="false"/><w:sz w:val="24"/><w:szCs w:val="24"/></w:rPr><w:t xml:space="preserve">Medium (6–25, shared county IT)</w:t></w:r></w:p></w:tc><w:tc><w:tcPr><w:tcW w:type="dxa" w:w="6160"/><w:tcBorders><w:top w:val="single" w:color="BFBFBF" w:sz="4"/><w:left w:val="single" w:color="BFBFBF" w:sz="4"/><w:bottom w:val="single" w:color="BFBFBF" w:sz="4"/><w:right w:val="single" w:color="BFBFBF" w:sz="4"/></w:tcBorders><w:tcMar><w:top w:type="dxa" w:w="80"/><w:left w:type="dxa" w:w="120"/><w:bottom w:type="dxa" w:w="80"/><w:right w:type="dxa" w:w="120"/></w:tcMar></w:tcPr><w:p><w:r><w:rPr><w:rFonts w:ascii="Aptos" w:cs="Aptos" w:eastAsia="Aptos" w:hAnsi="Aptos"/><w:b w:val="false"/><w:bCs w:val="false"/><w:i w:val="false"/><w:iCs w:val="false"/><w:sz w:val="24"/><w:szCs w:val="24"/></w:rPr><w:t>A change approver or small advisory group reviews changes on a set cadence, with the security coordinator running the assessment gate for major changes. Records live in a shared change log.</w:t></w:r></w:p></w:tc></w:tr><w:tr><w:tc><w:tcPr><w:tcW w:type="dxa" w:w="3200"/><w:tcBorders><w:top w:val="single" w:color="BFBFBF" w:sz="4"/><w:left w:val="single" w:color="BFBFBF" w:sz="4"/><w:bottom w:val="single" w:color="BFBFBF" w:sz="4"/><w:right w:val="single" w:color="BFBFBF" w:sz="4"/></w:tcBorders><w:tcMar><w:top w:type="dxa" w:w="80"/><w:left w:type="dxa" w:w="120"/><w:bottom w:type="dxa" w:w="80"/><w:right w:type="dxa" w:w="120"/></w:tcMar></w:tcPr><w:p><w:r><w:rPr><w:rFonts w:ascii="Aptos" w:cs="Aptos" w:eastAsia="Aptos" w:hAnsi="Aptos"/><w:b w:val="false"/><w:bCs w:val="false"/><w:i w:val="false"/><w:iCs w:val="false"/><w:sz w:val="24"/><w:szCs w:val="24"/></w:rPr><w:t xml:space="preserve">Large (25+, dedicated IT/security)</w:t></w:r></w:p></w:tc><w:tc><w:tcPr><w:tcW w:type="dxa" w:w="6160"/><w:tcBorders><w:top w:val="single" w:color="BFBFBF" w:sz="4"/><w:left w:val="single" w:color="BFBFBF" w:sz="4"/><w:bottom w:val="single" w:color="BFBFBF" w:sz="4"/><w:right w:val="single" w:color="BFBFBF" w:sz="4"/></w:tcBorders><w:tcMar><w:top w:type="dxa" w:w="80"/><w:left w:type="dxa" w:w="120"/><w:bottom w:type="dxa" w:w="80"/><w:right w:type="dxa" w:w="120"/></w:tcMar></w:tcPr><w:p><w:r><w:rPr><w:rFonts w:ascii="Aptos" w:cs="Aptos" w:eastAsia="Aptos" w:hAnsi="Aptos"/><w:b w:val="false"/><w:bCs w:val="false"/><w:i w:val="false"/><w:iCs w:val="false"/><w:sz w:val="24"/><w:szCs w:val="24"/></w:rPr><w:t>A change advisory board governs changes across both centers, with formal risk scoring, a security assessment gate for major deployments, and change records in an ITSM system.</w:t></w:r></w:p></w:tc></w:tr></w:tbl><w:p><w:pPr><w:spacing w:after="60"/></w:pPr></w:p><w:tbl><w:tblPr><w:tblW w:type="dxa" w:w="9360"/><w:tblBorders><w:top w:val="single" w:color="auto" w:sz="4"/><w:left w:val="single" w:color="auto" w:sz="4"/><w:bottom w:val="single" w:color="auto" w:sz="4"/><w:right w:val="single" w:color="auto" w:sz="4"/><w:insideH w:val="single" w:color="auto" w:sz="4"/><w:insideV w:val="single" w:color="auto" w:sz="4"/></w:tblBorders></w:tblPr><w:tblGrid><w:gridCol w:w="9360"/></w:tblGrid><w:tr><w:tc><w:tcPr><w:tcW w:type="dxa" w:w="9360"/><w:tcBorders><w:top w:val="single" w:color="BFBFBF" w:sz="4"/><w:left w:val="single" w:color="BFBFBF" w:sz="4"/><w:bottom w:val="single" w:color="BFBFBF" w:sz="4"/><w:right w:val="single" w:color="BFBFBF" w:sz="4"/></w:tcBorders><w:shd w:fill="EEF2F7" w:val="clear"/><w:tcMar><w:top w:type="dxa" w:w="80"/><w:left w:type="dxa" w:w="120"/><w:bottom w:type="dxa" w:w="80"/><w:right w:type="dxa" w:w="120"/></w:tcMar></w:tcPr><w:p><w:pPr><w:spacing w:after="60"/></w:pPr><w:r><w:rPr><w:rFonts w:ascii="Aptos" w:cs="Aptos" w:eastAsia="Aptos" w:hAnsi="Aptos"/><w:b/><w:bCs/><w:i w:val="false"/><w:iCs w:val="false"/><w:color w:val="1B3A5C"/><w:sz w:val="24"/><w:szCs w:val="24"/></w:rPr><w:t xml:space="preserve">Source Authority</w:t></w:r></w:p><w:p><w:pPr><w:spacing w:after="140"/></w:pPr><w:r><w:rPr><w:rFonts w:ascii="Aptos" w:cs="Aptos" w:eastAsia="Aptos" w:hAnsi="Aptos"/><w:i/><w:iCs/><w:color w:val="595959"/><w:sz w:val="24"/><w:szCs w:val="24"/></w:rPr><w:t xml:space="preserve">List only the authorities that map to content in this artifact. Group by authority; order sections and control IDs numerically. No padding. Replace the lines below with the citations that actually apply.</w:t></w:r></w:p><w:p><w:pPr><w:spacing w:after="40" w:before="0"/></w:pPr><w:r><w:rPr><w:rFonts w:ascii="Aptos" w:cs="Aptos" w:eastAsia="Aptos" w:hAnsi="Aptos"/><w:b w:val="false"/><w:bCs w:val="false"/><w:i w:val="false"/><w:iCs w:val="false"/><w:sz w:val="24"/><w:szCs w:val="24"/></w:rPr><w:t>NENA-STA-040.2-2024: §4.4, §5.2, §6.4</w:t></w:r></w:p><w:p><w:pPr><w:spacing w:after="40" w:before="0"/></w:pPr><w:r><w:rPr><w:rFonts w:ascii="Aptos" w:cs="Aptos" w:eastAsia="Aptos" w:hAnsi="Aptos"/><w:b w:val="false"/><w:bCs w:val="false"/><w:i w:val="false"/><w:iCs w:val="false"/><w:sz w:val="24"/><w:szCs w:val="24"/></w:rPr><w:t>NIST SP 800-53 Rev. 5: CA-2, CM-3, CM-4, CM-5, CM-9, MA-2</w:t></w:r></w:p></w:tc></w:tr></w:tbl><w:p><w:pPr><w:pStyle w:val="Heading2"/><w:spacing w:after="100" w:before="220"/></w:pPr><w:r><w:rPr><w:rFonts w:ascii="Aptos" w:cs="Aptos" w:eastAsia="Aptos" w:hAnsi="Aptos"/><w:b/><w:bCs/><w:color w:val="1B3A5C"/><w:sz w:val="26"/><w:szCs w:val="26"/></w:rPr><w:t xml:space="preserve">Approval Signatures</w:t></w:r></w:p><w:tbl><w:tblPr><w:tblW w:type="dxa" w:w="9360"/><w:tblBorders><w:top w:val="single" w:color="auto" w:sz="4"/><w:left w:val="single" w:color="auto" w:sz="4"/><w:bottom w:val="single" w:color="auto" w:sz="4"/><w:right w:val="single" w:color="auto" w:sz="4"/><w:insideH w:val="single" w:color="auto" w:sz="4"/><w:insideV w:val="single" w:color="auto" w:sz="4"/></w:tblBorders></w:tblPr><w:tblGrid><w:gridCol w:w="3000"/><w:gridCol w:w="2360"/><w:gridCol w:w="2600"/><w:gridCol w:w="1400"/></w:tblGrid><w:tr><w:trPr><w:tblHeader/></w:trPr><w:tc><w:tcPr><w:tcW w:type="dxa" w:w="3000"/><w:tcBorders><w:top w:val="single" w:color="BFBFBF" w:sz="4"/><w:left w:val="single" w:color="BFBFBF" w:sz="4"/><w:bottom w:val="single" w:color="BFBFBF" w:sz="4"/><w:right w:val="single" w:color="BFBFBF" w:sz="4"/></w:tcBorders><w:shd w:fill="1B3A5C" w:val="clear"/><w:tcMar><w:top w:type="dxa" w:w="80"/><w:left w:type="dxa" w:w="120"/><w:bottom w:type="dxa" w:w="80"/><w:right w:type="dxa" w:w="120"/></w:tcMar></w:tcPr><w:p><w:r><w:rPr><w:rFonts w:ascii="Aptos" w:cs="Aptos" w:eastAsia="Aptos" w:hAnsi="Aptos"/><w:b/><w:bCs/><w:color w:val="FFFFFF"/><w:sz w:val="24"/><w:szCs w:val="24"/></w:rPr><w:t xml:space="preserve">Role</w:t></w:r></w:p></w:tc><w:tc><w:tcPr><w:tcW w:type="dxa" w:w="2360"/><w:tcBorders><w:top w:val="single" w:color="BFBFBF" w:sz="4"/><w:left w:val="single" w:color="BFBFBF" w:sz="4"/><w:bottom w:val="single" w:color="BFBFBF" w:sz="4"/><w:right w:val="single" w:color="BFBFBF" w:sz="4"/></w:tcBorders><w:shd w:fill="1B3A5C" w:val="clear"/><w:tcMar><w:top w:type="dxa" w:w="80"/><w:left w:type="dxa" w:w="120"/><w:bottom w:type="dxa" w:w="80"/><w:right w:type="dxa" w:w="120"/></w:tcMar></w:tcPr><w:p><w:r><w:rPr><w:rFonts w:ascii="Aptos" w:cs="Aptos" w:eastAsia="Aptos" w:hAnsi="Aptos"/><w:b/><w:bCs/><w:color w:val="FFFFFF"/><w:sz w:val="24"/><w:szCs w:val="24"/></w:rPr><w:t xml:space="preserve">Name</w:t></w:r></w:p></w:tc><w:tc><w:tcPr><w:tcW w:type="dxa" w:w="2600"/><w:tcBorders><w:top w:val="single" w:color="BFBFBF" w:sz="4"/><w:left w:val="single" w:color="BFBFBF" w:sz="4"/><w:bottom w:val="single" w:color="BFBFBF" w:sz="4"/><w:right w:val="single" w:color="BFBFBF" w:sz="4"/></w:tcBorders><w:shd w:fill="1B3A5C" w:val="clear"/><w:tcMar><w:top w:type="dxa" w:w="80"/><w:left w:type="dxa" w:w="120"/><w:bottom w:type="dxa" w:w="80"/><w:right w:type="dxa" w:w="120"/></w:tcMar></w:tcPr><w:p><w:r><w:rPr><w:rFonts w:ascii="Aptos" w:cs="Aptos" w:eastAsia="Aptos" w:hAnsi="Aptos"/><w:b/><w:bCs/><w:color w:val="FFFFFF"/><w:sz w:val="24"/><w:szCs w:val="24"/></w:rPr><w:t xml:space="preserve">Signature</w:t></w:r></w:p></w:tc><w:tc><w:tcPr><w:tcW w:type="dxa" w:w="1400"/><w:tcBorders><w:top w:val="single" w:color="BFBFBF" w:sz="4"/><w:left w:val="single" w:color="BFBFBF" w:sz="4"/><w:bottom w:val="single" w:color="BFBFBF" w:sz="4"/><w:right w:val="single" w:color="BFBFBF" w:sz="4"/></w:tcBorders><w:shd w:fill="1B3A5C" w:val="clear"/><w:tcMar><w:top w:type="dxa" w:w="80"/><w:left w:type="dxa" w:w="120"/><w:bottom w:type="dxa" w:w="80"/><w:right w:type="dxa" w:w="120"/></w:tcMar></w:tcPr><w:p><w:r><w:rPr><w:rFonts w:ascii="Aptos" w:cs="Aptos" w:eastAsia="Aptos" w:hAnsi="Aptos"/><w:b/><w:bCs/><w:color w:val="FFFFFF"/><w:sz w:val="24"/><w:szCs w:val="24"/></w:rPr><w:t xml:space="preserve">Date</w:t></w:r></w:p></w:tc></w:tr><w:tr><w:tc><w:tcPr><w:tcW w:type="dxa" w:w="3000"/><w:tcBorders><w:top w:val="single" w:color="BFBFBF" w:sz="4"/><w:left w:val="single" w:color="BFBFBF" w:sz="4"/><w:bottom w:val="single" w:color="BFBFBF" w:sz="4"/><w:right w:val="single" w:color="BFBFBF" w:sz="4"/></w:tcBorders><w:tcMar><w:top w:type="dxa" w:w="80"/><w:left w:type="dxa" w:w="120"/><w:bottom w:type="dxa" w:w="80"/><w:right w:type="dxa" w:w="120"/></w:tcMar></w:tcPr><w:p><w:r><w:rPr><w:rFonts w:ascii="Aptos" w:cs="Aptos" w:eastAsia="Aptos" w:hAnsi="Aptos"/><w:b w:val="false"/><w:bCs w:val="false"/><w:i w:val="false"/><w:iCs w:val="false"/><w:sz w:val="24"/><w:szCs w:val="24"/></w:rPr><w:t xml:space="preserve">[Approving Official & Title]</w:t></w:r></w:p></w:tc><w:tc><w:tcPr><w:tcW w:type="dxa" w:w="2360"/><w:tcBorders><w:top w:val="single" w:color="BFBFBF" w:sz="4"/><w:left w:val="single" w:color="BFBFBF" w:sz="4"/><w:bottom w:val="single" w:color="BFBFBF" w:sz="4"/><w:right w:val="single" w:color="BFBFBF" w:sz="4"/></w:tcBorders><w:tcMar><w:top w:type="dxa" w:w="80"/><w:left w:type="dxa" w:w="120"/><w:bottom w:type="dxa" w:w="80"/><w:right w:type="dxa" w:w="120"/></w:tcMar></w:tcPr><w:p/></w:tc><w:tc><w:tcPr><w:tcW w:type="dxa" w:w="2600"/><w:tcBorders><w:top w:val="single" w:color="BFBFBF" w:sz="4"/><w:left w:val="single" w:color="BFBFBF" w:sz="4"/><w:bottom w:val="single" w:color="BFBFBF" w:sz="4"/><w:right w:val="single" w:color="BFBFBF" w:sz="4"/></w:tcBorders><w:tcMar><w:top w:type="dxa" w:w="80"/><w:left w:type="dxa" w:w="120"/><w:bottom w:type="dxa" w:w="80"/><w:right w:type="dxa" w:w="120"/></w:tcMar></w:tcPr><w:p/></w:tc><w:tc><w:tcPr><w:tcW w:type="dxa" w:w="1400"/><w:tcBorders><w:top w:val="single" w:color="BFBFBF" w:sz="4"/><w:left w:val="single" w:color="BFBFBF" w:sz="4"/><w:bottom w:val="single" w:color="BFBFBF" w:sz="4"/><w:right w:val="single" w:color="BFBFBF" w:sz="4"/></w:tcBorders><w:tcMar><w:top w:type="dxa" w:w="80"/><w:left w:type="dxa" w:w="120"/><w:bottom w:type="dxa" w:w="80"/><w:right w:type="dxa" w:w="120"/></w:tcMar></w:tcPr><w:p/></w:tc></w:tr><w:tr><w:tc><w:tcPr><w:tcW w:type="dxa" w:w="3000"/><w:tcBorders><w:top w:val="single" w:color="BFBFBF" w:sz="4"/><w:left w:val="single" w:color="BFBFBF" w:sz="4"/><w:bottom w:val="single" w:color="BFBFBF" w:sz="4"/><w:right w:val="single" w:color="BFBFBF" w:sz="4"/></w:tcBorders><w:tcMar><w:top w:type="dxa" w:w="80"/><w:left w:type="dxa" w:w="120"/><w:bottom w:type="dxa" w:w="80"/><w:right w:type="dxa" w:w="120"/></w:tcMar></w:tcPr><w:p><w:r><w:rPr><w:rFonts w:ascii="Aptos" w:cs="Aptos" w:eastAsia="Aptos" w:hAnsi="Aptos"/><w:b w:val="false"/><w:bCs w:val="false"/><w:i w:val="false"/><w:iCs w:val="false"/><w:sz w:val="24"/><w:szCs w:val="24"/></w:rPr><w:t xml:space="preserve">[Owner Role 2]</w:t></w:r></w:p></w:tc><w:tc><w:tcPr><w:tcW w:type="dxa" w:w="2360"/><w:tcBorders><w:top w:val="single" w:color="BFBFBF" w:sz="4"/><w:left w:val="single" w:color="BFBFBF" w:sz="4"/><w:bottom w:val="single" w:color="BFBFBF" w:sz="4"/><w:right w:val="single" w:color="BFBFBF" w:sz="4"/></w:tcBorders><w:tcMar><w:top w:type="dxa" w:w="80"/><w:left w:type="dxa" w:w="120"/><w:bottom w:type="dxa" w:w="80"/><w:right w:type="dxa" w:w="120"/></w:tcMar></w:tcPr><w:p/></w:tc><w:tc><w:tcPr><w:tcW w:type="dxa" w:w="2600"/><w:tcBorders><w:top w:val="single" w:color="BFBFBF" w:sz="4"/><w:left w:val="single" w:color="BFBFBF" w:sz="4"/><w:bottom w:val="single" w:color="BFBFBF" w:sz="4"/><w:right w:val="single" w:color="BFBFBF" w:sz="4"/></w:tcBorders><w:tcMar><w:top w:type="dxa" w:w="80"/><w:left w:type="dxa" w:w="120"/><w:bottom w:type="dxa" w:w="80"/><w:right w:type="dxa" w:w="120"/></w:tcMar></w:tcPr><w:p/></w:tc><w:tc><w:tcPr><w:tcW w:type="dxa" w:w="1400"/><w:tcBorders><w:top w:val="single" w:color="BFBFBF" w:sz="4"/><w:left w:val="single" w:color="BFBFBF" w:sz="4"/><w:bottom w:val="single" w:color="BFBFBF" w:sz="4"/><w:right w:val="single" w:color="BFBFBF" w:sz="4"/></w:tcBorders><w:tcMar><w:top w:type="dxa" w:w="80"/><w:left w:type="dxa" w:w="120"/><w:bottom w:type="dxa" w:w="80"/><w:right w:type="dxa" w:w="120"/></w:tcMar></w:tcPr><w:p/></w:tc></w:tr></w:tbl><w:p><w:pPr><w:pStyle w:val="Heading2"/><w:spacing w:after="100" w:before="220"/></w:pPr><w:r><w:rPr><w:rFonts w:ascii="Aptos" w:cs="Aptos" w:eastAsia="Aptos" w:hAnsi="Aptos"/><w:b/><w:bCs/><w:color w:val="1B3A5C"/><w:sz w:val="26"/><w:szCs w:val="26"/></w:rPr><w:t xml:space="preserve">Revision History</w:t></w:r></w:p><w:tbl><w:tblPr><w:tblW w:type="dxa" w:w="9360"/><w:tblBorders><w:top w:val="single" w:color="auto" w:sz="4"/><w:left w:val="single" w:color="auto" w:sz="4"/><w:bottom w:val="single" w:color="auto" w:sz="4"/><w:right w:val="single" w:color="auto" w:sz="4"/><w:insideH w:val="single" w:color="auto" w:sz="4"/><w:insideV w:val="single" w:color="auto" w:sz="4"/></w:tblBorders></w:tblPr><w:tblGrid><w:gridCol w:w="1300"/><w:gridCol w:w="1600"/><w:gridCol w:w="2200"/><w:gridCol w:w="4260"/></w:tblGrid><w:tr><w:trPr><w:tblHeader/></w:trPr><w:tc><w:tcPr><w:tcW w:type="dxa" w:w="1300"/><w:tcBorders><w:top w:val="single" w:color="BFBFBF" w:sz="4"/><w:left w:val="single" w:color="BFBFBF" w:sz="4"/><w:bottom w:val="single" w:color="BFBFBF" w:sz="4"/><w:right w:val="single" w:color="BFBFBF" w:sz="4"/></w:tcBorders><w:shd w:fill="1B3A5C" w:val="clear"/><w:tcMar><w:top w:type="dxa" w:w="80"/><w:left w:type="dxa" w:w="120"/><w:bottom w:type="dxa" w:w="80"/><w:right w:type="dxa" w:w="120"/></w:tcMar></w:tcPr><w:p><w:r><w:rPr><w:rFonts w:ascii="Aptos" w:cs="Aptos" w:eastAsia="Aptos" w:hAnsi="Aptos"/><w:b/><w:bCs/><w:color w:val="FFFFFF"/><w:sz w:val="24"/><w:szCs w:val="24"/></w:rPr><w:t xml:space="preserve">Version</w:t></w:r></w:p></w:tc><w:tc><w:tcPr><w:tcW w:type="dxa" w:w="1600"/><w:tcBorders><w:top w:val="single" w:color="BFBFBF" w:sz="4"/><w:left w:val="single" w:color="BFBFBF" w:sz="4"/><w:bottom w:val="single" w:color="BFBFBF" w:sz="4"/><w:right w:val="single" w:color="BFBFBF" w:sz="4"/></w:tcBorders><w:shd w:fill="1B3A5C" w:val="clear"/><w:tcMar><w:top w:type="dxa" w:w="80"/><w:left w:type="dxa" w:w="120"/><w:bottom w:type="dxa" w:w="80"/><w:right w:type="dxa" w:w="120"/></w:tcMar></w:tcPr><w:p><w:r><w:rPr><w:rFonts w:ascii="Aptos" w:cs="Aptos" w:eastAsia="Aptos" w:hAnsi="Aptos"/><w:b/><w:bCs/><w:color w:val="FFFFFF"/><w:sz w:val="24"/><w:szCs w:val="24"/></w:rPr><w:t xml:space="preserve">Date</w:t></w:r></w:p></w:tc><w:tc><w:tcPr><w:tcW w:type="dxa" w:w="2200"/><w:tcBorders><w:top w:val="single" w:color="BFBFBF" w:sz="4"/><w:left w:val="single" w:color="BFBFBF" w:sz="4"/><w:bottom w:val="single" w:color="BFBFBF" w:sz="4"/><w:right w:val="single" w:color="BFBFBF" w:sz="4"/></w:tcBorders><w:shd w:fill="1B3A5C" w:val="clear"/><w:tcMar><w:top w:type="dxa" w:w="80"/><w:left w:type="dxa" w:w="120"/><w:bottom w:type="dxa" w:w="80"/><w:right w:type="dxa" w:w="120"/></w:tcMar></w:tcPr><w:p><w:r><w:rPr><w:rFonts w:ascii="Aptos" w:cs="Aptos" w:eastAsia="Aptos" w:hAnsi="Aptos"/><w:b/><w:bCs/><w:color w:val="FFFFFF"/><w:sz w:val="24"/><w:szCs w:val="24"/></w:rPr><w:t xml:space="preserve">Author</w:t></w:r></w:p></w:tc><w:tc><w:tcPr><w:tcW w:type="dxa" w:w="4260"/><w:tcBorders><w:top w:val="single" w:color="BFBFBF" w:sz="4"/><w:left w:val="single" w:color="BFBFBF" w:sz="4"/><w:bottom w:val="single" w:color="BFBFBF" w:sz="4"/><w:right w:val="single" w:color="BFBFBF" w:sz="4"/></w:tcBorders><w:shd w:fill="1B3A5C" w:val="clear"/><w:tcMar><w:top w:type="dxa" w:w="80"/><w:left w:type="dxa" w:w="120"/><w:bottom w:type="dxa" w:w="80"/><w:right w:type="dxa" w:w="120"/></w:tcMar></w:tcPr><w:p><w:r><w:rPr><w:rFonts w:ascii="Aptos" w:cs="Aptos" w:eastAsia="Aptos" w:hAnsi="Aptos"/><w:b/><w:bCs/><w:color w:val="FFFFFF"/><w:sz w:val="24"/><w:szCs w:val="24"/></w:rPr><w:t xml:space="preserve">Summary of Change</w:t></w:r></w:p></w:tc></w:tr><w:tr><w:tc><w:tcPr><w:tcW w:type="dxa" w:w="1300"/><w:tcBorders><w:top w:val="single" w:color="BFBFBF" w:sz="4"/><w:left w:val="single" w:color="BFBFBF" w:sz="4"/><w:bottom w:val="single" w:color="BFBFBF" w:sz="4"/><w:right w:val="single" w:color="BFBFBF" w:sz="4"/></w:tcBorders><w:tcMar><w:top w:type="dxa" w:w="80"/><w:left w:type="dxa" w:w="120"/><w:bottom w:type="dxa" w:w="80"/><w:right w:type="dxa" w:w="120"/></w:tcMar></w:tcPr><w:p><w:r><w:rPr><w:rFonts w:ascii="Aptos" w:cs="Aptos" w:eastAsia="Aptos" w:hAnsi="Aptos"/><w:b w:val="false"/><w:bCs w:val="false"/><w:i w:val="false"/><w:iCs w:val="false"/><w:sz w:val="24"/><w:szCs w:val="24"/></w:rPr><w:t xml:space="preserve">[Version]</w:t></w:r></w:p></w:tc><w:tc><w:tcPr><w:tcW w:type="dxa" w:w="1600"/><w:tcBorders><w:top w:val="single" w:color="BFBFBF" w:sz="4"/><w:left w:val="single" w:color="BFBFBF" w:sz="4"/><w:bottom w:val="single" w:color="BFBFBF" w:sz="4"/><w:right w:val="single" w:color="BFBFBF" w:sz="4"/></w:tcBorders><w:tcMar><w:top w:type="dxa" w:w="80"/><w:left w:type="dxa" w:w="120"/><w:bottom w:type="dxa" w:w="80"/><w:right w:type="dxa" w:w="120"/></w:tcMar></w:tcPr><w:p><w:r><w:rPr><w:rFonts w:ascii="Aptos" w:cs="Aptos" w:eastAsia="Aptos" w:hAnsi="Aptos"/><w:b w:val="false"/><w:bCs w:val="false"/><w:i w:val="false"/><w:iCs w:val="false"/><w:sz w:val="24"/><w:szCs w:val="24"/></w:rPr><w:t xml:space="preserve">[Effective Date]</w:t></w:r></w:p></w:tc><w:tc><w:tcPr><w:tcW w:type="dxa" w:w="2200"/><w:tcBorders><w:top w:val="single" w:color="BFBFBF" w:sz="4"/><w:left w:val="single" w:color="BFBFBF" w:sz="4"/><w:bottom w:val="single" w:color="BFBFBF" w:sz="4"/><w:right w:val="single" w:color="BFBFBF" w:sz="4"/></w:tcBorders><w:tcMar><w:top w:type="dxa" w:w="80"/><w:left w:type="dxa" w:w="120"/><w:bottom w:type="dxa" w:w="80"/><w:right w:type="dxa" w:w="120"/></w:tcMar></w:tcPr><w:p><w:r><w:rPr><w:rFonts w:ascii="Aptos" w:cs="Aptos" w:eastAsia="Aptos" w:hAnsi="Aptos"/><w:b w:val="false"/><w:bCs w:val="false"/><w:i w:val="false"/><w:iCs w:val="false"/><w:sz w:val="24"/><w:szCs w:val="24"/></w:rPr><w:t xml:space="preserve">[Reviewer Role]</w:t></w:r></w:p></w:tc><w:tc><w:tcPr><w:tcW w:type="dxa" w:w="4260"/><w:tcBorders><w:top w:val="single" w:color="BFBFBF" w:sz="4"/><w:left w:val="single" w:color="BFBFBF" w:sz="4"/><w:bottom w:val="single" w:color="BFBFBF" w:sz="4"/><w:right w:val="single" w:color="BFBFBF" w:sz="4"/></w:tcBorders><w:tcMar><w:top w:type="dxa" w:w="80"/><w:left w:type="dxa" w:w="120"/><w:bottom w:type="dxa" w:w="80"/><w:right w:type="dxa" w:w="120"/></w:tcMar></w:tcPr><w:p><w:r><w:rPr><w:rFonts w:ascii="Aptos" w:cs="Aptos" w:eastAsia="Aptos" w:hAnsi="Aptos"/><w:b w:val="false"/><w:bCs w:val="false"/><w:i w:val="false"/><w:iCs w:val="false"/><w:sz w:val="24"/><w:szCs w:val="24"/></w:rPr><w:t xml:space="preserve">[Initial Revision Note]</w:t></w:r></w:p></w:tc></w:tr></w:tbl><w:p><w:pPr><w:spacing w:after="60"/></w:pPr></w:p><w:tbl><w:tblPr><w:tblW w:type="dxa" w:w="9360"/><w:tblBorders><w:top w:val="single" w:color="auto" w:sz="4"/><w:left w:val="single" w:color="auto" w:sz="4"/><w:bottom w:val="single" w:color="auto" w:sz="4"/><w:right w:val="single" w:color="auto" w:sz="4"/><w:insideH w:val="single" w:color="auto" w:sz="4"/><w:insideV w:val="single" w:color="auto" w:sz="4"/></w:tblBorders></w:tblPr><w:tblGrid><w:gridCol w:w="9360"/></w:tblGrid><w:tr><w:tc><w:tcPr><w:tcW w:type="dxa" w:w="9360"/><w:tcBorders><w:top w:val="single" w:color="BFBFBF" w:sz="4"/><w:left w:val="single" w:color="BFBFBF" w:sz="4"/><w:bottom w:val="single" w:color="BFBFBF" w:sz="4"/><w:right w:val="single" w:color="BFBFBF" w:sz="4"/></w:tcBorders><w:shd w:fill="F4F1E8" w:val="clear"/><w:tcMar><w:top w:type="dxa" w:w="80"/><w:left w:type="dxa" w:w="120"/><w:bottom w:type="dxa" w:w="80"/><w:right w:type="dxa" w:w="120"/></w:tcMar></w:tcPr><w:p><w:pPr><w:spacing w:after="60"/></w:pPr><w:r><w:rPr><w:rFonts w:ascii="Aptos" w:cs="Aptos" w:eastAsia="Aptos" w:hAnsi="Aptos"/><w:b/><w:bCs/><w:i w:val="false"/><w:iCs w:val="false"/><w:color w:val="1B3A5C"/><w:sz w:val="24"/><w:szCs w:val="24"/></w:rPr><w:t xml:space="preserve">Drafter’s note </w:t></w:r><w:r><w:rPr><w:rFonts w:ascii="Aptos" w:cs="Aptos" w:eastAsia="Aptos" w:hAnsi="Aptos"/><w:b w:val="false"/><w:bCs w:val="false"/><w:i/><w:iCs/><w:color w:val="595959"/><w:sz w:val="24"/><w:szCs w:val="24"/></w:rPr><w:t xml:space="preserve">(internal, delete before publishing)</w:t></w:r></w:p><w:p><w:pPr><w:spacing w:after="140"/></w:pPr><w:r><w:rPr><w:rFonts w:ascii="Aptos" w:cs="Aptos" w:eastAsia="Aptos" w:hAnsi="Aptos"/><w:i/><w:iCs/><w:color w:val="595959"/><w:sz w:val="24"/><w:szCs w:val="24"/></w:rPr><w:t>Confirm before finalizing: (1) the [Owner Role 3] and the change-approver model (single approver for a small agency, a board for a large one); (2) the risk tiers and sign-off levels for standard, major, and emergency changes. No CJIS overlay: CJIS-regulated systems are maintained by the State via IDACS, outside PSAP scope, so this policy does not govern their change management. Cross-referenced artifacts use Tracker names: Change Request &amp; Approval Log, Emergency Change Procedures, System Configuration Baselines, DNS Security Configuration Record.</w:t></w:r></w:p></w:tc></w:tr></w:tbl><w:sectPr><w:headerReference w:type="default" r:id="rId7"/><w:footerReference w:type="default" r:id="rId8"/><w:pgSz w:w="12240" w:h="15840" w:orient="portrait"/><w:pgMar w:top="1440" w:right="1440" w:bottom="1440" w:left="1440" w:header="708" w:footer="708" w:gutter="0"/><w:pgNumType/><w:docGrid w:linePitch="360"/></w:sectPr></w:body></w:document>
+<file path=word/document.xml><?xml version="1.0" encoding="utf-8"?>
+<w:document xmlns:wpc="http://schemas.microsoft.com/office/word/2010/wordprocessingCanvas" xmlns:mc="http://schemas.openxmlformats.org/markup-compatibility/2006" xmlns:o="urn:schemas-microsoft-com:office:office" xmlns:r="http://schemas.openxmlformats.org/officeDocument/2006/relationships" xmlns:m="http://schemas.openxmlformats.org/officeDocument/2006/math" xmlns:v="urn:schemas-microsoft-com:vml" xmlns:wp14="http://schemas.microsoft.com/office/word/2010/wordprocessingDrawing" xmlns:wp="http://schemas.openxmlformats.org/drawingml/2006/wordprocessingDrawing" xmlns:w10="urn:schemas-microsoft-com:office:word" xmlns:w="http://schemas.openxmlformats.org/wordprocessingml/2006/main" xmlns:w14="http://schemas.microsoft.com/office/word/2010/wordml" xmlns:w15="http://schemas.microsoft.com/office/word/2012/wordml" xmlns:wpg="http://schemas.microsoft.com/office/word/2010/wordprocessingGroup" xmlns:wpi="http://schemas.microsoft.com/office/word/2010/wordprocessingInk" xmlns:wne="http://schemas.microsoft.com/office/word/2006/wordml" xmlns:wps="http://schemas.microsoft.com/office/word/2010/wordprocessingShape" xmlns:cx="http://schemas.microsoft.com/office/drawing/2014/chartex" xmlns:cx1="http://schemas.microsoft.com/office/drawing/2015/9/8/chartex" xmlns:cx2="http://schemas.microsoft.com/office/drawing/2015/10/21/chartex" xmlns:cx3="http://schemas.microsoft.com/office/drawing/2016/5/9/chartex" xmlns:cx4="http://schemas.microsoft.com/office/drawing/2016/5/10/chartex" xmlns:cx5="http://schemas.microsoft.com/office/drawing/2016/5/11/chartex" xmlns:cx6="http://schemas.microsoft.com/office/drawing/2016/5/12/chartex" xmlns:cx7="http://schemas.microsoft.com/office/drawing/2016/5/13/chartex" xmlns:cx8="http://schemas.microsoft.com/office/drawing/2016/5/14/chartex" xmlns:aink="http://schemas.microsoft.com/office/drawing/2016/ink" xmlns:am3d="http://schemas.microsoft.com/office/drawing/2017/model3d" xmlns:w16cex="http://schemas.microsoft.com/office/word/2018/wordml/cex" xmlns:w16cid="http://schemas.microsoft.com/office/word/2016/wordml/cid" xmlns:w16="http://schemas.microsoft.com/office/word/2018/wordml" xmlns:w16sdtdh="http://schemas.microsoft.com/office/word/2020/wordml/sdtdatahash" xmlns:w16se="http://schemas.microsoft.com/office/word/2015/wordml/symex" mc:Ignorable="w14 w15 wp14">
+  <w:body>
+    <w:p>
+      <w:pPr>
+        <w:spacing w:after="60"/>
+      </w:pPr>
+      <w:r>
+        <w:rPr>
+          <w:rFonts w:ascii="Aptos" w:cs="Aptos" w:eastAsia="Aptos" w:hAnsi="Aptos"/>
+          <w:b/>
+          <w:bCs/>
+          <w:color w:val="1B3A5C"/>
+          <w:sz w:val="40"/>
+          <w:szCs w:val="40"/>
+        </w:rPr>
+        <w:t>Change Management Policy</w:t>
+      </w:r>
+    </w:p>
+    <w:tbl>
+      <w:tblPr>
+        <w:tblW w:type="dxa" w:w="9360"/>
+        <w:tblBorders>
+          <w:top w:val="single" w:color="auto" w:sz="4"/>
+          <w:left w:val="single" w:color="auto" w:sz="4"/>
+          <w:bottom w:val="single" w:color="auto" w:sz="4"/>
+          <w:right w:val="single" w:color="auto" w:sz="4"/>
+          <w:insideH w:val="single" w:color="auto" w:sz="4"/>
+          <w:insideV w:val="single" w:color="auto" w:sz="4"/>
+        </w:tblBorders>
+      </w:tblPr>
+      <w:tblGrid>
+        <w:gridCol w:w="9360"/>
+      </w:tblGrid>
+      <w:tr>
+        <w:tc>
+          <w:tcPr>
+            <w:tcW w:type="dxa" w:w="9360"/>
+            <w:tcBorders>
+              <w:top w:val="single" w:color="BFBFBF" w:sz="4"/>
+              <w:left w:val="single" w:color="BFBFBF" w:sz="4"/>
+              <w:bottom w:val="single" w:color="BFBFBF" w:sz="4"/>
+              <w:right w:val="single" w:color="BFBFBF" w:sz="4"/>
+            </w:tcBorders>
+            <w:shd w:fill="EEF2F7" w:val="clear"/>
+            <w:tcMar>
+              <w:top w:type="dxa" w:w="80"/>
+              <w:left w:type="dxa" w:w="120"/>
+              <w:bottom w:type="dxa" w:w="80"/>
+              <w:right w:type="dxa" w:w="120"/>
+            </w:tcMar>
+          </w:tcPr>
+          <w:p>
+            <w:pPr>
+              <w:spacing w:after="60"/>
+            </w:pPr>
+            <w:r>
+              <w:rPr>
+                <w:rFonts w:ascii="Aptos" w:cs="Aptos" w:eastAsia="Aptos" w:hAnsi="Aptos"/>
+                <w:b/>
+                <w:bCs/>
+                <w:i w:val="false"/>
+                <w:iCs w:val="false"/>
+                <w:sz w:val="24"/>
+                <w:szCs w:val="24"/>
+              </w:rPr>
+              <w:t xml:space="preserve">Authority: </w:t>
+            </w:r>
+            <w:r>
+              <w:rPr>
+                <w:rFonts w:ascii="Aptos" w:cs="Aptos" w:eastAsia="Aptos" w:hAnsi="Aptos"/>
+                <w:b w:val="false"/>
+                <w:bCs w:val="false"/>
+                <w:i w:val="false"/>
+                <w:iCs w:val="false"/>
+                <w:sz w:val="24"/>
+                <w:szCs w:val="24"/>
+              </w:rPr>
+              <w:t xml:space="preserve">Adopted by </w:t>
+            </w:r>
+            <w:r>
+              <w:rPr>
+                <w:rFonts w:ascii="Aptos" w:cs="Aptos" w:eastAsia="Aptos" w:hAnsi="Aptos"/>
+                <w:b/>
+                <w:bCs/>
+                <w:i w:val="false"/>
+                <w:iCs w:val="false"/>
+                <w:sz w:val="24"/>
+                <w:szCs w:val="24"/>
+              </w:rPr>
+              <w:t xml:space="preserve">[Agency Name]</w:t>
+            </w:r>
+            <w:r>
+              <w:rPr>
+                <w:rFonts w:ascii="Aptos" w:cs="Aptos" w:eastAsia="Aptos" w:hAnsi="Aptos"/>
+                <w:b w:val="false"/>
+                <w:bCs w:val="false"/>
+                <w:i w:val="false"/>
+                <w:iCs w:val="false"/>
+                <w:sz w:val="24"/>
+                <w:szCs w:val="24"/>
+              </w:rPr>
+              <w:t xml:space="preserve"> under the authority of </w:t>
+            </w:r>
+            <w:r>
+              <w:rPr>
+                <w:rFonts w:ascii="Aptos" w:cs="Aptos" w:eastAsia="Aptos" w:hAnsi="Aptos"/>
+                <w:b/>
+                <w:bCs/>
+                <w:i w:val="false"/>
+                <w:iCs w:val="false"/>
+                <w:sz w:val="24"/>
+                <w:szCs w:val="24"/>
+              </w:rPr>
+              <w:t xml:space="preserve">[signing official / title]</w:t>
+            </w:r>
+            <w:r>
+              <w:rPr>
+                <w:rFonts w:ascii="Aptos" w:cs="Aptos" w:eastAsia="Aptos" w:hAnsi="Aptos"/>
+                <w:b w:val="false"/>
+                <w:bCs w:val="false"/>
+                <w:i w:val="false"/>
+                <w:iCs w:val="false"/>
+                <w:sz w:val="24"/>
+                <w:szCs w:val="24"/>
+              </w:rPr>
+              <w:t xml:space="preserve">.</w:t>
+            </w:r>
+          </w:p>
+          <w:p>
+            <w:pPr>
+              <w:spacing w:after="60"/>
+            </w:pPr>
+            <w:r>
+              <w:rPr>
+                <w:rFonts w:ascii="Aptos" w:cs="Aptos" w:eastAsia="Aptos" w:hAnsi="Aptos"/>
+                <w:b/>
+                <w:bCs/>
+                <w:i w:val="false"/>
+                <w:iCs w:val="false"/>
+                <w:sz w:val="24"/>
+                <w:szCs w:val="24"/>
+              </w:rPr>
+              <w:t xml:space="preserve">Version: </w:t>
+            </w:r>
+            <w:r>
+              <w:rPr>
+                <w:rFonts w:ascii="Aptos" w:cs="Aptos" w:eastAsia="Aptos" w:hAnsi="Aptos"/>
+                <w:b w:val="false"/>
+                <w:bCs w:val="false"/>
+                <w:i w:val="false"/>
+                <w:iCs w:val="false"/>
+                <w:sz w:val="24"/>
+                <w:szCs w:val="24"/>
+              </w:rPr>
+              <w:t xml:space="preserve">[#]    </w:t>
+            </w:r>
+            <w:r>
+              <w:rPr>
+                <w:rFonts w:ascii="Aptos" w:cs="Aptos" w:eastAsia="Aptos" w:hAnsi="Aptos"/>
+                <w:b/>
+                <w:bCs/>
+                <w:i w:val="false"/>
+                <w:iCs w:val="false"/>
+                <w:sz w:val="24"/>
+                <w:szCs w:val="24"/>
+              </w:rPr>
+              <w:t xml:space="preserve">Effective Date: </w:t>
+            </w:r>
+            <w:r>
+              <w:rPr>
+                <w:rFonts w:ascii="Aptos" w:cs="Aptos" w:eastAsia="Aptos" w:hAnsi="Aptos"/>
+                <w:b w:val="false"/>
+                <w:bCs w:val="false"/>
+                <w:i w:val="false"/>
+                <w:iCs w:val="false"/>
+                <w:sz w:val="24"/>
+                <w:szCs w:val="24"/>
+              </w:rPr>
+              <w:t xml:space="preserve">[Date]    </w:t>
+            </w:r>
+            <w:r>
+              <w:rPr>
+                <w:rFonts w:ascii="Aptos" w:cs="Aptos" w:eastAsia="Aptos" w:hAnsi="Aptos"/>
+                <w:b/>
+                <w:bCs/>
+                <w:i w:val="false"/>
+                <w:iCs w:val="false"/>
+                <w:sz w:val="24"/>
+                <w:szCs w:val="24"/>
+              </w:rPr>
+              <w:t xml:space="preserve">Next Review: </w:t>
+            </w:r>
+            <w:r>
+              <w:rPr>
+                <w:rFonts w:ascii="Aptos" w:cs="Aptos" w:eastAsia="Aptos" w:hAnsi="Aptos"/>
+                <w:b w:val="false"/>
+                <w:bCs w:val="false"/>
+                <w:i w:val="false"/>
+                <w:iCs w:val="false"/>
+                <w:sz w:val="24"/>
+                <w:szCs w:val="24"/>
+              </w:rPr>
+              <w:t xml:space="preserve">[Date]</w:t>
+            </w:r>
+          </w:p>
+          <w:p>
+            <w:pPr>
+              <w:spacing w:after="60"/>
+            </w:pPr>
+            <w:r>
+              <w:rPr>
+                <w:rFonts w:ascii="Aptos" w:cs="Aptos" w:eastAsia="Aptos" w:hAnsi="Aptos"/>
+                <w:b/>
+                <w:bCs/>
+                <w:i w:val="false"/>
+                <w:iCs w:val="false"/>
+                <w:sz w:val="24"/>
+                <w:szCs w:val="24"/>
+              </w:rPr>
+              <w:t xml:space="preserve">Owner: </w:t>
+            </w:r>
+            <w:r>
+              <w:rPr>
+                <w:rFonts w:ascii="Aptos" w:cs="Aptos" w:eastAsia="Aptos" w:hAnsi="Aptos"/>
+                <w:b w:val="false"/>
+                <w:bCs w:val="false"/>
+                <w:i w:val="false"/>
+                <w:iCs w:val="false"/>
+                <w:sz w:val="24"/>
+                <w:szCs w:val="24"/>
+              </w:rPr>
+              <w:t xml:space="preserve">[Role title]   </w:t>
+            </w:r>
+            <w:r>
+              <w:rPr>
+                <w:rFonts w:ascii="Aptos" w:cs="Aptos" w:eastAsia="Aptos" w:hAnsi="Aptos"/>
+                <w:b w:val="false"/>
+                <w:bCs w:val="false"/>
+                <w:i/>
+                <w:iCs/>
+                <w:color w:val="595959"/>
+                <w:sz w:val="24"/>
+                <w:szCs w:val="24"/>
+              </w:rPr>
+              <w:t xml:space="preserve">«use a role, not a person’s name.»</w:t>
+            </w:r>
+          </w:p>
+          <w:p>
+            <w:pPr>
+              <w:spacing w:after="20"/>
+            </w:pPr>
+            <w:r>
+              <w:rPr>
+                <w:rFonts w:ascii="Aptos" w:cs="Aptos" w:eastAsia="Aptos" w:hAnsi="Aptos"/>
+                <w:b/>
+                <w:bCs/>
+                <w:i w:val="false"/>
+                <w:iCs w:val="false"/>
+                <w:sz w:val="24"/>
+                <w:szCs w:val="24"/>
+              </w:rPr>
+              <w:t xml:space="preserve">Classification: </w:t>
+            </w:r>
+            <w:r>
+              <w:rPr>
+                <w:rFonts w:ascii="Aptos" w:cs="Aptos" w:eastAsia="Aptos" w:hAnsi="Aptos"/>
+                <w:b w:val="false"/>
+                <w:bCs w:val="false"/>
+                <w:i w:val="false"/>
+                <w:iCs w:val="false"/>
+                <w:sz w:val="24"/>
+                <w:szCs w:val="24"/>
+              </w:rPr>
+              <w:t xml:space="preserve">Internal</w:t>
+            </w:r>
+          </w:p>
+          <w:p>
+            <w:pPr>
+              <w:spacing w:after="0"/>
+            </w:pPr>
+            <w:r>
+              <w:rPr>
+                <w:rFonts w:ascii="Aptos" w:cs="Aptos" w:eastAsia="Aptos" w:hAnsi="Aptos"/>
+                <w:i/>
+                <w:iCs/>
+                <w:color w:val="595959"/>
+                <w:sz w:val="24"/>
+                <w:szCs w:val="24"/>
+              </w:rPr>
+              <w:t xml:space="preserve">«Minimum for Policy artifacts. Your agency may raise this but not lower it. Append “ / CJIS” if CJIS-regulated data is in scope. Raise to Restricted if this policy embeds specific operational configuration or response logic.»</w:t>
+            </w:r>
+          </w:p>
+        </w:tc>
+      </w:tr>
+    </w:tbl>
+    <w:p>
+      <w:pPr>
+        <w:spacing w:after="60"/>
+      </w:pPr>
+    </w:p>
+    <w:tbl>
+      <w:tblPr>
+        <w:tblW w:type="dxa" w:w="9360"/>
+        <w:tblBorders>
+          <w:top w:val="single" w:color="auto" w:sz="4"/>
+          <w:left w:val="single" w:color="auto" w:sz="4"/>
+          <w:bottom w:val="single" w:color="auto" w:sz="4"/>
+          <w:right w:val="single" w:color="auto" w:sz="4"/>
+          <w:insideH w:val="single" w:color="auto" w:sz="4"/>
+          <w:insideV w:val="single" w:color="auto" w:sz="4"/>
+        </w:tblBorders>
+      </w:tblPr>
+      <w:tblGrid>
+        <w:gridCol w:w="9360"/>
+      </w:tblGrid>
+      <w:tr>
+        <w:tc>
+          <w:tcPr>
+            <w:tcW w:type="dxa" w:w="9360"/>
+            <w:tcBorders>
+              <w:top w:val="single" w:color="BFBFBF" w:sz="4"/>
+              <w:left w:val="single" w:color="BFBFBF" w:sz="4"/>
+              <w:bottom w:val="single" w:color="BFBFBF" w:sz="4"/>
+              <w:right w:val="single" w:color="BFBFBF" w:sz="4"/>
+            </w:tcBorders>
+            <w:shd w:fill="F4F1E8" w:val="clear"/>
+            <w:tcMar>
+              <w:top w:type="dxa" w:w="80"/>
+              <w:left w:type="dxa" w:w="120"/>
+              <w:bottom w:type="dxa" w:w="80"/>
+              <w:right w:type="dxa" w:w="120"/>
+            </w:tcMar>
+          </w:tcPr>
+          <w:p>
+            <w:pPr>
+              <w:spacing w:after="60"/>
+            </w:pPr>
+            <w:r>
+              <w:rPr>
+                <w:rFonts w:ascii="Aptos" w:cs="Aptos" w:eastAsia="Aptos" w:hAnsi="Aptos"/>
+                <w:b/>
+                <w:bCs/>
+                <w:i w:val="false"/>
+                <w:iCs w:val="false"/>
+                <w:color w:val="1B3A5C"/>
+                <w:sz w:val="24"/>
+                <w:szCs w:val="24"/>
+              </w:rPr>
+              <w:t xml:space="preserve">How to use this template </w:t>
+            </w:r>
+            <w:r>
+              <w:rPr>
+                <w:rFonts w:ascii="Aptos" w:cs="Aptos" w:eastAsia="Aptos" w:hAnsi="Aptos"/>
+                <w:b w:val="false"/>
+                <w:bCs w:val="false"/>
+                <w:i/>
+                <w:iCs/>
+                <w:color w:val="595959"/>
+                <w:sz w:val="24"/>
+                <w:szCs w:val="24"/>
+              </w:rPr>
+              <w:t xml:space="preserve">(delete this box before publishing)</w:t>
+            </w:r>
+          </w:p>
+          <w:p>
+            <w:pPr>
+              <w:spacing w:after="140"/>
+            </w:pPr>
+            <w:r>
+              <w:rPr>
+                <w:rFonts w:ascii="Aptos" w:cs="Aptos" w:eastAsia="Aptos" w:hAnsi="Aptos"/>
+                <w:i/>
+                <w:iCs/>
+                <w:color w:val="595959"/>
+                <w:sz w:val="24"/>
+                <w:szCs w:val="24"/>
+              </w:rPr>
+              <w:t>This template is ready to adopt. Replace every [BRACKETED] field with your agency's information, follow the « » guidance notes, and delete every « » note and this box before you publish.</w:t>
+            </w:r>
+          </w:p>
+          <w:p>
+            <w:pPr>
+              <w:spacing w:after="0"/>
+            </w:pPr>
+            <w:r>
+              <w:rPr>
+                <w:rFonts w:ascii="Aptos" w:cs="Aptos" w:eastAsia="Aptos" w:hAnsi="Aptos"/>
+                <w:b/>
+                <w:bCs/>
+                <w:i w:val="false"/>
+                <w:iCs w:val="false"/>
+                <w:sz w:val="24"/>
+                <w:szCs w:val="24"/>
+              </w:rPr>
+              <w:t xml:space="preserve">Placeholder key: </w:t>
+            </w:r>
+            <w:r>
+              <w:rPr>
+                <w:rFonts w:ascii="Aptos" w:cs="Aptos" w:eastAsia="Aptos" w:hAnsi="Aptos"/>
+                <w:b w:val="false"/>
+                <w:bCs w:val="false"/>
+                <w:i w:val="false"/>
+                <w:iCs w:val="false"/>
+                <w:sz w:val="24"/>
+                <w:szCs w:val="24"/>
+              </w:rPr>
+              <w:t xml:space="preserve">[BRACKETED]</w:t>
+            </w:r>
+            <w:r>
+              <w:rPr>
+                <w:rFonts w:ascii="Aptos" w:cs="Aptos" w:eastAsia="Aptos" w:hAnsi="Aptos"/>
+                <w:b w:val="false"/>
+                <w:bCs w:val="false"/>
+                <w:i w:val="false"/>
+                <w:iCs w:val="false"/>
+                <w:sz w:val="24"/>
+                <w:szCs w:val="24"/>
+              </w:rPr>
+              <w:t xml:space="preserve"> = fill in   ·   </w:t>
+            </w:r>
+            <w:r>
+              <w:rPr>
+                <w:rFonts w:ascii="Aptos" w:cs="Aptos" w:eastAsia="Aptos" w:hAnsi="Aptos"/>
+                <w:b/>
+                <w:bCs/>
+                <w:i w:val="false"/>
+                <w:iCs w:val="false"/>
+                <w:sz w:val="24"/>
+                <w:szCs w:val="24"/>
+              </w:rPr>
+              <w:t xml:space="preserve">[REQUIRED]</w:t>
+            </w:r>
+            <w:r>
+              <w:rPr>
+                <w:rFonts w:ascii="Aptos" w:cs="Aptos" w:eastAsia="Aptos" w:hAnsi="Aptos"/>
+                <w:b w:val="false"/>
+                <w:bCs w:val="false"/>
+                <w:i w:val="false"/>
+                <w:iCs w:val="false"/>
+                <w:sz w:val="24"/>
+                <w:szCs w:val="24"/>
+              </w:rPr>
+              <w:t xml:space="preserve"> (bold) = required field   ·   </w:t>
+            </w:r>
+            <w:r>
+              <w:rPr>
+                <w:rFonts w:ascii="Aptos" w:cs="Aptos" w:eastAsia="Aptos" w:hAnsi="Aptos"/>
+                <w:b w:val="false"/>
+                <w:bCs w:val="false"/>
+                <w:i/>
+                <w:iCs/>
+                <w:color w:val="595959"/>
+                <w:sz w:val="24"/>
+                <w:szCs w:val="24"/>
+              </w:rPr>
+              <w:t xml:space="preserve">« »</w:t>
+            </w:r>
+            <w:r>
+              <w:rPr>
+                <w:rFonts w:ascii="Aptos" w:cs="Aptos" w:eastAsia="Aptos" w:hAnsi="Aptos"/>
+                <w:b w:val="false"/>
+                <w:bCs w:val="false"/>
+                <w:i w:val="false"/>
+                <w:iCs w:val="false"/>
+                <w:sz w:val="24"/>
+                <w:szCs w:val="24"/>
+              </w:rPr>
+              <w:t xml:space="preserve"> = guidance to delete.</w:t>
+            </w:r>
+          </w:p>
+          <w:p>
+            <w:pPr>
+              <w:spacing w:after="140"/>
+            </w:pPr>
+            <w:r>
+              <w:rPr>
+                <w:rFonts w:ascii="Aptos" w:cs="Aptos" w:eastAsia="Aptos" w:hAnsi="Aptos"/>
+                <w:i/>
+                <w:iCs/>
+                <w:color w:val="595959"/>
+                <w:sz w:val="24"/>
+                <w:szCs w:val="24"/>
+              </w:rPr>
+              <w:t xml:space="preserve">Keep the body director-readable. Push technical detail and contact lists to an appendix. Source Authority, approval signatures, and revision history stay at the foot of the document.</w:t>
+            </w:r>
+          </w:p>
+        </w:tc>
+      </w:tr>
+    </w:tbl>
+    <w:p>
+      <w:pPr>
+        <w:pStyle w:val="Heading2"/>
+        <w:spacing w:after="100" w:before="220"/>
+      </w:pPr>
+      <w:r>
+        <w:rPr>
+          <w:rFonts w:ascii="Aptos" w:cs="Aptos" w:eastAsia="Aptos" w:hAnsi="Aptos"/>
+          <w:b/>
+          <w:bCs/>
+          <w:color w:val="1B3A5C"/>
+          <w:sz w:val="26"/>
+          <w:szCs w:val="26"/>
+        </w:rPr>
+        <w:t xml:space="preserve">1. Purpose</w:t>
+      </w:r>
+    </w:p>
+    <w:p>
+      <w:pPr>
+        <w:spacing w:after="140"/>
+      </w:pPr>
+      <w:r>
+        <w:rPr>
+          <w:rFonts w:ascii="Aptos" w:cs="Aptos" w:eastAsia="Aptos" w:hAnsi="Aptos"/>
+          <w:i/>
+          <w:iCs/>
+          <w:color w:val="595959"/>
+          <w:sz w:val="24"/>
+          <w:szCs w:val="24"/>
+        </w:rPr>
+        <w:t xml:space="preserve">«Two or three sentences: what this policy governs and why the Agency maintains it. Name the outcome, not the activity.»</w:t>
+      </w:r>
+    </w:p>
+    <w:p>
+      <w:pPr>
+        <w:spacing w:after="120" w:before="0"/>
+      </w:pPr>
+      <w:r>
+        <w:rPr>
+          <w:rFonts w:ascii="Aptos" w:cs="Aptos" w:eastAsia="Aptos" w:hAnsi="Aptos"/>
+          <w:b w:val="false"/>
+          <w:bCs w:val="false"/>
+          <w:i w:val="false"/>
+          <w:iCs w:val="false"/>
+          <w:sz w:val="24"/>
+          <w:szCs w:val="24"/>
+        </w:rPr>
+        <w:t>This policy governs how [Agency Name] makes changes to its systems: what counts as a change, how changes are approved and documented, and how deviations are reviewed. It applies across every system and device, and is the parent for the Agency's change, patch, and configuration records.</w:t>
+      </w:r>
+    </w:p>
+    <w:p>
+      <w:pPr>
+        <w:pStyle w:val="Heading2"/>
+        <w:spacing w:after="100" w:before="220"/>
+      </w:pPr>
+      <w:r>
+        <w:rPr>
+          <w:rFonts w:ascii="Aptos" w:cs="Aptos" w:eastAsia="Aptos" w:hAnsi="Aptos"/>
+          <w:b/>
+          <w:bCs/>
+          <w:color w:val="1B3A5C"/>
+          <w:sz w:val="26"/>
+          <w:szCs w:val="26"/>
+        </w:rPr>
+        <w:t xml:space="preserve">2. Scope</w:t>
+      </w:r>
+    </w:p>
+    <w:p>
+      <w:pPr>
+        <w:spacing w:after="140"/>
+      </w:pPr>
+      <w:r>
+        <w:rPr>
+          <w:rFonts w:ascii="Aptos" w:cs="Aptos" w:eastAsia="Aptos" w:hAnsi="Aptos"/>
+          <w:i/>
+          <w:iCs/>
+          <w:color w:val="595959"/>
+          <w:sz w:val="24"/>
+          <w:szCs w:val="24"/>
+        </w:rPr>
+        <w:t xml:space="preserve">«Who and what the policy covers, and what it excludes. State exclusions explicitly.»</w:t>
+      </w:r>
+    </w:p>
+    <w:p>
+      <w:pPr>
+        <w:pStyle w:val="ListParagraph"/>
+        <w:numPr>
+          <w:ilvl w:val="0"/>
+          <w:numId w:val="2"/>
+        </w:numPr>
+        <w:spacing w:after="60"/>
+      </w:pPr>
+      <w:r>
+        <w:rPr>
+          <w:rFonts w:ascii="Aptos" w:cs="Aptos" w:eastAsia="Aptos" w:hAnsi="Aptos"/>
+          <w:b w:val="false"/>
+          <w:bCs w:val="false"/>
+          <w:i w:val="false"/>
+          <w:iCs w:val="false"/>
+          <w:sz w:val="24"/>
+          <w:szCs w:val="24"/>
+        </w:rPr>
+        <w:t>Applies to: [all personnel who request, approve, or implement changes, including county or vendor IT].</w:t>
+      </w:r>
+    </w:p>
+    <w:p>
+      <w:pPr>
+        <w:pStyle w:val="ListParagraph"/>
+        <w:numPr>
+          <w:ilvl w:val="0"/>
+          <w:numId w:val="2"/>
+        </w:numPr>
+        <w:spacing w:after="60"/>
+      </w:pPr>
+      <w:r>
+        <w:rPr>
+          <w:rFonts w:ascii="Aptos" w:cs="Aptos" w:eastAsia="Aptos" w:hAnsi="Aptos"/>
+          <w:b w:val="false"/>
+          <w:bCs w:val="false"/>
+          <w:i w:val="false"/>
+          <w:iCs w:val="false"/>
+          <w:sz w:val="24"/>
+          <w:szCs w:val="24"/>
+        </w:rPr>
+        <w:t>Covers: every production system and device the Agency operates, including telephony, CAD, network, and DNS.</w:t>
+      </w:r>
+    </w:p>
+    <w:p>
+      <w:pPr>
+        <w:pStyle w:val="ListParagraph"/>
+        <w:numPr>
+          <w:ilvl w:val="0"/>
+          <w:numId w:val="2"/>
+        </w:numPr>
+        <w:spacing w:after="60"/>
+      </w:pPr>
+      <w:r>
+        <w:rPr>
+          <w:rFonts w:ascii="Aptos" w:cs="Aptos" w:eastAsia="Aptos" w:hAnsi="Aptos"/>
+          <w:b w:val="false"/>
+          <w:bCs w:val="false"/>
+          <w:i w:val="false"/>
+          <w:iCs w:val="false"/>
+          <w:sz w:val="24"/>
+          <w:szCs w:val="24"/>
+        </w:rPr>
+        <w:t>Excludes: [exclusions, if any; if none, write "None."]</w:t>
+      </w:r>
+    </w:p>
+    <w:p>
+      <w:pPr>
+        <w:pStyle w:val="Heading2"/>
+        <w:spacing w:after="100" w:before="220"/>
+      </w:pPr>
+      <w:r>
+        <w:rPr>
+          <w:rFonts w:ascii="Aptos" w:cs="Aptos" w:eastAsia="Aptos" w:hAnsi="Aptos"/>
+          <w:b/>
+          <w:bCs/>
+          <w:color w:val="1B3A5C"/>
+          <w:sz w:val="26"/>
+          <w:szCs w:val="26"/>
+        </w:rPr>
+        <w:t xml:space="preserve">3. Definitions</w:t>
+      </w:r>
+    </w:p>
+    <w:p>
+      <w:pPr>
+        <w:spacing w:after="140"/>
+      </w:pPr>
+      <w:r>
+        <w:rPr>
+          <w:rFonts w:ascii="Aptos" w:cs="Aptos" w:eastAsia="Aptos" w:hAnsi="Aptos"/>
+          <w:i/>
+          <w:iCs/>
+          <w:color w:val="595959"/>
+          <w:sz w:val="24"/>
+          <w:szCs w:val="24"/>
+        </w:rPr>
+        <w:t xml:space="preserve">«Optional. Include only terms this policy uses with a narrower meaning than common usage. Do not define common operational terms (CAD, RMS, ESInet, dispatcher). Delete this section if not needed.»</w:t>
+      </w:r>
+    </w:p>
+    <w:p>
+      <w:pPr>
+        <w:spacing w:after="120" w:before="0"/>
+      </w:pPr>
+      <w:r>
+        <w:rPr>
+          <w:rFonts w:ascii="Aptos" w:cs="Aptos" w:eastAsia="Aptos" w:hAnsi="Aptos"/>
+          <w:b w:val="false"/>
+          <w:bCs w:val="false"/>
+          <w:i w:val="false"/>
+          <w:iCs w:val="false"/>
+          <w:sz w:val="24"/>
+          <w:szCs w:val="24"/>
+        </w:rPr>
+        <w:t>Change: any addition, modification, or removal that could affect a production system, its configuration, or its security posture.</w:t>
+      </w:r>
+    </w:p>
+    <w:p>
+      <w:pPr>
+        <w:spacing w:after="120" w:before="0"/>
+      </w:pPr>
+      <w:r>
+        <w:rPr>
+          <w:rFonts w:ascii="Aptos" w:cs="Aptos" w:eastAsia="Aptos" w:hAnsi="Aptos"/>
+          <w:b w:val="false"/>
+          <w:bCs w:val="false"/>
+          <w:i w:val="false"/>
+          <w:iCs w:val="false"/>
+          <w:sz w:val="24"/>
+          <w:szCs w:val="24"/>
+        </w:rPr>
+        <w:t>Standard change: a pre-approved, low-risk change that follows an established procedure.</w:t>
+      </w:r>
+    </w:p>
+    <w:p>
+      <w:pPr>
+        <w:spacing w:after="120" w:before="0"/>
+      </w:pPr>
+      <w:r>
+        <w:rPr>
+          <w:rFonts w:ascii="Aptos" w:cs="Aptos" w:eastAsia="Aptos" w:hAnsi="Aptos"/>
+          <w:b w:val="false"/>
+          <w:bCs w:val="false"/>
+          <w:i w:val="false"/>
+          <w:iCs w:val="false"/>
+          <w:sz w:val="24"/>
+          <w:szCs w:val="24"/>
+        </w:rPr>
+        <w:t>Major (significant) change: a change with meaningful security, operational, or availability impact, requiring a risk-scaled assessment and approval before implementation.</w:t>
+      </w:r>
+    </w:p>
+    <w:p>
+      <w:pPr>
+        <w:spacing w:after="120" w:before="0"/>
+      </w:pPr>
+      <w:r>
+        <w:rPr>
+          <w:rFonts w:ascii="Aptos" w:cs="Aptos" w:eastAsia="Aptos" w:hAnsi="Aptos"/>
+          <w:b w:val="false"/>
+          <w:bCs w:val="false"/>
+          <w:i w:val="false"/>
+          <w:iCs w:val="false"/>
+          <w:sz w:val="24"/>
+          <w:szCs w:val="24"/>
+        </w:rPr>
+        <w:t>Emergency change: a change made without delay to restore service or remove an immediate threat, approved through the Emergency Change Procedures and documented after the fact.</w:t>
+      </w:r>
+    </w:p>
+    <w:p>
+      <w:pPr>
+        <w:spacing w:after="120" w:before="0"/>
+      </w:pPr>
+      <w:r>
+        <w:rPr>
+          <w:rFonts w:ascii="Aptos" w:cs="Aptos" w:eastAsia="Aptos" w:hAnsi="Aptos"/>
+          <w:b w:val="false"/>
+          <w:bCs w:val="false"/>
+          <w:i w:val="false"/>
+          <w:iCs w:val="false"/>
+          <w:sz w:val="24"/>
+          <w:szCs w:val="24"/>
+        </w:rPr>
+        <w:t>Supervised maintenance: maintenance of a sensitive or critical system performed by authorized personnel under defined safeguards (scheduled window, pre-maintenance backup, second-person sign-off).</w:t>
+      </w:r>
+    </w:p>
+    <w:p>
+      <w:pPr>
+        <w:pStyle w:val="Heading2"/>
+        <w:spacing w:after="100" w:before="220"/>
+      </w:pPr>
+      <w:r>
+        <w:rPr>
+          <w:rFonts w:ascii="Aptos" w:cs="Aptos" w:eastAsia="Aptos" w:hAnsi="Aptos"/>
+          <w:b/>
+          <w:bCs/>
+          <w:color w:val="1B3A5C"/>
+          <w:sz w:val="26"/>
+          <w:szCs w:val="26"/>
+        </w:rPr>
+        <w:t xml:space="preserve">4. Policy Statement</w:t>
+      </w:r>
+    </w:p>
+    <w:p>
+      <w:pPr>
+        <w:spacing w:after="140"/>
+      </w:pPr>
+      <w:r>
+        <w:rPr>
+          <w:rFonts w:ascii="Aptos" w:cs="Aptos" w:eastAsia="Aptos" w:hAnsi="Aptos"/>
+          <w:i/>
+          <w:iCs/>
+          <w:color w:val="595959"/>
+          <w:sz w:val="24"/>
+          <w:szCs w:val="24"/>
+        </w:rPr>
+        <w:t xml:space="preserve">«The enforceable core, as numbered statements. Use “The Agency shall…” / “Personnel are responsible for…”. One requirement per statement.»</w:t>
+      </w:r>
+    </w:p>
+    <w:p>
+      <w:pPr>
+        <w:pStyle w:val="ListParagraph"/>
+        <w:numPr>
+          <w:ilvl w:val="0"/>
+          <w:numId w:val="3"/>
+        </w:numPr>
+        <w:spacing w:after="60"/>
+      </w:pPr>
+      <w:r>
+        <w:rPr>
+          <w:rFonts w:ascii="Aptos" w:cs="Aptos" w:eastAsia="Aptos" w:hAnsi="Aptos"/>
+          <w:b w:val="false"/>
+          <w:bCs w:val="false"/>
+          <w:i w:val="false"/>
+          <w:iCs w:val="false"/>
+          <w:sz w:val="24"/>
+          <w:szCs w:val="24"/>
+        </w:rPr>
+        <w:t>The Agency shall classify every change to a production system as a standard, major (significant), or emergency change, and route each through the approval path defined for its class.</w:t>
+      </w:r>
+    </w:p>
+    <w:p>
+      <w:pPr>
+        <w:pStyle w:val="ListParagraph"/>
+        <w:numPr>
+          <w:ilvl w:val="0"/>
+          <w:numId w:val="3"/>
+        </w:numPr>
+        <w:spacing w:after="60"/>
+      </w:pPr>
+      <w:r>
+        <w:rPr>
+          <w:rFonts w:ascii="Aptos" w:cs="Aptos" w:eastAsia="Aptos" w:hAnsi="Aptos"/>
+          <w:b w:val="false"/>
+          <w:bCs w:val="false"/>
+          <w:i w:val="false"/>
+          <w:iCs w:val="false"/>
+          <w:sz w:val="24"/>
+          <w:szCs w:val="24"/>
+        </w:rPr>
+        <w:t>The Agency shall not implement a change to a production system without the documented approval required for its class, and shall record every change request, approval, and outcome in the Change Request &amp; Approval Log.</w:t>
+      </w:r>
+    </w:p>
+    <w:p>
+      <w:pPr>
+        <w:pStyle w:val="ListParagraph"/>
+        <w:numPr>
+          <w:ilvl w:val="0"/>
+          <w:numId w:val="3"/>
+        </w:numPr>
+        <w:spacing w:after="60"/>
+      </w:pPr>
+      <w:r>
+        <w:rPr>
+          <w:rFonts w:ascii="Aptos" w:cs="Aptos" w:eastAsia="Aptos" w:hAnsi="Aptos"/>
+          <w:b w:val="false"/>
+          <w:bCs w:val="false"/>
+          <w:i w:val="false"/>
+          <w:iCs w:val="false"/>
+          <w:sz w:val="24"/>
+          <w:szCs w:val="24"/>
+        </w:rPr>
+        <w:t>Before approving a major change, the Agency shall assess its security impact, operational risk, and side effects against the approved baselines, with sign-off scaled to the risk.</w:t>
+      </w:r>
+    </w:p>
+    <w:p>
+      <w:pPr>
+        <w:pStyle w:val="ListParagraph"/>
+        <w:numPr>
+          <w:ilvl w:val="0"/>
+          <w:numId w:val="3"/>
+        </w:numPr>
+        <w:spacing w:after="60"/>
+      </w:pPr>
+      <w:r>
+        <w:rPr>
+          <w:rFonts w:ascii="Aptos" w:cs="Aptos" w:eastAsia="Aptos" w:hAnsi="Aptos"/>
+          <w:b w:val="false"/>
+          <w:bCs w:val="false"/>
+          <w:i w:val="false"/>
+          <w:iCs w:val="false"/>
+          <w:sz w:val="24"/>
+          <w:szCs w:val="24"/>
+        </w:rPr>
+        <w:t>The Agency shall review deviations from standard configurations and approved baselines and record the disposition of each.</w:t>
+      </w:r>
+    </w:p>
+    <w:p>
+      <w:pPr>
+        <w:pStyle w:val="Heading2"/>
+        <w:spacing w:after="100" w:before="220"/>
+      </w:pPr>
+      <w:r>
+        <w:rPr>
+          <w:rFonts w:ascii="Aptos" w:cs="Aptos" w:eastAsia="Aptos" w:hAnsi="Aptos"/>
+          <w:b/>
+          <w:bCs/>
+          <w:color w:val="1B3A5C"/>
+          <w:sz w:val="26"/>
+          <w:szCs w:val="26"/>
+        </w:rPr>
+        <w:t>5. DNS Administration and Change Governance</w:t>
+      </w:r>
+    </w:p>
+    <w:p>
+      <w:pPr>
+        <w:spacing w:after="140"/>
+      </w:pPr>
+      <w:r>
+        <w:rPr>
+          <w:rFonts w:ascii="Aptos" w:cs="Aptos" w:eastAsia="Aptos" w:hAnsi="Aptos"/>
+          <w:i/>
+          <w:iCs/>
+          <w:color w:val="595959"/>
+          <w:sz w:val="24"/>
+          <w:szCs w:val="24"/>
+        </w:rPr>
+        <w:t>«Who may administer DNS, and how DNS changes are approved and logged (assessment 4.C).»</w:t>
+      </w:r>
+    </w:p>
+    <w:p>
+      <w:pPr>
+        <w:spacing w:after="120" w:before="0"/>
+      </w:pPr>
+      <w:r>
+        <w:rPr>
+          <w:rFonts w:ascii="Aptos" w:cs="Aptos" w:eastAsia="Aptos" w:hAnsi="Aptos"/>
+          <w:b w:val="false"/>
+          <w:bCs w:val="false"/>
+          <w:i w:val="false"/>
+          <w:iCs w:val="false"/>
+          <w:sz w:val="24"/>
+          <w:szCs w:val="24"/>
+        </w:rPr>
+        <w:t>The Agency shall restrict who may manage DNS roles and records, route every DNS change through the approval workflow in this policy, and log the review and sign-off for each record or zone change.</w:t>
+      </w:r>
+    </w:p>
+    <w:p>
+      <w:pPr>
+        <w:pStyle w:val="Heading2"/>
+        <w:spacing w:after="100" w:before="220"/>
+      </w:pPr>
+      <w:r>
+        <w:rPr>
+          <w:rFonts w:ascii="Aptos" w:cs="Aptos" w:eastAsia="Aptos" w:hAnsi="Aptos"/>
+          <w:b/>
+          <w:bCs/>
+          <w:color w:val="1B3A5C"/>
+          <w:sz w:val="26"/>
+          <w:szCs w:val="26"/>
+        </w:rPr>
+        <w:t>6. Supervised Maintenance</w:t>
+      </w:r>
+    </w:p>
+    <w:p>
+      <w:pPr>
+        <w:spacing w:after="140"/>
+      </w:pPr>
+      <w:r>
+        <w:rPr>
+          <w:rFonts w:ascii="Aptos" w:cs="Aptos" w:eastAsia="Aptos" w:hAnsi="Aptos"/>
+          <w:i/>
+          <w:iCs/>
+          <w:color w:val="595959"/>
+          <w:sz w:val="24"/>
+          <w:szCs w:val="24"/>
+        </w:rPr>
+        <w:t>«Maintenance of sensitive or critical systems under defined safeguards (assessment 5C-4).»</w:t>
+      </w:r>
+    </w:p>
+    <w:p>
+      <w:pPr>
+        <w:spacing w:after="120" w:before="0"/>
+      </w:pPr>
+      <w:r>
+        <w:rPr>
+          <w:rFonts w:ascii="Aptos" w:cs="Aptos" w:eastAsia="Aptos" w:hAnsi="Aptos"/>
+          <w:b w:val="false"/>
+          <w:bCs w:val="false"/>
+          <w:i w:val="false"/>
+          <w:iCs w:val="false"/>
+          <w:sz w:val="24"/>
+          <w:szCs w:val="24"/>
+        </w:rPr>
+        <w:t>The Agency shall perform maintenance on sensitive or critical systems only with authorized personnel, on a scheduled window, with a pre-maintenance backup and a second-person sign-off, protecting data confidentiality and service availability throughout.</w:t>
+      </w:r>
+    </w:p>
+    <w:p>
+      <w:pPr>
+        <w:pStyle w:val="Heading2"/>
+        <w:spacing w:after="100" w:before="220"/>
+      </w:pPr>
+      <w:r>
+        <w:rPr>
+          <w:rFonts w:ascii="Aptos" w:cs="Aptos" w:eastAsia="Aptos" w:hAnsi="Aptos"/>
+          <w:b/>
+          <w:bCs/>
+          <w:color w:val="1B3A5C"/>
+          <w:sz w:val="26"/>
+          <w:szCs w:val="26"/>
+        </w:rPr>
+        <w:t>7. Security Assessment Gate</w:t>
+      </w:r>
+    </w:p>
+    <w:p>
+      <w:pPr>
+        <w:spacing w:after="140"/>
+      </w:pPr>
+      <w:r>
+        <w:rPr>
+          <w:rFonts w:ascii="Aptos" w:cs="Aptos" w:eastAsia="Aptos" w:hAnsi="Aptos"/>
+          <w:i/>
+          <w:iCs/>
+          <w:color w:val="595959"/>
+          <w:sz w:val="24"/>
+          <w:szCs w:val="24"/>
+        </w:rPr>
+        <w:t>«Risk-scaled security assessment, including a cryptographic review, before a major change goes live (assessment 12A-3).»</w:t>
+      </w:r>
+    </w:p>
+    <w:p>
+      <w:pPr>
+        <w:spacing w:after="120" w:before="0"/>
+      </w:pPr>
+      <w:r>
+        <w:rPr>
+          <w:rFonts w:ascii="Aptos" w:cs="Aptos" w:eastAsia="Aptos" w:hAnsi="Aptos"/>
+          <w:b w:val="false"/>
+          <w:bCs w:val="false"/>
+          <w:i w:val="false"/>
+          <w:iCs w:val="false"/>
+          <w:sz w:val="24"/>
+          <w:szCs w:val="24"/>
+        </w:rPr>
+        <w:t>Before a major deployment or significant change goes live, the Agency shall complete a security assessment scaled to the risk, including a review of cryptographic controls, and obtain sign-off on the assessment before go-live.</w:t>
+      </w:r>
+    </w:p>
+    <w:p>
+      <w:pPr>
+        <w:pStyle w:val="Heading2"/>
+        <w:spacing w:after="100" w:before="220"/>
+      </w:pPr>
+      <w:r>
+        <w:rPr>
+          <w:rFonts w:ascii="Aptos" w:cs="Aptos" w:eastAsia="Aptos" w:hAnsi="Aptos"/>
+          <w:b/>
+          <w:bCs/>
+          <w:color w:val="1B3A5C"/>
+          <w:sz w:val="26"/>
+          <w:szCs w:val="26"/>
+        </w:rPr>
+        <w:t>8. Roles &amp; Responsibilities</w:t>
+      </w:r>
+    </w:p>
+    <w:p>
+      <w:pPr>
+        <w:spacing w:after="140"/>
+      </w:pPr>
+      <w:r>
+        <w:rPr>
+          <w:rFonts w:ascii="Aptos" w:cs="Aptos" w:eastAsia="Aptos" w:hAnsi="Aptos"/>
+          <w:i/>
+          <w:iCs/>
+          <w:color w:val="595959"/>
+          <w:sz w:val="24"/>
+          <w:szCs w:val="24"/>
+        </w:rPr>
+        <w:t xml:space="preserve">«Each role that carries a duty under this policy and what it owns. Roles, not names.»</w:t>
+      </w:r>
+    </w:p>
+    <w:tbl>
+      <w:tblPr>
+        <w:tblW w:type="dxa" w:w="9360"/>
+        <w:tblBorders>
+          <w:top w:val="single" w:color="auto" w:sz="4"/>
+          <w:left w:val="single" w:color="auto" w:sz="4"/>
+          <w:bottom w:val="single" w:color="auto" w:sz="4"/>
+          <w:right w:val="single" w:color="auto" w:sz="4"/>
+          <w:insideH w:val="single" w:color="auto" w:sz="4"/>
+          <w:insideV w:val="single" w:color="auto" w:sz="4"/>
+        </w:tblBorders>
+      </w:tblPr>
+      <w:tblGrid>
+        <w:gridCol w:w="3000"/>
+        <w:gridCol w:w="6360"/>
+      </w:tblGrid>
+      <w:tr>
+        <w:trPr>
+          <w:tblHeader/>
+        </w:trPr>
+        <w:tc>
+          <w:tcPr>
+            <w:tcW w:type="dxa" w:w="3000"/>
+            <w:tcBorders>
+              <w:top w:val="single" w:color="BFBFBF" w:sz="4"/>
+              <w:left w:val="single" w:color="BFBFBF" w:sz="4"/>
+              <w:bottom w:val="single" w:color="BFBFBF" w:sz="4"/>
+              <w:right w:val="single" w:color="BFBFBF" w:sz="4"/>
+            </w:tcBorders>
+            <w:shd w:fill="1B3A5C" w:val="clear"/>
+            <w:tcMar>
+              <w:top w:type="dxa" w:w="80"/>
+              <w:left w:type="dxa" w:w="120"/>
+              <w:bottom w:type="dxa" w:w="80"/>
+              <w:right w:type="dxa" w:w="120"/>
+            </w:tcMar>
+          </w:tcPr>
+          <w:p>
+            <w:r>
+              <w:rPr>
+                <w:rFonts w:ascii="Aptos" w:cs="Aptos" w:eastAsia="Aptos" w:hAnsi="Aptos"/>
+                <w:b/>
+                <w:bCs/>
+                <w:color w:val="FFFFFF"/>
+                <w:sz w:val="24"/>
+                <w:szCs w:val="24"/>
+              </w:rPr>
+              <w:t xml:space="preserve">Role</w:t>
+            </w:r>
+          </w:p>
+        </w:tc>
+        <w:tc>
+          <w:tcPr>
+            <w:tcW w:type="dxa" w:w="6360"/>
+            <w:tcBorders>
+              <w:top w:val="single" w:color="BFBFBF" w:sz="4"/>
+              <w:left w:val="single" w:color="BFBFBF" w:sz="4"/>
+              <w:bottom w:val="single" w:color="BFBFBF" w:sz="4"/>
+              <w:right w:val="single" w:color="BFBFBF" w:sz="4"/>
+            </w:tcBorders>
+            <w:shd w:fill="1B3A5C" w:val="clear"/>
+            <w:tcMar>
+              <w:top w:type="dxa" w:w="80"/>
+              <w:left w:type="dxa" w:w="120"/>
+              <w:bottom w:type="dxa" w:w="80"/>
+              <w:right w:type="dxa" w:w="120"/>
+            </w:tcMar>
+          </w:tcPr>
+          <w:p>
+            <w:r>
+              <w:rPr>
+                <w:rFonts w:ascii="Aptos" w:cs="Aptos" w:eastAsia="Aptos" w:hAnsi="Aptos"/>
+                <w:b/>
+                <w:bCs/>
+                <w:color w:val="FFFFFF"/>
+                <w:sz w:val="24"/>
+                <w:szCs w:val="24"/>
+              </w:rPr>
+              <w:t xml:space="preserve">Responsibility</w:t>
+            </w:r>
+          </w:p>
+        </w:tc>
+      </w:tr>
+      <w:tr>
+        <w:tc>
+          <w:tcPr>
+            <w:tcW w:type="dxa" w:w="3000"/>
+            <w:tcBorders>
+              <w:top w:val="single" w:color="BFBFBF" w:sz="4"/>
+              <w:left w:val="single" w:color="BFBFBF" w:sz="4"/>
+              <w:bottom w:val="single" w:color="BFBFBF" w:sz="4"/>
+              <w:right w:val="single" w:color="BFBFBF" w:sz="4"/>
+            </w:tcBorders>
+            <w:tcMar>
+              <w:top w:type="dxa" w:w="80"/>
+              <w:left w:type="dxa" w:w="120"/>
+              <w:bottom w:type="dxa" w:w="80"/>
+              <w:right w:type="dxa" w:w="120"/>
+            </w:tcMar>
+          </w:tcPr>
+          <w:p>
+            <w:r>
+              <w:rPr>
+                <w:rFonts w:ascii="Aptos" w:cs="Aptos" w:eastAsia="Aptos" w:hAnsi="Aptos"/>
+                <w:b w:val="false"/>
+                <w:bCs w:val="false"/>
+                <w:i w:val="false"/>
+                <w:iCs w:val="false"/>
+                <w:sz w:val="24"/>
+                <w:szCs w:val="24"/>
+              </w:rPr>
+              <w:t>[Director / Coordinator]</w:t>
+            </w:r>
+          </w:p>
+        </w:tc>
+        <w:tc>
+          <w:tcPr>
+            <w:tcW w:type="dxa" w:w="6360"/>
+            <w:tcBorders>
+              <w:top w:val="single" w:color="BFBFBF" w:sz="4"/>
+              <w:left w:val="single" w:color="BFBFBF" w:sz="4"/>
+              <w:bottom w:val="single" w:color="BFBFBF" w:sz="4"/>
+              <w:right w:val="single" w:color="BFBFBF" w:sz="4"/>
+            </w:tcBorders>
+            <w:tcMar>
+              <w:top w:type="dxa" w:w="80"/>
+              <w:left w:type="dxa" w:w="120"/>
+              <w:bottom w:type="dxa" w:w="80"/>
+              <w:right w:type="dxa" w:w="120"/>
+            </w:tcMar>
+          </w:tcPr>
+          <w:p>
+            <w:r>
+              <w:rPr>
+                <w:rFonts w:ascii="Aptos" w:cs="Aptos" w:eastAsia="Aptos" w:hAnsi="Aptos"/>
+                <w:b w:val="false"/>
+                <w:bCs w:val="false"/>
+                <w:i w:val="false"/>
+                <w:iCs w:val="false"/>
+                <w:sz w:val="24"/>
+                <w:szCs w:val="24"/>
+              </w:rPr>
+              <w:t>Approves major and emergency changes; owns this policy and the deviation process.</w:t>
+            </w:r>
+          </w:p>
+        </w:tc>
+      </w:tr>
+      <w:tr>
+        <w:tc>
+          <w:tcPr>
+            <w:tcW w:type="dxa" w:w="3000"/>
+            <w:tcBorders>
+              <w:top w:val="single" w:color="BFBFBF" w:sz="4"/>
+              <w:left w:val="single" w:color="BFBFBF" w:sz="4"/>
+              <w:bottom w:val="single" w:color="BFBFBF" w:sz="4"/>
+              <w:right w:val="single" w:color="BFBFBF" w:sz="4"/>
+            </w:tcBorders>
+            <w:tcMar>
+              <w:top w:type="dxa" w:w="80"/>
+              <w:left w:type="dxa" w:w="120"/>
+              <w:bottom w:type="dxa" w:w="80"/>
+              <w:right w:type="dxa" w:w="120"/>
+            </w:tcMar>
+          </w:tcPr>
+          <w:p>
+            <w:r>
+              <w:rPr>
+                <w:rFonts w:ascii="Aptos" w:cs="Aptos" w:eastAsia="Aptos" w:hAnsi="Aptos"/>
+                <w:b w:val="false"/>
+                <w:bCs w:val="false"/>
+                <w:i w:val="false"/>
+                <w:iCs w:val="false"/>
+                <w:sz w:val="24"/>
+                <w:szCs w:val="24"/>
+              </w:rPr>
+              <w:t>[IT support (county / vendor / in-house)]</w:t>
+            </w:r>
+          </w:p>
+        </w:tc>
+        <w:tc>
+          <w:tcPr>
+            <w:tcW w:type="dxa" w:w="6360"/>
+            <w:tcBorders>
+              <w:top w:val="single" w:color="BFBFBF" w:sz="4"/>
+              <w:left w:val="single" w:color="BFBFBF" w:sz="4"/>
+              <w:bottom w:val="single" w:color="BFBFBF" w:sz="4"/>
+              <w:right w:val="single" w:color="BFBFBF" w:sz="4"/>
+            </w:tcBorders>
+            <w:tcMar>
+              <w:top w:type="dxa" w:w="80"/>
+              <w:left w:type="dxa" w:w="120"/>
+              <w:bottom w:type="dxa" w:w="80"/>
+              <w:right w:type="dxa" w:w="120"/>
+            </w:tcMar>
+          </w:tcPr>
+          <w:p>
+            <w:r>
+              <w:rPr>
+                <w:rFonts w:ascii="Aptos" w:cs="Aptos" w:eastAsia="Aptos" w:hAnsi="Aptos"/>
+                <w:b w:val="false"/>
+                <w:bCs w:val="false"/>
+                <w:i w:val="false"/>
+                <w:iCs w:val="false"/>
+                <w:sz w:val="24"/>
+                <w:szCs w:val="24"/>
+              </w:rPr>
+              <w:t>Submits change requests, implements approved changes, performs supervised maintenance with a second-person sign-off, and keeps the change records.</w:t>
+            </w:r>
+          </w:p>
+        </w:tc>
+      </w:tr>
+      <w:tr>
+        <w:tc>
+          <w:tcPr>
+            <w:tcW w:type="dxa" w:w="3000"/>
+            <w:tcBorders>
+              <w:top w:val="single" w:color="BFBFBF" w:sz="4"/>
+              <w:left w:val="single" w:color="BFBFBF" w:sz="4"/>
+              <w:bottom w:val="single" w:color="BFBFBF" w:sz="4"/>
+              <w:right w:val="single" w:color="BFBFBF" w:sz="4"/>
+            </w:tcBorders>
+            <w:tcMar>
+              <w:top w:type="dxa" w:w="80"/>
+              <w:left w:type="dxa" w:w="120"/>
+              <w:bottom w:type="dxa" w:w="80"/>
+              <w:right w:type="dxa" w:w="120"/>
+            </w:tcMar>
+          </w:tcPr>
+          <w:p>
+            <w:r>
+              <w:rPr>
+                <w:rFonts w:ascii="Aptos" w:cs="Aptos" w:eastAsia="Aptos" w:hAnsi="Aptos"/>
+                <w:b w:val="false"/>
+                <w:bCs w:val="false"/>
+                <w:i w:val="false"/>
+                <w:iCs w:val="false"/>
+                <w:sz w:val="24"/>
+                <w:szCs w:val="24"/>
+              </w:rPr>
+              <w:t>[Change approver / advisory role]</w:t>
+            </w:r>
+          </w:p>
+        </w:tc>
+        <w:tc>
+          <w:tcPr>
+            <w:tcW w:type="dxa" w:w="6360"/>
+            <w:tcBorders>
+              <w:top w:val="single" w:color="BFBFBF" w:sz="4"/>
+              <w:left w:val="single" w:color="BFBFBF" w:sz="4"/>
+              <w:bottom w:val="single" w:color="BFBFBF" w:sz="4"/>
+              <w:right w:val="single" w:color="BFBFBF" w:sz="4"/>
+            </w:tcBorders>
+            <w:tcMar>
+              <w:top w:type="dxa" w:w="80"/>
+              <w:left w:type="dxa" w:w="120"/>
+              <w:bottom w:type="dxa" w:w="80"/>
+              <w:right w:type="dxa" w:w="120"/>
+            </w:tcMar>
+          </w:tcPr>
+          <w:p>
+            <w:r>
+              <w:rPr>
+                <w:rFonts w:ascii="Aptos" w:cs="Aptos" w:eastAsia="Aptos" w:hAnsi="Aptos"/>
+                <w:b w:val="false"/>
+                <w:bCs w:val="false"/>
+                <w:i w:val="false"/>
+                <w:iCs w:val="false"/>
+                <w:sz w:val="24"/>
+                <w:szCs w:val="24"/>
+              </w:rPr>
+              <w:t>Reviews and approves changes at the level set for each risk tier and reviews deviations.</w:t>
+            </w:r>
+          </w:p>
+        </w:tc>
+      </w:tr>
+      <w:tr>
+        <w:tc>
+          <w:tcPr>
+            <w:tcW w:type="dxa" w:w="3000"/>
+            <w:tcBorders>
+              <w:top w:val="single" w:color="BFBFBF" w:sz="4"/>
+              <w:left w:val="single" w:color="BFBFBF" w:sz="4"/>
+              <w:bottom w:val="single" w:color="BFBFBF" w:sz="4"/>
+              <w:right w:val="single" w:color="BFBFBF" w:sz="4"/>
+            </w:tcBorders>
+            <w:tcMar>
+              <w:top w:type="dxa" w:w="80"/>
+              <w:left w:type="dxa" w:w="120"/>
+              <w:bottom w:type="dxa" w:w="80"/>
+              <w:right w:type="dxa" w:w="120"/>
+            </w:tcMar>
+          </w:tcPr>
+          <w:p>
+            <w:r>
+              <w:rPr>
+                <w:rFonts w:ascii="Aptos" w:cs="Aptos" w:eastAsia="Aptos" w:hAnsi="Aptos"/>
+                <w:b w:val="false"/>
+                <w:bCs w:val="false"/>
+                <w:i w:val="false"/>
+                <w:iCs w:val="false"/>
+                <w:sz w:val="24"/>
+                <w:szCs w:val="24"/>
+              </w:rPr>
+              <w:t>[Security reviewer]</w:t>
+            </w:r>
+          </w:p>
+        </w:tc>
+        <w:tc>
+          <w:tcPr>
+            <w:tcW w:type="dxa" w:w="6360"/>
+            <w:tcBorders>
+              <w:top w:val="single" w:color="BFBFBF" w:sz="4"/>
+              <w:left w:val="single" w:color="BFBFBF" w:sz="4"/>
+              <w:bottom w:val="single" w:color="BFBFBF" w:sz="4"/>
+              <w:right w:val="single" w:color="BFBFBF" w:sz="4"/>
+            </w:tcBorders>
+            <w:tcMar>
+              <w:top w:type="dxa" w:w="80"/>
+              <w:left w:type="dxa" w:w="120"/>
+              <w:bottom w:type="dxa" w:w="80"/>
+              <w:right w:type="dxa" w:w="120"/>
+            </w:tcMar>
+          </w:tcPr>
+          <w:p>
+            <w:r>
+              <w:rPr>
+                <w:rFonts w:ascii="Aptos" w:cs="Aptos" w:eastAsia="Aptos" w:hAnsi="Aptos"/>
+                <w:b w:val="false"/>
+                <w:bCs w:val="false"/>
+                <w:i w:val="false"/>
+                <w:iCs w:val="false"/>
+                <w:sz w:val="24"/>
+                <w:szCs w:val="24"/>
+              </w:rPr>
+              <w:t>Completes the pre-go-live security assessment, including the cryptographic review, for major changes.</w:t>
+            </w:r>
+          </w:p>
+        </w:tc>
+      </w:tr>
+      <w:tr>
+        <w:tc>
+          <w:tcPr>
+            <w:tcW w:type="dxa" w:w="3000"/>
+            <w:tcBorders>
+              <w:top w:val="single" w:color="BFBFBF" w:sz="4"/>
+              <w:left w:val="single" w:color="BFBFBF" w:sz="4"/>
+              <w:bottom w:val="single" w:color="BFBFBF" w:sz="4"/>
+              <w:right w:val="single" w:color="BFBFBF" w:sz="4"/>
+            </w:tcBorders>
+            <w:tcMar>
+              <w:top w:type="dxa" w:w="80"/>
+              <w:left w:type="dxa" w:w="120"/>
+              <w:bottom w:type="dxa" w:w="80"/>
+              <w:right w:type="dxa" w:w="120"/>
+            </w:tcMar>
+          </w:tcPr>
+          <w:p>
+            <w:r>
+              <w:rPr>
+                <w:rFonts w:ascii="Aptos" w:cs="Aptos" w:eastAsia="Aptos" w:hAnsi="Aptos"/>
+                <w:b w:val="false"/>
+                <w:bCs w:val="false"/>
+                <w:i w:val="false"/>
+                <w:iCs w:val="false"/>
+                <w:sz w:val="24"/>
+                <w:szCs w:val="24"/>
+              </w:rPr>
+              <w:t>[All personnel]</w:t>
+            </w:r>
+          </w:p>
+        </w:tc>
+        <w:tc>
+          <w:tcPr>
+            <w:tcW w:type="dxa" w:w="6360"/>
+            <w:tcBorders>
+              <w:top w:val="single" w:color="BFBFBF" w:sz="4"/>
+              <w:left w:val="single" w:color="BFBFBF" w:sz="4"/>
+              <w:bottom w:val="single" w:color="BFBFBF" w:sz="4"/>
+              <w:right w:val="single" w:color="BFBFBF" w:sz="4"/>
+            </w:tcBorders>
+            <w:tcMar>
+              <w:top w:type="dxa" w:w="80"/>
+              <w:left w:type="dxa" w:w="120"/>
+              <w:bottom w:type="dxa" w:w="80"/>
+              <w:right w:type="dxa" w:w="120"/>
+            </w:tcMar>
+          </w:tcPr>
+          <w:p>
+            <w:r>
+              <w:rPr>
+                <w:rFonts w:ascii="Aptos" w:cs="Aptos" w:eastAsia="Aptos" w:hAnsi="Aptos"/>
+                <w:b w:val="false"/>
+                <w:bCs w:val="false"/>
+                <w:i w:val="false"/>
+                <w:iCs w:val="false"/>
+                <w:sz w:val="24"/>
+                <w:szCs w:val="24"/>
+              </w:rPr>
+              <w:t>Follow this policy and make no unauthorized changes to Agency systems.</w:t>
+            </w:r>
+          </w:p>
+        </w:tc>
+      </w:tr>
+    </w:tbl>
+    <w:p>
+      <w:pPr>
+        <w:pStyle w:val="Heading2"/>
+        <w:spacing w:after="100" w:before="220"/>
+      </w:pPr>
+      <w:r>
+        <w:rPr>
+          <w:rFonts w:ascii="Aptos" w:cs="Aptos" w:eastAsia="Aptos" w:hAnsi="Aptos"/>
+          <w:b/>
+          <w:bCs/>
+          <w:color w:val="1B3A5C"/>
+          <w:sz w:val="26"/>
+          <w:szCs w:val="26"/>
+        </w:rPr>
+        <w:t>9. Enforcement</w:t>
+      </w:r>
+    </w:p>
+    <w:p>
+      <w:pPr>
+        <w:spacing w:after="140"/>
+      </w:pPr>
+      <w:r>
+        <w:rPr>
+          <w:rFonts w:ascii="Aptos" w:cs="Aptos" w:eastAsia="Aptos" w:hAnsi="Aptos"/>
+          <w:i/>
+          <w:iCs/>
+          <w:color w:val="595959"/>
+          <w:sz w:val="24"/>
+          <w:szCs w:val="24"/>
+        </w:rPr>
+        <w:t xml:space="preserve">«How compliance is monitored and what happens on violation. Reference the Agency’s corrective process; do not restate it.»</w:t>
+      </w:r>
+    </w:p>
+    <w:p>
+      <w:pPr>
+        <w:spacing w:after="120" w:before="0"/>
+      </w:pPr>
+      <w:r>
+        <w:rPr>
+          <w:rFonts w:ascii="Aptos" w:cs="Aptos" w:eastAsia="Aptos" w:hAnsi="Aptos"/>
+          <w:b w:val="false"/>
+          <w:bCs w:val="false"/>
+          <w:i w:val="false"/>
+          <w:iCs w:val="false"/>
+          <w:sz w:val="24"/>
+          <w:szCs w:val="24"/>
+        </w:rPr>
+        <w:t>Compliance is monitored through the change records and periodic review. A change made without the required approval is treated as unauthorized, corrected, and reviewed under the Agency's corrective process.</w:t>
+      </w:r>
+    </w:p>
+    <w:p>
+      <w:pPr>
+        <w:pStyle w:val="Heading2"/>
+        <w:spacing w:after="100" w:before="220"/>
+      </w:pPr>
+      <w:r>
+        <w:rPr>
+          <w:rFonts w:ascii="Aptos" w:cs="Aptos" w:eastAsia="Aptos" w:hAnsi="Aptos"/>
+          <w:b/>
+          <w:bCs/>
+          <w:color w:val="1B3A5C"/>
+          <w:sz w:val="26"/>
+          <w:szCs w:val="26"/>
+        </w:rPr>
+        <w:t>10. Exceptions</w:t>
+      </w:r>
+    </w:p>
+    <w:p>
+      <w:pPr>
+        <w:spacing w:after="140"/>
+      </w:pPr>
+      <w:r>
+        <w:rPr>
+          <w:rFonts w:ascii="Aptos" w:cs="Aptos" w:eastAsia="Aptos" w:hAnsi="Aptos"/>
+          <w:i/>
+          <w:iCs/>
+          <w:color w:val="595959"/>
+          <w:sz w:val="24"/>
+          <w:szCs w:val="24"/>
+        </w:rPr>
+        <w:t xml:space="preserve">«Who may grant an exception, how it is requested and recorded, and how long it lasts before review.»</w:t>
+      </w:r>
+    </w:p>
+    <w:p>
+      <w:pPr>
+        <w:spacing w:after="120" w:before="0"/>
+      </w:pPr>
+      <w:r>
+        <w:rPr>
+          <w:rFonts w:ascii="Aptos" w:cs="Aptos" w:eastAsia="Aptos" w:hAnsi="Aptos"/>
+          <w:b w:val="false"/>
+          <w:bCs w:val="false"/>
+          <w:i w:val="false"/>
+          <w:iCs w:val="false"/>
+          <w:sz w:val="24"/>
+          <w:szCs w:val="24"/>
+        </w:rPr>
+        <w:t>An exception to this policy requires written approval from the [Director / Coordinator], recorded with a reason and an expiry. An emergency change is not an exception: it is a defined change class handled through the Emergency Change Procedures and documented after the fact.</w:t>
+      </w:r>
+    </w:p>
+    <w:p>
+      <w:pPr>
+        <w:pStyle w:val="Heading2"/>
+        <w:spacing w:after="100" w:before="220"/>
+      </w:pPr>
+      <w:r>
+        <w:rPr>
+          <w:rFonts w:ascii="Aptos" w:cs="Aptos" w:eastAsia="Aptos" w:hAnsi="Aptos"/>
+          <w:b/>
+          <w:bCs/>
+          <w:color w:val="1B3A5C"/>
+          <w:sz w:val="26"/>
+          <w:szCs w:val="26"/>
+        </w:rPr>
+        <w:t>11. Review Schedule</w:t>
+      </w:r>
+    </w:p>
+    <w:p>
+      <w:pPr>
+        <w:spacing w:after="140"/>
+      </w:pPr>
+      <w:r>
+        <w:rPr>
+          <w:rFonts w:ascii="Aptos" w:cs="Aptos" w:eastAsia="Aptos" w:hAnsi="Aptos"/>
+          <w:i/>
+          <w:iCs/>
+          <w:color w:val="595959"/>
+          <w:sz w:val="24"/>
+          <w:szCs w:val="24"/>
+        </w:rPr>
+        <w:t xml:space="preserve">«Review cadence and trigger events (annual at minimum; also on significant change). Name the owning role.»</w:t>
+      </w:r>
+    </w:p>
+    <w:p>
+      <w:pPr>
+        <w:spacing w:after="120" w:before="0"/>
+      </w:pPr>
+      <w:r>
+        <w:rPr>
+          <w:rFonts w:ascii="Aptos" w:cs="Aptos" w:eastAsia="Aptos" w:hAnsi="Aptos"/>
+          <w:b w:val="false"/>
+          <w:bCs w:val="false"/>
+          <w:i w:val="false"/>
+          <w:iCs w:val="false"/>
+          <w:sz w:val="24"/>
+          <w:szCs w:val="24"/>
+        </w:rPr>
+        <w:t>This policy is reviewed at least [annually] and after [significant change to the Agency's systems or change process], by the [Owner role].</w:t>
+      </w:r>
+    </w:p>
+    <w:p>
+      <w:pPr>
+        <w:pStyle w:val="Heading2"/>
+        <w:spacing w:after="100" w:before="220"/>
+      </w:pPr>
+      <w:r>
+        <w:rPr>
+          <w:rFonts w:ascii="Aptos" w:cs="Aptos" w:eastAsia="Aptos" w:hAnsi="Aptos"/>
+          <w:b/>
+          <w:bCs/>
+          <w:color w:val="1B3A5C"/>
+          <w:sz w:val="26"/>
+          <w:szCs w:val="26"/>
+        </w:rPr>
+        <w:t xml:space="preserve">Profile Scaling Notes</w:t>
+      </w:r>
+    </w:p>
+    <w:p>
+      <w:pPr>
+        <w:spacing w:after="140"/>
+      </w:pPr>
+      <w:r>
+        <w:rPr>
+          <w:rFonts w:ascii="Aptos" w:cs="Aptos" w:eastAsia="Aptos" w:hAnsi="Aptos"/>
+          <w:i/>
+          <w:iCs/>
+          <w:color w:val="595959"/>
+          <w:sz w:val="24"/>
+          <w:szCs w:val="24"/>
+        </w:rPr>
+        <w:t xml:space="preserve">One short paragraph per profile: what minimum-viable looks like for that reader and where to scale up. Keep all three if this ships as a template; delete the profiles that do not apply once adopted.</w:t>
+      </w:r>
+    </w:p>
+    <w:tbl>
+      <w:tblPr>
+        <w:tblW w:type="dxa" w:w="9360"/>
+        <w:tblBorders>
+          <w:top w:val="single" w:color="auto" w:sz="4"/>
+          <w:left w:val="single" w:color="auto" w:sz="4"/>
+          <w:bottom w:val="single" w:color="auto" w:sz="4"/>
+          <w:right w:val="single" w:color="auto" w:sz="4"/>
+          <w:insideH w:val="single" w:color="auto" w:sz="4"/>
+          <w:insideV w:val="single" w:color="auto" w:sz="4"/>
+        </w:tblBorders>
+      </w:tblPr>
+      <w:tblGrid>
+        <w:gridCol w:w="3200"/>
+        <w:gridCol w:w="6160"/>
+      </w:tblGrid>
+      <w:tr>
+        <w:trPr>
+          <w:tblHeader/>
+        </w:trPr>
+        <w:tc>
+          <w:tcPr>
+            <w:tcW w:type="dxa" w:w="3200"/>
+            <w:tcBorders>
+              <w:top w:val="single" w:color="BFBFBF" w:sz="4"/>
+              <w:left w:val="single" w:color="BFBFBF" w:sz="4"/>
+              <w:bottom w:val="single" w:color="BFBFBF" w:sz="4"/>
+              <w:right w:val="single" w:color="BFBFBF" w:sz="4"/>
+            </w:tcBorders>
+            <w:shd w:fill="1B3A5C" w:val="clear"/>
+            <w:tcMar>
+              <w:top w:type="dxa" w:w="80"/>
+              <w:left w:type="dxa" w:w="120"/>
+              <w:bottom w:type="dxa" w:w="80"/>
+              <w:right w:type="dxa" w:w="120"/>
+            </w:tcMar>
+          </w:tcPr>
+          <w:p>
+            <w:r>
+              <w:rPr>
+                <w:rFonts w:ascii="Aptos" w:cs="Aptos" w:eastAsia="Aptos" w:hAnsi="Aptos"/>
+                <w:b/>
+                <w:bCs/>
+                <w:color w:val="FFFFFF"/>
+                <w:sz w:val="24"/>
+                <w:szCs w:val="24"/>
+              </w:rPr>
+              <w:t xml:space="preserve">PSAP Profile</w:t>
+            </w:r>
+          </w:p>
+        </w:tc>
+        <w:tc>
+          <w:tcPr>
+            <w:tcW w:type="dxa" w:w="6160"/>
+            <w:tcBorders>
+              <w:top w:val="single" w:color="BFBFBF" w:sz="4"/>
+              <w:left w:val="single" w:color="BFBFBF" w:sz="4"/>
+              <w:bottom w:val="single" w:color="BFBFBF" w:sz="4"/>
+              <w:right w:val="single" w:color="BFBFBF" w:sz="4"/>
+            </w:tcBorders>
+            <w:shd w:fill="1B3A5C" w:val="clear"/>
+            <w:tcMar>
+              <w:top w:type="dxa" w:w="80"/>
+              <w:left w:type="dxa" w:w="120"/>
+              <w:bottom w:type="dxa" w:w="80"/>
+              <w:right w:type="dxa" w:w="120"/>
+            </w:tcMar>
+          </w:tcPr>
+          <w:p>
+            <w:r>
+              <w:rPr>
+                <w:rFonts w:ascii="Aptos" w:cs="Aptos" w:eastAsia="Aptos" w:hAnsi="Aptos"/>
+                <w:b/>
+                <w:bCs/>
+                <w:color w:val="FFFFFF"/>
+                <w:sz w:val="24"/>
+                <w:szCs w:val="24"/>
+              </w:rPr>
+              <w:t xml:space="preserve">Minimum-viable implementation</w:t>
+            </w:r>
+          </w:p>
+        </w:tc>
+      </w:tr>
+      <w:tr>
+        <w:tc>
+          <w:tcPr>
+            <w:tcW w:type="dxa" w:w="3200"/>
+            <w:tcBorders>
+              <w:top w:val="single" w:color="BFBFBF" w:sz="4"/>
+              <w:left w:val="single" w:color="BFBFBF" w:sz="4"/>
+              <w:bottom w:val="single" w:color="BFBFBF" w:sz="4"/>
+              <w:right w:val="single" w:color="BFBFBF" w:sz="4"/>
+            </w:tcBorders>
+            <w:tcMar>
+              <w:top w:type="dxa" w:w="80"/>
+              <w:left w:type="dxa" w:w="120"/>
+              <w:bottom w:type="dxa" w:w="80"/>
+              <w:right w:type="dxa" w:w="120"/>
+            </w:tcMar>
+          </w:tcPr>
+          <w:p>
+            <w:r>
+              <w:rPr>
+                <w:rFonts w:ascii="Aptos" w:cs="Aptos" w:eastAsia="Aptos" w:hAnsi="Aptos"/>
+                <w:b w:val="false"/>
+                <w:bCs w:val="false"/>
+                <w:i w:val="false"/>
+                <w:iCs w:val="false"/>
+                <w:sz w:val="24"/>
+                <w:szCs w:val="24"/>
+              </w:rPr>
+              <w:t xml:space="preserve">Small (1–5 dispatchers, no in-house IT)</w:t>
+            </w:r>
+          </w:p>
+        </w:tc>
+        <w:tc>
+          <w:tcPr>
+            <w:tcW w:type="dxa" w:w="6160"/>
+            <w:tcBorders>
+              <w:top w:val="single" w:color="BFBFBF" w:sz="4"/>
+              <w:left w:val="single" w:color="BFBFBF" w:sz="4"/>
+              <w:bottom w:val="single" w:color="BFBFBF" w:sz="4"/>
+              <w:right w:val="single" w:color="BFBFBF" w:sz="4"/>
+            </w:tcBorders>
+            <w:tcMar>
+              <w:top w:type="dxa" w:w="80"/>
+              <w:left w:type="dxa" w:w="120"/>
+              <w:bottom w:type="dxa" w:w="80"/>
+              <w:right w:type="dxa" w:w="120"/>
+            </w:tcMar>
+          </w:tcPr>
+          <w:p>
+            <w:r>
+              <w:rPr>
+                <w:rFonts w:ascii="Aptos" w:cs="Aptos" w:eastAsia="Aptos" w:hAnsi="Aptos"/>
+                <w:b w:val="false"/>
+                <w:bCs w:val="false"/>
+                <w:i w:val="false"/>
+                <w:iCs w:val="false"/>
+                <w:sz w:val="24"/>
+                <w:szCs w:val="24"/>
+              </w:rPr>
+              <w:t>One person, usually the director, approves changes and keeps a simple change log. Standard changes follow a short checklist; major or emergency changes get a second set of eyes from county or vendor IT and a pre-change backup.</w:t>
+            </w:r>
+          </w:p>
+        </w:tc>
+      </w:tr>
+      <w:tr>
+        <w:tc>
+          <w:tcPr>
+            <w:tcW w:type="dxa" w:w="3200"/>
+            <w:tcBorders>
+              <w:top w:val="single" w:color="BFBFBF" w:sz="4"/>
+              <w:left w:val="single" w:color="BFBFBF" w:sz="4"/>
+              <w:bottom w:val="single" w:color="BFBFBF" w:sz="4"/>
+              <w:right w:val="single" w:color="BFBFBF" w:sz="4"/>
+            </w:tcBorders>
+            <w:tcMar>
+              <w:top w:type="dxa" w:w="80"/>
+              <w:left w:type="dxa" w:w="120"/>
+              <w:bottom w:type="dxa" w:w="80"/>
+              <w:right w:type="dxa" w:w="120"/>
+            </w:tcMar>
+          </w:tcPr>
+          <w:p>
+            <w:r>
+              <w:rPr>
+                <w:rFonts w:ascii="Aptos" w:cs="Aptos" w:eastAsia="Aptos" w:hAnsi="Aptos"/>
+                <w:b w:val="false"/>
+                <w:bCs w:val="false"/>
+                <w:i w:val="false"/>
+                <w:iCs w:val="false"/>
+                <w:sz w:val="24"/>
+                <w:szCs w:val="24"/>
+              </w:rPr>
+              <w:t xml:space="preserve">Medium (6–25, shared county IT)</w:t>
+            </w:r>
+          </w:p>
+        </w:tc>
+        <w:tc>
+          <w:tcPr>
+            <w:tcW w:type="dxa" w:w="6160"/>
+            <w:tcBorders>
+              <w:top w:val="single" w:color="BFBFBF" w:sz="4"/>
+              <w:left w:val="single" w:color="BFBFBF" w:sz="4"/>
+              <w:bottom w:val="single" w:color="BFBFBF" w:sz="4"/>
+              <w:right w:val="single" w:color="BFBFBF" w:sz="4"/>
+            </w:tcBorders>
+            <w:tcMar>
+              <w:top w:type="dxa" w:w="80"/>
+              <w:left w:type="dxa" w:w="120"/>
+              <w:bottom w:type="dxa" w:w="80"/>
+              <w:right w:type="dxa" w:w="120"/>
+            </w:tcMar>
+          </w:tcPr>
+          <w:p>
+            <w:r>
+              <w:rPr>
+                <w:rFonts w:ascii="Aptos" w:cs="Aptos" w:eastAsia="Aptos" w:hAnsi="Aptos"/>
+                <w:b w:val="false"/>
+                <w:bCs w:val="false"/>
+                <w:i w:val="false"/>
+                <w:iCs w:val="false"/>
+                <w:sz w:val="24"/>
+                <w:szCs w:val="24"/>
+              </w:rPr>
+              <w:t>A change approver or small advisory group reviews changes on a set cadence, with the security coordinator running the assessment gate for major changes. Records live in a shared change log.</w:t>
+            </w:r>
+          </w:p>
+        </w:tc>
+      </w:tr>
+      <w:tr>
+        <w:tc>
+          <w:tcPr>
+            <w:tcW w:type="dxa" w:w="3200"/>
+            <w:tcBorders>
+              <w:top w:val="single" w:color="BFBFBF" w:sz="4"/>
+              <w:left w:val="single" w:color="BFBFBF" w:sz="4"/>
+              <w:bottom w:val="single" w:color="BFBFBF" w:sz="4"/>
+              <w:right w:val="single" w:color="BFBFBF" w:sz="4"/>
+            </w:tcBorders>
+            <w:tcMar>
+              <w:top w:type="dxa" w:w="80"/>
+              <w:left w:type="dxa" w:w="120"/>
+              <w:bottom w:type="dxa" w:w="80"/>
+              <w:right w:type="dxa" w:w="120"/>
+            </w:tcMar>
+          </w:tcPr>
+          <w:p>
+            <w:r>
+              <w:rPr>
+                <w:rFonts w:ascii="Aptos" w:cs="Aptos" w:eastAsia="Aptos" w:hAnsi="Aptos"/>
+                <w:b w:val="false"/>
+                <w:bCs w:val="false"/>
+                <w:i w:val="false"/>
+                <w:iCs w:val="false"/>
+                <w:sz w:val="24"/>
+                <w:szCs w:val="24"/>
+              </w:rPr>
+              <w:t xml:space="preserve">Large (25+, dedicated IT/security)</w:t>
+            </w:r>
+          </w:p>
+        </w:tc>
+        <w:tc>
+          <w:tcPr>
+            <w:tcW w:type="dxa" w:w="6160"/>
+            <w:tcBorders>
+              <w:top w:val="single" w:color="BFBFBF" w:sz="4"/>
+              <w:left w:val="single" w:color="BFBFBF" w:sz="4"/>
+              <w:bottom w:val="single" w:color="BFBFBF" w:sz="4"/>
+              <w:right w:val="single" w:color="BFBFBF" w:sz="4"/>
+            </w:tcBorders>
+            <w:tcMar>
+              <w:top w:type="dxa" w:w="80"/>
+              <w:left w:type="dxa" w:w="120"/>
+              <w:bottom w:type="dxa" w:w="80"/>
+              <w:right w:type="dxa" w:w="120"/>
+            </w:tcMar>
+          </w:tcPr>
+          <w:p>
+            <w:r>
+              <w:rPr>
+                <w:rFonts w:ascii="Aptos" w:cs="Aptos" w:eastAsia="Aptos" w:hAnsi="Aptos"/>
+                <w:b w:val="false"/>
+                <w:bCs w:val="false"/>
+                <w:i w:val="false"/>
+                <w:iCs w:val="false"/>
+                <w:sz w:val="24"/>
+                <w:szCs w:val="24"/>
+              </w:rPr>
+              <w:t>A change advisory board governs changes across both centers, with formal risk scoring, a security assessment gate for major deployments, and change records in an ITSM system.</w:t>
+            </w:r>
+          </w:p>
+        </w:tc>
+      </w:tr>
+    </w:tbl>
+    <w:p>
+      <w:pPr>
+        <w:spacing w:after="60"/>
+      </w:pPr>
+    </w:p>
+    <w:tbl>
+      <w:tblPr>
+        <w:tblW w:type="dxa" w:w="9360"/>
+        <w:tblBorders>
+          <w:top w:val="single" w:color="auto" w:sz="4"/>
+          <w:left w:val="single" w:color="auto" w:sz="4"/>
+          <w:bottom w:val="single" w:color="auto" w:sz="4"/>
+          <w:right w:val="single" w:color="auto" w:sz="4"/>
+          <w:insideH w:val="single" w:color="auto" w:sz="4"/>
+          <w:insideV w:val="single" w:color="auto" w:sz="4"/>
+        </w:tblBorders>
+      </w:tblPr>
+      <w:tblGrid>
+        <w:gridCol w:w="9360"/>
+      </w:tblGrid>
+      <w:tr>
+        <w:tc>
+          <w:tcPr>
+            <w:tcW w:type="dxa" w:w="9360"/>
+            <w:tcBorders>
+              <w:top w:val="single" w:color="BFBFBF" w:sz="4"/>
+              <w:left w:val="single" w:color="BFBFBF" w:sz="4"/>
+              <w:bottom w:val="single" w:color="BFBFBF" w:sz="4"/>
+              <w:right w:val="single" w:color="BFBFBF" w:sz="4"/>
+            </w:tcBorders>
+            <w:shd w:fill="EEF2F7" w:val="clear"/>
+            <w:tcMar>
+              <w:top w:type="dxa" w:w="80"/>
+              <w:left w:type="dxa" w:w="120"/>
+              <w:bottom w:type="dxa" w:w="80"/>
+              <w:right w:type="dxa" w:w="120"/>
+            </w:tcMar>
+          </w:tcPr>
+          <w:p>
+            <w:pPr>
+              <w:spacing w:after="60"/>
+            </w:pPr>
+            <w:r>
+              <w:rPr>
+                <w:rFonts w:ascii="Aptos" w:cs="Aptos" w:eastAsia="Aptos" w:hAnsi="Aptos"/>
+                <w:b/>
+                <w:bCs/>
+                <w:i w:val="false"/>
+                <w:iCs w:val="false"/>
+                <w:color w:val="1B3A5C"/>
+                <w:sz w:val="24"/>
+                <w:szCs w:val="24"/>
+              </w:rPr>
+              <w:t xml:space="preserve">Source Authority</w:t>
+            </w:r>
+          </w:p>
+          <w:p>
+            <w:pPr>
+              <w:spacing w:after="140"/>
+            </w:pPr>
+            <w:r>
+              <w:rPr>
+                <w:rFonts w:ascii="Aptos" w:cs="Aptos" w:eastAsia="Aptos" w:hAnsi="Aptos"/>
+                <w:i/>
+                <w:iCs/>
+                <w:color w:val="595959"/>
+                <w:sz w:val="24"/>
+                <w:szCs w:val="24"/>
+              </w:rPr>
+              <w:t xml:space="preserve">List only the authorities that map to content in this artifact. Group by authority; order sections and control IDs numerically. No padding. Replace the lines below with the citations that actually apply.</w:t>
+            </w:r>
+          </w:p>
+          <w:p>
+            <w:pPr>
+              <w:spacing w:after="40" w:before="0"/>
+            </w:pPr>
+            <w:r>
+              <w:rPr>
+                <w:rFonts w:ascii="Aptos" w:cs="Aptos" w:eastAsia="Aptos" w:hAnsi="Aptos"/>
+                <w:b w:val="false"/>
+                <w:bCs w:val="false"/>
+                <w:i w:val="false"/>
+                <w:iCs w:val="false"/>
+                <w:sz w:val="24"/>
+                <w:szCs w:val="24"/>
+              </w:rPr>
+              <w:t>NENA-STA-040.2-2024: §4.4, §5.2, §6.4</w:t>
+            </w:r>
+          </w:p>
+          <w:p>
+            <w:pPr>
+              <w:spacing w:after="40" w:before="0"/>
+            </w:pPr>
+            <w:r>
+              <w:rPr>
+                <w:rFonts w:ascii="Aptos" w:cs="Aptos" w:eastAsia="Aptos" w:hAnsi="Aptos"/>
+                <w:b w:val="false"/>
+                <w:bCs w:val="false"/>
+                <w:i w:val="false"/>
+                <w:iCs w:val="false"/>
+                <w:sz w:val="24"/>
+                <w:szCs w:val="24"/>
+              </w:rPr>
+              <w:t>NIST SP 800-53 Rev. 5: CA-2, CM-3, CM-4, CM-5, CM-9, MA-2</w:t>
+            </w:r>
+          </w:p>
+        </w:tc>
+      </w:tr>
+    </w:tbl>
+    <w:p>
+      <w:pPr>
+        <w:pStyle w:val="Heading2"/>
+        <w:spacing w:after="100" w:before="220"/>
+      </w:pPr>
+      <w:r>
+        <w:rPr>
+          <w:rFonts w:ascii="Aptos" w:cs="Aptos" w:eastAsia="Aptos" w:hAnsi="Aptos"/>
+          <w:b/>
+          <w:bCs/>
+          <w:color w:val="1B3A5C"/>
+          <w:sz w:val="26"/>
+          <w:szCs w:val="26"/>
+        </w:rPr>
+        <w:t xml:space="preserve">Approval Signatures</w:t>
+      </w:r>
+    </w:p>
+    <w:tbl>
+      <w:tblPr>
+        <w:tblW w:type="dxa" w:w="9360"/>
+        <w:tblBorders>
+          <w:top w:val="single" w:color="auto" w:sz="4"/>
+          <w:left w:val="single" w:color="auto" w:sz="4"/>
+          <w:bottom w:val="single" w:color="auto" w:sz="4"/>
+          <w:right w:val="single" w:color="auto" w:sz="4"/>
+          <w:insideH w:val="single" w:color="auto" w:sz="4"/>
+          <w:insideV w:val="single" w:color="auto" w:sz="4"/>
+        </w:tblBorders>
+      </w:tblPr>
+      <w:tblGrid>
+        <w:gridCol w:w="3000"/>
+        <w:gridCol w:w="2360"/>
+        <w:gridCol w:w="2600"/>
+        <w:gridCol w:w="1400"/>
+      </w:tblGrid>
+      <w:tr>
+        <w:trPr>
+          <w:tblHeader/>
+        </w:trPr>
+        <w:tc>
+          <w:tcPr>
+            <w:tcW w:type="dxa" w:w="3000"/>
+            <w:tcBorders>
+              <w:top w:val="single" w:color="BFBFBF" w:sz="4"/>
+              <w:left w:val="single" w:color="BFBFBF" w:sz="4"/>
+              <w:bottom w:val="single" w:color="BFBFBF" w:sz="4"/>
+              <w:right w:val="single" w:color="BFBFBF" w:sz="4"/>
+            </w:tcBorders>
+            <w:shd w:fill="1B3A5C" w:val="clear"/>
+            <w:tcMar>
+              <w:top w:type="dxa" w:w="80"/>
+              <w:left w:type="dxa" w:w="120"/>
+              <w:bottom w:type="dxa" w:w="80"/>
+              <w:right w:type="dxa" w:w="120"/>
+            </w:tcMar>
+          </w:tcPr>
+          <w:p>
+            <w:r>
+              <w:rPr>
+                <w:rFonts w:ascii="Aptos" w:cs="Aptos" w:eastAsia="Aptos" w:hAnsi="Aptos"/>
+                <w:b/>
+                <w:bCs/>
+                <w:color w:val="FFFFFF"/>
+                <w:sz w:val="24"/>
+                <w:szCs w:val="24"/>
+              </w:rPr>
+              <w:t xml:space="preserve">Role</w:t>
+            </w:r>
+          </w:p>
+        </w:tc>
+        <w:tc>
+          <w:tcPr>
+            <w:tcW w:type="dxa" w:w="2360"/>
+            <w:tcBorders>
+              <w:top w:val="single" w:color="BFBFBF" w:sz="4"/>
+              <w:left w:val="single" w:color="BFBFBF" w:sz="4"/>
+              <w:bottom w:val="single" w:color="BFBFBF" w:sz="4"/>
+              <w:right w:val="single" w:color="BFBFBF" w:sz="4"/>
+            </w:tcBorders>
+            <w:shd w:fill="1B3A5C" w:val="clear"/>
+            <w:tcMar>
+              <w:top w:type="dxa" w:w="80"/>
+              <w:left w:type="dxa" w:w="120"/>
+              <w:bottom w:type="dxa" w:w="80"/>
+              <w:right w:type="dxa" w:w="120"/>
+            </w:tcMar>
+          </w:tcPr>
+          <w:p>
+            <w:r>
+              <w:rPr>
+                <w:rFonts w:ascii="Aptos" w:cs="Aptos" w:eastAsia="Aptos" w:hAnsi="Aptos"/>
+                <w:b/>
+                <w:bCs/>
+                <w:color w:val="FFFFFF"/>
+                <w:sz w:val="24"/>
+                <w:szCs w:val="24"/>
+              </w:rPr>
+              <w:t xml:space="preserve">Name</w:t>
+            </w:r>
+          </w:p>
+        </w:tc>
+        <w:tc>
+          <w:tcPr>
+            <w:tcW w:type="dxa" w:w="2600"/>
+            <w:tcBorders>
+              <w:top w:val="single" w:color="BFBFBF" w:sz="4"/>
+              <w:left w:val="single" w:color="BFBFBF" w:sz="4"/>
+              <w:bottom w:val="single" w:color="BFBFBF" w:sz="4"/>
+              <w:right w:val="single" w:color="BFBFBF" w:sz="4"/>
+            </w:tcBorders>
+            <w:shd w:fill="1B3A5C" w:val="clear"/>
+            <w:tcMar>
+              <w:top w:type="dxa" w:w="80"/>
+              <w:left w:type="dxa" w:w="120"/>
+              <w:bottom w:type="dxa" w:w="80"/>
+              <w:right w:type="dxa" w:w="120"/>
+            </w:tcMar>
+          </w:tcPr>
+          <w:p>
+            <w:r>
+              <w:rPr>
+                <w:rFonts w:ascii="Aptos" w:cs="Aptos" w:eastAsia="Aptos" w:hAnsi="Aptos"/>
+                <w:b/>
+                <w:bCs/>
+                <w:color w:val="FFFFFF"/>
+                <w:sz w:val="24"/>
+                <w:szCs w:val="24"/>
+              </w:rPr>
+              <w:t xml:space="preserve">Signature</w:t>
+            </w:r>
+          </w:p>
+        </w:tc>
+        <w:tc>
+          <w:tcPr>
+            <w:tcW w:type="dxa" w:w="1400"/>
+            <w:tcBorders>
+              <w:top w:val="single" w:color="BFBFBF" w:sz="4"/>
+              <w:left w:val="single" w:color="BFBFBF" w:sz="4"/>
+              <w:bottom w:val="single" w:color="BFBFBF" w:sz="4"/>
+              <w:right w:val="single" w:color="BFBFBF" w:sz="4"/>
+            </w:tcBorders>
+            <w:shd w:fill="1B3A5C" w:val="clear"/>
+            <w:tcMar>
+              <w:top w:type="dxa" w:w="80"/>
+              <w:left w:type="dxa" w:w="120"/>
+              <w:bottom w:type="dxa" w:w="80"/>
+              <w:right w:type="dxa" w:w="120"/>
+            </w:tcMar>
+          </w:tcPr>
+          <w:p>
+            <w:r>
+              <w:rPr>
+                <w:rFonts w:ascii="Aptos" w:cs="Aptos" w:eastAsia="Aptos" w:hAnsi="Aptos"/>
+                <w:b/>
+                <w:bCs/>
+                <w:color w:val="FFFFFF"/>
+                <w:sz w:val="24"/>
+                <w:szCs w:val="24"/>
+              </w:rPr>
+              <w:t xml:space="preserve">Date</w:t>
+            </w:r>
+          </w:p>
+        </w:tc>
+      </w:tr>
+      <w:tr>
+        <w:tc>
+          <w:tcPr>
+            <w:tcW w:type="dxa" w:w="3000"/>
+            <w:tcBorders>
+              <w:top w:val="single" w:color="BFBFBF" w:sz="4"/>
+              <w:left w:val="single" w:color="BFBFBF" w:sz="4"/>
+              <w:bottom w:val="single" w:color="BFBFBF" w:sz="4"/>
+              <w:right w:val="single" w:color="BFBFBF" w:sz="4"/>
+            </w:tcBorders>
+            <w:tcMar>
+              <w:top w:type="dxa" w:w="80"/>
+              <w:left w:type="dxa" w:w="120"/>
+              <w:bottom w:type="dxa" w:w="80"/>
+              <w:right w:type="dxa" w:w="120"/>
+            </w:tcMar>
+          </w:tcPr>
+          <w:p>
+            <w:r>
+              <w:rPr>
+                <w:rFonts w:ascii="Aptos" w:cs="Aptos" w:eastAsia="Aptos" w:hAnsi="Aptos"/>
+                <w:b w:val="false"/>
+                <w:bCs w:val="false"/>
+                <w:i w:val="false"/>
+                <w:iCs w:val="false"/>
+                <w:sz w:val="24"/>
+                <w:szCs w:val="24"/>
+              </w:rPr>
+              <w:t xml:space="preserve">[Approving official / title]</w:t>
+            </w:r>
+          </w:p>
+        </w:tc>
+        <w:tc>
+          <w:tcPr>
+            <w:tcW w:type="dxa" w:w="2360"/>
+            <w:tcBorders>
+              <w:top w:val="single" w:color="BFBFBF" w:sz="4"/>
+              <w:left w:val="single" w:color="BFBFBF" w:sz="4"/>
+              <w:bottom w:val="single" w:color="BFBFBF" w:sz="4"/>
+              <w:right w:val="single" w:color="BFBFBF" w:sz="4"/>
+            </w:tcBorders>
+            <w:tcMar>
+              <w:top w:type="dxa" w:w="80"/>
+              <w:left w:type="dxa" w:w="120"/>
+              <w:bottom w:type="dxa" w:w="80"/>
+              <w:right w:type="dxa" w:w="120"/>
+            </w:tcMar>
+          </w:tcPr>
+          <w:p/>
+        </w:tc>
+        <w:tc>
+          <w:tcPr>
+            <w:tcW w:type="dxa" w:w="2600"/>
+            <w:tcBorders>
+              <w:top w:val="single" w:color="BFBFBF" w:sz="4"/>
+              <w:left w:val="single" w:color="BFBFBF" w:sz="4"/>
+              <w:bottom w:val="single" w:color="BFBFBF" w:sz="4"/>
+              <w:right w:val="single" w:color="BFBFBF" w:sz="4"/>
+            </w:tcBorders>
+            <w:tcMar>
+              <w:top w:type="dxa" w:w="80"/>
+              <w:left w:type="dxa" w:w="120"/>
+              <w:bottom w:type="dxa" w:w="80"/>
+              <w:right w:type="dxa" w:w="120"/>
+            </w:tcMar>
+          </w:tcPr>
+          <w:p/>
+        </w:tc>
+        <w:tc>
+          <w:tcPr>
+            <w:tcW w:type="dxa" w:w="1400"/>
+            <w:tcBorders>
+              <w:top w:val="single" w:color="BFBFBF" w:sz="4"/>
+              <w:left w:val="single" w:color="BFBFBF" w:sz="4"/>
+              <w:bottom w:val="single" w:color="BFBFBF" w:sz="4"/>
+              <w:right w:val="single" w:color="BFBFBF" w:sz="4"/>
+            </w:tcBorders>
+            <w:tcMar>
+              <w:top w:type="dxa" w:w="80"/>
+              <w:left w:type="dxa" w:w="120"/>
+              <w:bottom w:type="dxa" w:w="80"/>
+              <w:right w:type="dxa" w:w="120"/>
+            </w:tcMar>
+          </w:tcPr>
+          <w:p/>
+        </w:tc>
+      </w:tr>
+      <w:tr>
+        <w:tc>
+          <w:tcPr>
+            <w:tcW w:type="dxa" w:w="3000"/>
+            <w:tcBorders>
+              <w:top w:val="single" w:color="BFBFBF" w:sz="4"/>
+              <w:left w:val="single" w:color="BFBFBF" w:sz="4"/>
+              <w:bottom w:val="single" w:color="BFBFBF" w:sz="4"/>
+              <w:right w:val="single" w:color="BFBFBF" w:sz="4"/>
+            </w:tcBorders>
+            <w:tcMar>
+              <w:top w:type="dxa" w:w="80"/>
+              <w:left w:type="dxa" w:w="120"/>
+              <w:bottom w:type="dxa" w:w="80"/>
+              <w:right w:type="dxa" w:w="120"/>
+            </w:tcMar>
+          </w:tcPr>
+          <w:p>
+            <w:r>
+              <w:rPr>
+                <w:rFonts w:ascii="Aptos" w:cs="Aptos" w:eastAsia="Aptos" w:hAnsi="Aptos"/>
+                <w:b w:val="false"/>
+                <w:bCs w:val="false"/>
+                <w:i w:val="false"/>
+                <w:iCs w:val="false"/>
+                <w:sz w:val="24"/>
+                <w:szCs w:val="24"/>
+              </w:rPr>
+              <w:t xml:space="preserve">[Owner role]</w:t>
+            </w:r>
+          </w:p>
+        </w:tc>
+        <w:tc>
+          <w:tcPr>
+            <w:tcW w:type="dxa" w:w="2360"/>
+            <w:tcBorders>
+              <w:top w:val="single" w:color="BFBFBF" w:sz="4"/>
+              <w:left w:val="single" w:color="BFBFBF" w:sz="4"/>
+              <w:bottom w:val="single" w:color="BFBFBF" w:sz="4"/>
+              <w:right w:val="single" w:color="BFBFBF" w:sz="4"/>
+            </w:tcBorders>
+            <w:tcMar>
+              <w:top w:type="dxa" w:w="80"/>
+              <w:left w:type="dxa" w:w="120"/>
+              <w:bottom w:type="dxa" w:w="80"/>
+              <w:right w:type="dxa" w:w="120"/>
+            </w:tcMar>
+          </w:tcPr>
+          <w:p/>
+        </w:tc>
+        <w:tc>
+          <w:tcPr>
+            <w:tcW w:type="dxa" w:w="2600"/>
+            <w:tcBorders>
+              <w:top w:val="single" w:color="BFBFBF" w:sz="4"/>
+              <w:left w:val="single" w:color="BFBFBF" w:sz="4"/>
+              <w:bottom w:val="single" w:color="BFBFBF" w:sz="4"/>
+              <w:right w:val="single" w:color="BFBFBF" w:sz="4"/>
+            </w:tcBorders>
+            <w:tcMar>
+              <w:top w:type="dxa" w:w="80"/>
+              <w:left w:type="dxa" w:w="120"/>
+              <w:bottom w:type="dxa" w:w="80"/>
+              <w:right w:type="dxa" w:w="120"/>
+            </w:tcMar>
+          </w:tcPr>
+          <w:p/>
+        </w:tc>
+        <w:tc>
+          <w:tcPr>
+            <w:tcW w:type="dxa" w:w="1400"/>
+            <w:tcBorders>
+              <w:top w:val="single" w:color="BFBFBF" w:sz="4"/>
+              <w:left w:val="single" w:color="BFBFBF" w:sz="4"/>
+              <w:bottom w:val="single" w:color="BFBFBF" w:sz="4"/>
+              <w:right w:val="single" w:color="BFBFBF" w:sz="4"/>
+            </w:tcBorders>
+            <w:tcMar>
+              <w:top w:type="dxa" w:w="80"/>
+              <w:left w:type="dxa" w:w="120"/>
+              <w:bottom w:type="dxa" w:w="80"/>
+              <w:right w:type="dxa" w:w="120"/>
+            </w:tcMar>
+          </w:tcPr>
+          <w:p/>
+        </w:tc>
+      </w:tr>
+    </w:tbl>
+    <w:p>
+      <w:pPr>
+        <w:pStyle w:val="Heading2"/>
+        <w:spacing w:after="100" w:before="220"/>
+      </w:pPr>
+      <w:r>
+        <w:rPr>
+          <w:rFonts w:ascii="Aptos" w:cs="Aptos" w:eastAsia="Aptos" w:hAnsi="Aptos"/>
+          <w:b/>
+          <w:bCs/>
+          <w:color w:val="1B3A5C"/>
+          <w:sz w:val="26"/>
+          <w:szCs w:val="26"/>
+        </w:rPr>
+        <w:t xml:space="preserve">Revision History</w:t>
+      </w:r>
+    </w:p>
+    <w:tbl>
+      <w:tblPr>
+        <w:tblW w:type="dxa" w:w="9360"/>
+        <w:tblBorders>
+          <w:top w:val="single" w:color="auto" w:sz="4"/>
+          <w:left w:val="single" w:color="auto" w:sz="4"/>
+          <w:bottom w:val="single" w:color="auto" w:sz="4"/>
+          <w:right w:val="single" w:color="auto" w:sz="4"/>
+          <w:insideH w:val="single" w:color="auto" w:sz="4"/>
+          <w:insideV w:val="single" w:color="auto" w:sz="4"/>
+        </w:tblBorders>
+      </w:tblPr>
+      <w:tblGrid>
+        <w:gridCol w:w="1300"/>
+        <w:gridCol w:w="1600"/>
+        <w:gridCol w:w="2200"/>
+        <w:gridCol w:w="4260"/>
+      </w:tblGrid>
+      <w:tr>
+        <w:trPr>
+          <w:tblHeader/>
+        </w:trPr>
+        <w:tc>
+          <w:tcPr>
+            <w:tcW w:type="dxa" w:w="1300"/>
+            <w:tcBorders>
+              <w:top w:val="single" w:color="BFBFBF" w:sz="4"/>
+              <w:left w:val="single" w:color="BFBFBF" w:sz="4"/>
+              <w:bottom w:val="single" w:color="BFBFBF" w:sz="4"/>
+              <w:right w:val="single" w:color="BFBFBF" w:sz="4"/>
+            </w:tcBorders>
+            <w:shd w:fill="1B3A5C" w:val="clear"/>
+            <w:tcMar>
+              <w:top w:type="dxa" w:w="80"/>
+              <w:left w:type="dxa" w:w="120"/>
+              <w:bottom w:type="dxa" w:w="80"/>
+              <w:right w:type="dxa" w:w="120"/>
+            </w:tcMar>
+          </w:tcPr>
+          <w:p>
+            <w:r>
+              <w:rPr>
+                <w:rFonts w:ascii="Aptos" w:cs="Aptos" w:eastAsia="Aptos" w:hAnsi="Aptos"/>
+                <w:b/>
+                <w:bCs/>
+                <w:color w:val="FFFFFF"/>
+                <w:sz w:val="24"/>
+                <w:szCs w:val="24"/>
+              </w:rPr>
+              <w:t xml:space="preserve">Version</w:t>
+            </w:r>
+          </w:p>
+        </w:tc>
+        <w:tc>
+          <w:tcPr>
+            <w:tcW w:type="dxa" w:w="1600"/>
+            <w:tcBorders>
+              <w:top w:val="single" w:color="BFBFBF" w:sz="4"/>
+              <w:left w:val="single" w:color="BFBFBF" w:sz="4"/>
+              <w:bottom w:val="single" w:color="BFBFBF" w:sz="4"/>
+              <w:right w:val="single" w:color="BFBFBF" w:sz="4"/>
+            </w:tcBorders>
+            <w:shd w:fill="1B3A5C" w:val="clear"/>
+            <w:tcMar>
+              <w:top w:type="dxa" w:w="80"/>
+              <w:left w:type="dxa" w:w="120"/>
+              <w:bottom w:type="dxa" w:w="80"/>
+              <w:right w:type="dxa" w:w="120"/>
+            </w:tcMar>
+          </w:tcPr>
+          <w:p>
+            <w:r>
+              <w:rPr>
+                <w:rFonts w:ascii="Aptos" w:cs="Aptos" w:eastAsia="Aptos" w:hAnsi="Aptos"/>
+                <w:b/>
+                <w:bCs/>
+                <w:color w:val="FFFFFF"/>
+                <w:sz w:val="24"/>
+                <w:szCs w:val="24"/>
+              </w:rPr>
+              <w:t xml:space="preserve">Date</w:t>
+            </w:r>
+          </w:p>
+        </w:tc>
+        <w:tc>
+          <w:tcPr>
+            <w:tcW w:type="dxa" w:w="2200"/>
+            <w:tcBorders>
+              <w:top w:val="single" w:color="BFBFBF" w:sz="4"/>
+              <w:left w:val="single" w:color="BFBFBF" w:sz="4"/>
+              <w:bottom w:val="single" w:color="BFBFBF" w:sz="4"/>
+              <w:right w:val="single" w:color="BFBFBF" w:sz="4"/>
+            </w:tcBorders>
+            <w:shd w:fill="1B3A5C" w:val="clear"/>
+            <w:tcMar>
+              <w:top w:type="dxa" w:w="80"/>
+              <w:left w:type="dxa" w:w="120"/>
+              <w:bottom w:type="dxa" w:w="80"/>
+              <w:right w:type="dxa" w:w="120"/>
+            </w:tcMar>
+          </w:tcPr>
+          <w:p>
+            <w:r>
+              <w:rPr>
+                <w:rFonts w:ascii="Aptos" w:cs="Aptos" w:eastAsia="Aptos" w:hAnsi="Aptos"/>
+                <w:b/>
+                <w:bCs/>
+                <w:color w:val="FFFFFF"/>
+                <w:sz w:val="24"/>
+                <w:szCs w:val="24"/>
+              </w:rPr>
+              <w:t xml:space="preserve">Author</w:t>
+            </w:r>
+          </w:p>
+        </w:tc>
+        <w:tc>
+          <w:tcPr>
+            <w:tcW w:type="dxa" w:w="4260"/>
+            <w:tcBorders>
+              <w:top w:val="single" w:color="BFBFBF" w:sz="4"/>
+              <w:left w:val="single" w:color="BFBFBF" w:sz="4"/>
+              <w:bottom w:val="single" w:color="BFBFBF" w:sz="4"/>
+              <w:right w:val="single" w:color="BFBFBF" w:sz="4"/>
+            </w:tcBorders>
+            <w:shd w:fill="1B3A5C" w:val="clear"/>
+            <w:tcMar>
+              <w:top w:type="dxa" w:w="80"/>
+              <w:left w:type="dxa" w:w="120"/>
+              <w:bottom w:type="dxa" w:w="80"/>
+              <w:right w:type="dxa" w:w="120"/>
+            </w:tcMar>
+          </w:tcPr>
+          <w:p>
+            <w:r>
+              <w:rPr>
+                <w:rFonts w:ascii="Aptos" w:cs="Aptos" w:eastAsia="Aptos" w:hAnsi="Aptos"/>
+                <w:b/>
+                <w:bCs/>
+                <w:color w:val="FFFFFF"/>
+                <w:sz w:val="24"/>
+                <w:szCs w:val="24"/>
+              </w:rPr>
+              <w:t xml:space="preserve">Summary of Change</w:t>
+            </w:r>
+          </w:p>
+        </w:tc>
+      </w:tr>
+      <w:tr>
+        <w:tc>
+          <w:tcPr>
+            <w:tcW w:type="dxa" w:w="1300"/>
+            <w:tcBorders>
+              <w:top w:val="single" w:color="BFBFBF" w:sz="4"/>
+              <w:left w:val="single" w:color="BFBFBF" w:sz="4"/>
+              <w:bottom w:val="single" w:color="BFBFBF" w:sz="4"/>
+              <w:right w:val="single" w:color="BFBFBF" w:sz="4"/>
+            </w:tcBorders>
+            <w:tcMar>
+              <w:top w:type="dxa" w:w="80"/>
+              <w:left w:type="dxa" w:w="120"/>
+              <w:bottom w:type="dxa" w:w="80"/>
+              <w:right w:type="dxa" w:w="120"/>
+            </w:tcMar>
+          </w:tcPr>
+          <w:p>
+            <w:r>
+              <w:rPr>
+                <w:rFonts w:ascii="Aptos" w:cs="Aptos" w:eastAsia="Aptos" w:hAnsi="Aptos"/>
+                <w:b w:val="false"/>
+                <w:bCs w:val="false"/>
+                <w:i w:val="false"/>
+                <w:iCs w:val="false"/>
+                <w:sz w:val="24"/>
+                <w:szCs w:val="24"/>
+              </w:rPr>
+              <w:t xml:space="preserve">[#]</w:t>
+            </w:r>
+          </w:p>
+        </w:tc>
+        <w:tc>
+          <w:tcPr>
+            <w:tcW w:type="dxa" w:w="1600"/>
+            <w:tcBorders>
+              <w:top w:val="single" w:color="BFBFBF" w:sz="4"/>
+              <w:left w:val="single" w:color="BFBFBF" w:sz="4"/>
+              <w:bottom w:val="single" w:color="BFBFBF" w:sz="4"/>
+              <w:right w:val="single" w:color="BFBFBF" w:sz="4"/>
+            </w:tcBorders>
+            <w:tcMar>
+              <w:top w:type="dxa" w:w="80"/>
+              <w:left w:type="dxa" w:w="120"/>
+              <w:bottom w:type="dxa" w:w="80"/>
+              <w:right w:type="dxa" w:w="120"/>
+            </w:tcMar>
+          </w:tcPr>
+          <w:p>
+            <w:r>
+              <w:rPr>
+                <w:rFonts w:ascii="Aptos" w:cs="Aptos" w:eastAsia="Aptos" w:hAnsi="Aptos"/>
+                <w:b w:val="false"/>
+                <w:bCs w:val="false"/>
+                <w:i w:val="false"/>
+                <w:iCs w:val="false"/>
+                <w:sz w:val="24"/>
+                <w:szCs w:val="24"/>
+              </w:rPr>
+              <w:t xml:space="preserve">[Date]</w:t>
+            </w:r>
+          </w:p>
+        </w:tc>
+        <w:tc>
+          <w:tcPr>
+            <w:tcW w:type="dxa" w:w="2200"/>
+            <w:tcBorders>
+              <w:top w:val="single" w:color="BFBFBF" w:sz="4"/>
+              <w:left w:val="single" w:color="BFBFBF" w:sz="4"/>
+              <w:bottom w:val="single" w:color="BFBFBF" w:sz="4"/>
+              <w:right w:val="single" w:color="BFBFBF" w:sz="4"/>
+            </w:tcBorders>
+            <w:tcMar>
+              <w:top w:type="dxa" w:w="80"/>
+              <w:left w:type="dxa" w:w="120"/>
+              <w:bottom w:type="dxa" w:w="80"/>
+              <w:right w:type="dxa" w:w="120"/>
+            </w:tcMar>
+          </w:tcPr>
+          <w:p>
+            <w:r>
+              <w:rPr>
+                <w:rFonts w:ascii="Aptos" w:cs="Aptos" w:eastAsia="Aptos" w:hAnsi="Aptos"/>
+                <w:b w:val="false"/>
+                <w:bCs w:val="false"/>
+                <w:i w:val="false"/>
+                <w:iCs w:val="false"/>
+                <w:sz w:val="24"/>
+                <w:szCs w:val="24"/>
+              </w:rPr>
+              <w:t xml:space="preserve">[Role]</w:t>
+            </w:r>
+          </w:p>
+        </w:tc>
+        <w:tc>
+          <w:tcPr>
+            <w:tcW w:type="dxa" w:w="4260"/>
+            <w:tcBorders>
+              <w:top w:val="single" w:color="BFBFBF" w:sz="4"/>
+              <w:left w:val="single" w:color="BFBFBF" w:sz="4"/>
+              <w:bottom w:val="single" w:color="BFBFBF" w:sz="4"/>
+              <w:right w:val="single" w:color="BFBFBF" w:sz="4"/>
+            </w:tcBorders>
+            <w:tcMar>
+              <w:top w:type="dxa" w:w="80"/>
+              <w:left w:type="dxa" w:w="120"/>
+              <w:bottom w:type="dxa" w:w="80"/>
+              <w:right w:type="dxa" w:w="120"/>
+            </w:tcMar>
+          </w:tcPr>
+          <w:p>
+            <w:r>
+              <w:rPr>
+                <w:rFonts w:ascii="Aptos" w:cs="Aptos" w:eastAsia="Aptos" w:hAnsi="Aptos"/>
+                <w:b w:val="false"/>
+                <w:bCs w:val="false"/>
+                <w:i w:val="false"/>
+                <w:iCs w:val="false"/>
+                <w:sz w:val="24"/>
+                <w:szCs w:val="24"/>
+              </w:rPr>
+              <w:t xml:space="preserve">[Initial issue]</w:t>
+            </w:r>
+          </w:p>
+        </w:tc>
+      </w:tr>
+    </w:tbl>
+    <w:p>
+      <w:pPr>
+        <w:spacing w:after="60"/>
+      </w:pPr>
+    </w:p>
+    <w:tbl>
+      <w:tblPr>
+        <w:tblW w:type="dxa" w:w="9360"/>
+        <w:tblBorders>
+          <w:top w:val="single" w:color="auto" w:sz="4"/>
+          <w:left w:val="single" w:color="auto" w:sz="4"/>
+          <w:bottom w:val="single" w:color="auto" w:sz="4"/>
+          <w:right w:val="single" w:color="auto" w:sz="4"/>
+          <w:insideH w:val="single" w:color="auto" w:sz="4"/>
+          <w:insideV w:val="single" w:color="auto" w:sz="4"/>
+        </w:tblBorders>
+      </w:tblPr>
+      <w:tblGrid>
+        <w:gridCol w:w="9360"/>
+      </w:tblGrid>
+      <w:tr>
+        <w:tc>
+          <w:tcPr>
+            <w:tcW w:type="dxa" w:w="9360"/>
+            <w:tcBorders>
+              <w:top w:val="single" w:color="BFBFBF" w:sz="4"/>
+              <w:left w:val="single" w:color="BFBFBF" w:sz="4"/>
+              <w:bottom w:val="single" w:color="BFBFBF" w:sz="4"/>
+              <w:right w:val="single" w:color="BFBFBF" w:sz="4"/>
+            </w:tcBorders>
+            <w:shd w:fill="F4F1E8" w:val="clear"/>
+            <w:tcMar>
+              <w:top w:type="dxa" w:w="80"/>
+              <w:left w:type="dxa" w:w="120"/>
+              <w:bottom w:type="dxa" w:w="80"/>
+              <w:right w:type="dxa" w:w="120"/>
+            </w:tcMar>
+          </w:tcPr>
+          <w:p>
+            <w:pPr>
+              <w:spacing w:after="60"/>
+            </w:pPr>
+            <w:r>
+              <w:rPr>
+                <w:rFonts w:ascii="Aptos" w:cs="Aptos" w:eastAsia="Aptos" w:hAnsi="Aptos"/>
+                <w:b/>
+                <w:bCs/>
+                <w:i w:val="false"/>
+                <w:iCs w:val="false"/>
+                <w:color w:val="1B3A5C"/>
+                <w:sz w:val="24"/>
+                <w:szCs w:val="24"/>
+              </w:rPr>
+              <w:t xml:space="preserve">Drafter’s note </w:t>
+            </w:r>
+            <w:r>
+              <w:rPr>
+                <w:rFonts w:ascii="Aptos" w:cs="Aptos" w:eastAsia="Aptos" w:hAnsi="Aptos"/>
+                <w:b w:val="false"/>
+                <w:bCs w:val="false"/>
+                <w:i/>
+                <w:iCs/>
+                <w:color w:val="595959"/>
+                <w:sz w:val="24"/>
+                <w:szCs w:val="24"/>
+              </w:rPr>
+              <w:t xml:space="preserve">(internal, delete before publishing)</w:t>
+            </w:r>
+          </w:p>
+          <w:p>
+            <w:pPr>
+              <w:spacing w:after="140"/>
+            </w:pPr>
+            <w:r>
+              <w:rPr>
+                <w:rFonts w:ascii="Aptos" w:cs="Aptos" w:eastAsia="Aptos" w:hAnsi="Aptos"/>
+                <w:i/>
+                <w:iCs/>
+                <w:color w:val="595959"/>
+                <w:sz w:val="24"/>
+                <w:szCs w:val="24"/>
+              </w:rPr>
+              <w:t>Confirm before finalizing: (1) the [Owner role] and the change-approver model (single approver for a small agency, a board for a large one); (2) the risk tiers and sign-off levels for standard, major, and emergency changes. No CJIS overlay: CJIS-regulated systems are maintained by the State via IDACS, outside PSAP scope, so this policy does not govern their change management. Cross-referenced artifacts use Tracker names: Change Request &amp; Approval Log, Emergency Change Procedures, System Configuration Baselines, DNS Security Configuration Record.</w:t>
+            </w:r>
+          </w:p>
+        </w:tc>
+      </w:tr>
+    </w:tbl>
+    <w:sectPr>
+      <w:headerReference w:type="default" r:id="rId7"/>
+      <w:footerReference w:type="default" r:id="rId8"/>
+      <w:pgSz w:w="12240" w:h="15840" w:orient="portrait"/>
+      <w:pgMar w:top="1440" w:right="1440" w:bottom="1440" w:left="1440" w:header="708" w:footer="708" w:gutter="0"/>
+      <w:pgNumType/>
+      <w:docGrid w:linePitch="360"/>
+    </w:sectPr>
+  </w:body>
+</w:document>
 </file>
 
 <file path=word/comments.xml><?xml version="1.0" encoding="utf-8"?>

--- a/public/templates/forms/A-052-ChangeManagementPolicy-FORM.docx
+++ b/public/templates/forms/A-052-ChangeManagementPolicy-FORM.docx
@@ -34,6 +34,9 @@
         <w:gridCol w:w="9360"/>
       </w:tblGrid>
       <w:tr>
+        <w:trPr>
+          <w:cantSplit/>
+        </w:trPr>
         <w:tc>
           <w:tcPr>
             <w:tcW w:type="dxa" w:w="9360"/>
@@ -316,6 +319,9 @@
         <w:gridCol w:w="9360"/>
       </w:tblGrid>
       <w:tr>
+        <w:trPr>
+          <w:cantSplit/>
+        </w:trPr>
         <w:tc>
           <w:tcPr>
             <w:tcW w:type="dxa" w:w="9360"/>
@@ -1078,6 +1084,7 @@
       </w:tblGrid>
       <w:tr>
         <w:trPr>
+          <w:cantSplit/>
           <w:tblHeader/>
         </w:trPr>
         <w:tc>
@@ -1144,6 +1151,9 @@
         </w:tc>
       </w:tr>
       <w:tr>
+        <w:trPr>
+          <w:cantSplit/>
+        </w:trPr>
         <w:tc>
           <w:tcPr>
             <w:tcW w:type="dxa" w:w="3000"/>
@@ -1208,6 +1218,9 @@
         </w:tc>
       </w:tr>
       <w:tr>
+        <w:trPr>
+          <w:cantSplit/>
+        </w:trPr>
         <w:tc>
           <w:tcPr>
             <w:tcW w:type="dxa" w:w="3000"/>
@@ -1272,6 +1285,9 @@
         </w:tc>
       </w:tr>
       <w:tr>
+        <w:trPr>
+          <w:cantSplit/>
+        </w:trPr>
         <w:tc>
           <w:tcPr>
             <w:tcW w:type="dxa" w:w="3000"/>
@@ -1336,6 +1352,9 @@
         </w:tc>
       </w:tr>
       <w:tr>
+        <w:trPr>
+          <w:cantSplit/>
+        </w:trPr>
         <w:tc>
           <w:tcPr>
             <w:tcW w:type="dxa" w:w="3000"/>
@@ -1400,6 +1419,9 @@
         </w:tc>
       </w:tr>
       <w:tr>
+        <w:trPr>
+          <w:cantSplit/>
+        </w:trPr>
         <w:tc>
           <w:tcPr>
             <w:tcW w:type="dxa" w:w="3000"/>
@@ -1665,6 +1687,7 @@
       </w:tblGrid>
       <w:tr>
         <w:trPr>
+          <w:cantSplit/>
           <w:tblHeader/>
         </w:trPr>
         <w:tc>
@@ -1731,6 +1754,9 @@
         </w:tc>
       </w:tr>
       <w:tr>
+        <w:trPr>
+          <w:cantSplit/>
+        </w:trPr>
         <w:tc>
           <w:tcPr>
             <w:tcW w:type="dxa" w:w="3200"/>
@@ -1795,6 +1821,9 @@
         </w:tc>
       </w:tr>
       <w:tr>
+        <w:trPr>
+          <w:cantSplit/>
+        </w:trPr>
         <w:tc>
           <w:tcPr>
             <w:tcW w:type="dxa" w:w="3200"/>
@@ -1859,6 +1888,9 @@
         </w:tc>
       </w:tr>
       <w:tr>
+        <w:trPr>
+          <w:cantSplit/>
+        </w:trPr>
         <w:tc>
           <w:tcPr>
             <w:tcW w:type="dxa" w:w="3200"/>
@@ -1944,6 +1976,9 @@
         <w:gridCol w:w="9360"/>
       </w:tblGrid>
       <w:tr>
+        <w:trPr>
+          <w:cantSplit/>
+        </w:trPr>
         <w:tc>
           <w:tcPr>
             <w:tcW w:type="dxa" w:w="9360"/>
@@ -2069,6 +2104,7 @@
       </w:tblGrid>
       <w:tr>
         <w:trPr>
+          <w:cantSplit/>
           <w:tblHeader/>
         </w:trPr>
         <w:tc>
@@ -2197,6 +2233,9 @@
         </w:tc>
       </w:tr>
       <w:tr>
+        <w:trPr>
+          <w:cantSplit/>
+        </w:trPr>
         <w:tc>
           <w:tcPr>
             <w:tcW w:type="dxa" w:w="3000"/>
@@ -2284,6 +2323,9 @@
         </w:tc>
       </w:tr>
       <w:tr>
+        <w:trPr>
+          <w:cantSplit/>
+        </w:trPr>
         <w:tc>
           <w:tcPr>
             <w:tcW w:type="dxa" w:w="3000"/>
@@ -2408,6 +2450,7 @@
       </w:tblGrid>
       <w:tr>
         <w:trPr>
+          <w:cantSplit/>
           <w:tblHeader/>
         </w:trPr>
         <w:tc>
@@ -2536,6 +2579,9 @@
         </w:tc>
       </w:tr>
       <w:tr>
+        <w:trPr>
+          <w:cantSplit/>
+        </w:trPr>
         <w:tc>
           <w:tcPr>
             <w:tcW w:type="dxa" w:w="1300"/>
@@ -2683,6 +2729,9 @@
         <w:gridCol w:w="9360"/>
       </w:tblGrid>
       <w:tr>
+        <w:trPr>
+          <w:cantSplit/>
+        </w:trPr>
         <w:tc>
           <w:tcPr>
             <w:tcW w:type="dxa" w:w="9360"/>
@@ -2750,6 +2799,7 @@
         </w:tc>
       </w:tr>
     </w:tbl>
+    <w:p/>
     <w:sectPr>
       <w:headerReference w:type="default" r:id="rId7"/>
       <w:footerReference w:type="default" r:id="rId8"/>
@@ -2760,10 +2810,6 @@
     </w:sectPr>
   </w:body>
 </w:document>
-</file>
-
-<file path=word/comments.xml><?xml version="1.0" encoding="utf-8"?>
-<w:comments xmlns:cx="http://schemas.microsoft.com/office/drawing/2014/chartex" xmlns:cx1="http://schemas.microsoft.com/office/drawing/2015/9/8/chartex" xmlns:cx2="http://schemas.microsoft.com/office/drawing/2015/10/21/chartex" xmlns:cx3="http://schemas.microsoft.com/office/drawing/2016/5/9/chartex" xmlns:cx4="http://schemas.microsoft.com/office/drawing/2016/5/10/chartex" xmlns:cx5="http://schemas.microsoft.com/office/drawing/2016/5/11/chartex" xmlns:cx6="http://schemas.microsoft.com/office/drawing/2016/5/12/chartex" xmlns:cx7="http://schemas.microsoft.com/office/drawing/2016/5/13/chartex" xmlns:cx8="http://schemas.microsoft.com/office/drawing/2016/5/14/chartex" xmlns:mc="http://schemas.openxmlformats.org/markup-compatibility/2006" xmlns:aink="http://schemas.microsoft.com/office/drawing/2016/ink" xmlns:am3d="http://schemas.microsoft.com/office/drawing/2017/model3d" xmlns:o="urn:schemas-microsoft-com:office:office" xmlns:r="http://schemas.openxmlformats.org/officeDocument/2006/relationships" xmlns:m="http://schemas.openxmlformats.org/officeDocument/2006/math" xmlns:v="urn:schemas-microsoft-com:vml" xmlns:wp14="http://schemas.microsoft.com/office/word/2010/wordprocessingDrawing" xmlns:wp="http://schemas.openxmlformats.org/drawingml/2006/wordprocessingDrawing" xmlns:w10="urn:schemas-microsoft-com:office:word" xmlns:w="http://schemas.openxmlformats.org/wordprocessingml/2006/main" xmlns:w14="http://schemas.microsoft.com/office/word/2010/wordml" xmlns:w15="http://schemas.microsoft.com/office/word/2012/wordml" xmlns:w16cex="http://schemas.microsoft.com/office/word/2018/wordml/cex" xmlns:w16cid="http://schemas.microsoft.com/office/word/2016/wordml/cid" xmlns:w16="http://schemas.microsoft.com/office/word/2018/wordml" xmlns:w16sdtdh="http://schemas.microsoft.com/office/word/2020/wordml/sdtdatahash" xmlns:w16se="http://schemas.microsoft.com/office/word/2015/wordml/symex" xmlns:wpg="http://schemas.microsoft.com/office/word/2010/wordprocessingGroup" xmlns:wpi="http://schemas.microsoft.com/office/word/2010/wordprocessingInk" xmlns:wne="http://schemas.microsoft.com/office/word/2006/wordml" xmlns:wps="http://schemas.microsoft.com/office/word/2010/wordprocessingShape"/>
 </file>
 
 <file path=word/endnotes.xml><?xml version="1.0" encoding="utf-8"?>
@@ -3174,37 +3220,24 @@
       <w:szCs w:val="56"/>
     </w:rPr>
   </w:style>
-  <w:style w:type="paragraph" w:styleId="Heading1">
-    <w:name w:val="Heading 1"/>
-    <w:basedOn w:val="Normal"/>
-    <w:next w:val="Normal"/>
-    <w:qFormat/>
-    <w:rPr>
-      <w:color w:val="2E74B5"/>
-      <w:sz w:val="32"/>
-      <w:szCs w:val="32"/>
-    </w:rPr>
-  </w:style>
-  <w:style w:type="paragraph" w:styleId="Heading2">
-    <w:name w:val="Heading 2"/>
-    <w:basedOn w:val="Normal"/>
-    <w:next w:val="Normal"/>
-    <w:qFormat/>
-    <w:rPr>
-      <w:color w:val="2E74B5"/>
-      <w:sz w:val="26"/>
-      <w:szCs w:val="26"/>
-    </w:rPr>
-  </w:style>
   <w:style w:type="paragraph" w:styleId="Heading3">
     <w:name w:val="Heading 3"/>
     <w:basedOn w:val="Normal"/>
     <w:next w:val="Normal"/>
     <w:qFormat/>
+    <w:pPr>
+      <w:keepNext/>
+      <w:keepLines/>
+      <w:spacing w:after="100" w:before="220"/>
+      <w:outlineLvl w:val="2"/>
+    </w:pPr>
     <w:rPr>
-      <w:color w:val="1F4D78"/>
-      <w:sz w:val="24"/>
-      <w:szCs w:val="24"/>
+      <w:rFonts w:ascii="Aptos" w:cs="Aptos" w:eastAsia="Aptos" w:hAnsi="Aptos"/>
+      <w:b/>
+      <w:bCs/>
+      <w:color w:val="1B3A5C"/>
+      <w:sz w:val="26"/>
+      <w:szCs w:val="26"/>
     </w:rPr>
   </w:style>
   <w:style w:type="paragraph" w:styleId="Heading4">
@@ -3212,10 +3245,19 @@
     <w:basedOn w:val="Normal"/>
     <w:next w:val="Normal"/>
     <w:qFormat/>
+    <w:pPr>
+      <w:keepNext/>
+      <w:keepLines/>
+      <w:spacing w:after="100" w:before="220"/>
+      <w:outlineLvl w:val="3"/>
+    </w:pPr>
     <w:rPr>
-      <w:i/>
-      <w:iCs/>
-      <w:color w:val="2E74B5"/>
+      <w:rFonts w:ascii="Aptos" w:cs="Aptos" w:eastAsia="Aptos" w:hAnsi="Aptos"/>
+      <w:b/>
+      <w:bCs/>
+      <w:color w:val="1B3A5C"/>
+      <w:sz w:val="24"/>
+      <w:szCs w:val="24"/>
     </w:rPr>
   </w:style>
   <w:style w:type="paragraph" w:styleId="Heading5">
@@ -3223,8 +3265,19 @@
     <w:basedOn w:val="Normal"/>
     <w:next w:val="Normal"/>
     <w:qFormat/>
+    <w:pPr>
+      <w:keepNext/>
+      <w:keepLines/>
+      <w:spacing w:after="100" w:before="220"/>
+      <w:outlineLvl w:val="4"/>
+    </w:pPr>
     <w:rPr>
-      <w:color w:val="2E74B5"/>
+      <w:rFonts w:ascii="Aptos" w:cs="Aptos" w:eastAsia="Aptos" w:hAnsi="Aptos"/>
+      <w:b/>
+      <w:bCs/>
+      <w:color w:val="1B3A5C"/>
+      <w:sz w:val="24"/>
+      <w:szCs w:val="24"/>
     </w:rPr>
   </w:style>
   <w:style w:type="paragraph" w:styleId="Heading6">
@@ -3232,8 +3285,19 @@
     <w:basedOn w:val="Normal"/>
     <w:next w:val="Normal"/>
     <w:qFormat/>
+    <w:pPr>
+      <w:keepNext/>
+      <w:keepLines/>
+      <w:spacing w:after="100" w:before="220"/>
+      <w:outlineLvl w:val="5"/>
+    </w:pPr>
     <w:rPr>
-      <w:color w:val="1F4D78"/>
+      <w:rFonts w:ascii="Aptos" w:cs="Aptos" w:eastAsia="Aptos" w:hAnsi="Aptos"/>
+      <w:b/>
+      <w:bCs/>
+      <w:color w:val="1B3A5C"/>
+      <w:sz w:val="24"/>
+      <w:szCs w:val="24"/>
     </w:rPr>
   </w:style>
   <w:style w:type="paragraph" w:styleId="Strong">
@@ -3341,6 +3405,8 @@
     <w:next w:val="Normal"/>
     <w:qFormat/>
     <w:pPr>
+      <w:keepNext/>
+      <w:keepLines/>
       <w:spacing w:after="160" w:before="240"/>
       <w:outlineLvl w:val="0"/>
     </w:pPr>
@@ -3359,6 +3425,8 @@
     <w:next w:val="Normal"/>
     <w:qFormat/>
     <w:pPr>
+      <w:keepNext/>
+      <w:keepLines/>
       <w:spacing w:after="100" w:before="220"/>
       <w:outlineLvl w:val="1"/>
     </w:pPr>
